--- a/08-传感器电路/12-其他传感器电路/称重传感器电路/称重传感器电路.docx
+++ b/08-传感器电路/12-其他传感器电路/称重传感器电路/称重传感器电路.docx
@@ -3005,6 +3005,20 @@
     </w:p>
     <w:bookmarkEnd w:id="26"/>
     <w:bookmarkEnd w:id="27"/>
+    <w:p>
+      <w:pPr>
+        <w:spacing w:before="360"/>
+        <w:jc w:val="center"/>
+      </w:pPr>
+      <w:r>
+        <w:rPr>
+          <w:rFonts w:ascii="Times New Roman" w:hAnsi="Times New Roman"/>
+          <w:color w:val="555555"/>
+          <w:sz w:val="21"/>
+        </w:rPr>
+        <w:t>材料收集者：杜文杰</w:t>
+      </w:r>
+    </w:p>
     <w:sectPr>
       <w:headerReference r:id="rId9" w:type="default"/>
       <w:footerReference r:id="rId10" w:type="default"/>

--- a/08-传感器电路/12-其他传感器电路/称重传感器电路/称重传感器电路.docx
+++ b/08-传感器电路/12-其他传感器电路/称重传感器电路/称重传感器电路.docx
@@ -1,6 +1,6 @@
 
 <file path=word/document.xml><?xml version="1.0" encoding="utf-8"?>
-<w:document xmlns:w="http://schemas.openxmlformats.org/wordprocessingml/2006/main" xmlns:m="http://schemas.openxmlformats.org/officeDocument/2006/math" xmlns:r="http://schemas.openxmlformats.org/officeDocument/2006/relationships" xmlns:o="urn:schemas-microsoft-com:office:office" xmlns:v="urn:schemas-microsoft-com:vml" xmlns:w10="urn:schemas-microsoft-com:office:word" xmlns:a="http://schemas.openxmlformats.org/drawingml/2006/main" xmlns:pic="http://schemas.openxmlformats.org/drawingml/2006/picture" xmlns:wp="http://schemas.openxmlformats.org/drawingml/2006/wordprocessingDrawing">
+<w:document xmlns:m="http://schemas.openxmlformats.org/officeDocument/2006/math" xmlns:r="http://schemas.openxmlformats.org/officeDocument/2006/relationships" xmlns:w="http://schemas.openxmlformats.org/wordprocessingml/2006/main" xmlns:o="urn:schemas-microsoft-com:office:office" xmlns:v="urn:schemas-microsoft-com:vml" xmlns:w10="urn:schemas-microsoft-com:office:word" xmlns:a="http://schemas.openxmlformats.org/drawingml/2006/main" xmlns:pic="http://schemas.openxmlformats.org/drawingml/2006/picture" xmlns:wp="http://schemas.openxmlformats.org/drawingml/2006/wordprocessingDrawing">
   <w:body>
     <w:bookmarkStart w:id="27" w:name="称重传感器电路"/>
     <w:p>
@@ -9,7 +9,7 @@
       </w:pPr>
       <w:r>
         <w:rPr>
-          <w:rFonts w:hint="eastAsia"/>
+          <w:rFonts w:hint="eastAsia" w:eastAsia="黑体"/>
         </w:rPr>
         <w:t xml:space="preserve">称重传感器电路</w:t>
       </w:r>
@@ -21,7 +21,7 @@
       </w:pPr>
       <w:r>
         <w:rPr>
-          <w:rFonts w:hint="eastAsia"/>
+          <w:rFonts w:hint="eastAsia" w:eastAsia="黑体"/>
         </w:rPr>
         <w:t xml:space="preserve">拓扑描述</w:t>
       </w:r>
@@ -32,16 +32,19 @@
       </w:pPr>
       <w:r>
         <w:rPr>
-          <w:rFonts w:hint="eastAsia"/>
+          <w:rFonts w:hint="eastAsia" w:eastAsia="黑体"/>
         </w:rPr>
         <w:t xml:space="preserve">由</w:t>
       </w:r>
       <w:r>
+        <w:rPr>
+          <w:rFonts w:eastAsia="黑体"/>
+        </w:rPr>
         <w:t xml:space="preserve"> </w:t>
       </w:r>
       <w:r>
         <w:rPr>
-          <w:rFonts w:hint="eastAsia"/>
+          <w:rFonts w:hint="eastAsia" w:eastAsia="黑体"/>
           <w:b/>
           <w:bCs/>
         </w:rPr>
@@ -49,6 +52,7 @@
       </w:r>
       <w:r>
         <w:rPr>
+          <w:rFonts w:eastAsia="黑体"/>
           <w:b/>
           <w:bCs/>
         </w:rPr>
@@ -70,6 +74,7 @@
       </m:oMath>
       <w:r>
         <w:rPr>
+          <w:rFonts w:eastAsia="黑体"/>
           <w:b/>
           <w:bCs/>
         </w:rPr>
@@ -91,6 +96,7 @@
       </m:oMath>
       <w:r>
         <w:rPr>
+          <w:rFonts w:eastAsia="黑体"/>
           <w:b/>
           <w:bCs/>
         </w:rPr>
@@ -98,29 +104,35 @@
       </w:r>
       <w:r>
         <w:rPr>
-          <w:rFonts w:hint="eastAsia"/>
+          <w:rFonts w:hint="eastAsia" w:eastAsia="黑体"/>
           <w:b/>
           <w:bCs/>
         </w:rPr>
         <w:t xml:space="preserve">构成四臂）</w:t>
       </w:r>
       <w:r>
+        <w:rPr>
+          <w:rFonts w:eastAsia="黑体"/>
+        </w:rPr>
         <w:t xml:space="preserve">、</w:t>
       </w:r>
       <w:r>
         <w:rPr>
-          <w:rFonts w:hint="eastAsia"/>
+          <w:rFonts w:hint="eastAsia" w:eastAsia="黑体"/>
           <w:b/>
           <w:bCs/>
         </w:rPr>
         <w:t xml:space="preserve">桥压激励源</w:t>
       </w:r>
       <w:r>
+        <w:rPr>
+          <w:rFonts w:eastAsia="黑体"/>
+        </w:rPr>
         <w:t xml:space="preserve">、</w:t>
       </w:r>
       <w:r>
         <w:rPr>
-          <w:rFonts w:hint="eastAsia"/>
+          <w:rFonts w:hint="eastAsia" w:eastAsia="黑体"/>
           <w:b/>
           <w:bCs/>
         </w:rPr>
@@ -128,6 +140,7 @@
       </w:r>
       <w:r>
         <w:rPr>
+          <w:rFonts w:eastAsia="黑体"/>
           <w:b/>
           <w:bCs/>
         </w:rPr>
@@ -135,7 +148,7 @@
       </w:r>
       <w:r>
         <w:rPr>
-          <w:rFonts w:hint="eastAsia"/>
+          <w:rFonts w:hint="eastAsia" w:eastAsia="黑体"/>
           <w:b/>
           <w:bCs/>
         </w:rPr>
@@ -143,6 +156,7 @@
       </w:r>
       <w:r>
         <w:rPr>
+          <w:rFonts w:eastAsia="黑体"/>
           <w:b/>
           <w:bCs/>
         </w:rPr>
@@ -150,27 +164,33 @@
       </w:r>
       <w:r>
         <w:rPr>
-          <w:rFonts w:hint="eastAsia"/>
+          <w:rFonts w:hint="eastAsia" w:eastAsia="黑体"/>
           <w:b/>
           <w:bCs/>
         </w:rPr>
         <w:t xml:space="preserve">类）</w:t>
       </w:r>
       <w:r>
+        <w:rPr>
+          <w:rFonts w:eastAsia="黑体"/>
+        </w:rPr>
         <w:t xml:space="preserve"> </w:t>
       </w:r>
       <w:r>
         <w:rPr>
-          <w:rFonts w:hint="eastAsia"/>
+          <w:rFonts w:hint="eastAsia" w:eastAsia="黑体"/>
         </w:rPr>
         <w:t xml:space="preserve">与</w:t>
       </w:r>
       <w:r>
+        <w:rPr>
+          <w:rFonts w:eastAsia="黑体"/>
+        </w:rPr>
         <w:t xml:space="preserve"> </w:t>
       </w:r>
       <w:r>
         <w:rPr>
-          <w:rFonts w:hint="eastAsia"/>
+          <w:rFonts w:hint="eastAsia" w:eastAsia="黑体"/>
           <w:b/>
           <w:bCs/>
         </w:rPr>
@@ -178,6 +198,7 @@
       </w:r>
       <w:r>
         <w:rPr>
+          <w:rFonts w:eastAsia="黑体"/>
           <w:b/>
           <w:bCs/>
         </w:rPr>
@@ -185,7 +206,7 @@
       </w:r>
       <w:r>
         <w:rPr>
-          <w:rFonts w:hint="eastAsia"/>
+          <w:rFonts w:hint="eastAsia" w:eastAsia="黑体"/>
           <w:b/>
           <w:bCs/>
         </w:rPr>
@@ -193,6 +214,7 @@
       </w:r>
       <w:r>
         <w:rPr>
+          <w:rFonts w:eastAsia="黑体"/>
           <w:b/>
           <w:bCs/>
         </w:rPr>
@@ -200,33 +222,39 @@
       </w:r>
       <w:r>
         <w:rPr>
-          <w:rFonts w:hint="eastAsia"/>
+          <w:rFonts w:hint="eastAsia" w:eastAsia="黑体"/>
           <w:b/>
           <w:bCs/>
         </w:rPr>
         <w:t xml:space="preserve">HX711）</w:t>
       </w:r>
       <w:r>
+        <w:rPr>
+          <w:rFonts w:eastAsia="黑体"/>
+        </w:rPr>
         <w:t xml:space="preserve"> </w:t>
       </w:r>
       <w:r>
         <w:rPr>
-          <w:rFonts w:hint="eastAsia"/>
+          <w:rFonts w:hint="eastAsia" w:eastAsia="黑体"/>
         </w:rPr>
         <w:t xml:space="preserve">组成。电路共有</w:t>
       </w:r>
       <w:r>
+        <w:rPr>
+          <w:rFonts w:eastAsia="黑体"/>
+        </w:rPr>
         <w:t xml:space="preserve"> 6 </w:t>
       </w:r>
       <w:r>
         <w:rPr>
-          <w:rFonts w:hint="eastAsia"/>
+          <w:rFonts w:hint="eastAsia" w:eastAsia="黑体"/>
         </w:rPr>
         <w:t xml:space="preserve">个关键节点：</w:t>
       </w:r>
       <w:r>
         <w:rPr>
-          <w:rFonts w:hint="eastAsia"/>
+          <w:rFonts w:hint="eastAsia" w:eastAsia="黑体"/>
           <w:b/>
           <w:bCs/>
         </w:rPr>
@@ -234,6 +262,7 @@
       </w:r>
       <w:r>
         <w:rPr>
+          <w:rFonts w:eastAsia="黑体"/>
           <w:b/>
           <w:bCs/>
         </w:rPr>
@@ -241,7 +270,7 @@
       </w:r>
       <w:r>
         <w:rPr>
-          <w:rFonts w:hint="eastAsia"/>
+          <w:rFonts w:hint="eastAsia" w:eastAsia="黑体"/>
           <w:b/>
           <w:bCs/>
         </w:rPr>
@@ -249,6 +278,7 @@
       </w:r>
       <w:r>
         <w:rPr>
+          <w:rFonts w:eastAsia="黑体"/>
           <w:b/>
           <w:bCs/>
         </w:rPr>
@@ -256,11 +286,14 @@
       </w:r>
       <w:r>
         <w:rPr>
-          <w:rFonts w:hint="eastAsia"/>
+          <w:rFonts w:hint="eastAsia" w:eastAsia="黑体"/>
         </w:rPr>
         <w:t xml:space="preserve">（桥压</w:t>
       </w:r>
       <w:r>
+        <w:rPr>
+          <w:rFonts w:eastAsia="黑体"/>
+        </w:rPr>
         <w:t xml:space="preserve"> </w:t>
       </w:r>
       <m:oMath>
@@ -281,15 +314,21 @@
         </m:sSub>
       </m:oMath>
       <w:r>
+        <w:rPr>
+          <w:rFonts w:eastAsia="黑体"/>
+        </w:rPr>
         <w:t xml:space="preserve"> </w:t>
       </w:r>
       <w:r>
         <w:rPr>
-          <w:rFonts w:hint="eastAsia"/>
+          <w:rFonts w:hint="eastAsia" w:eastAsia="黑体"/>
         </w:rPr>
         <w:t xml:space="preserve">正端，接</w:t>
       </w:r>
       <w:r>
+        <w:rPr>
+          <w:rFonts w:eastAsia="黑体"/>
+        </w:rPr>
         <w:t xml:space="preserve"> </w:t>
       </w:r>
       <m:oMath>
@@ -307,6 +346,9 @@
         </m:sSub>
       </m:oMath>
       <w:r>
+        <w:rPr>
+          <w:rFonts w:eastAsia="黑体"/>
+        </w:rPr>
         <w:t xml:space="preserve">、</w:t>
       </w:r>
       <m:oMath>
@@ -324,17 +366,20 @@
         </m:sSub>
       </m:oMath>
       <w:r>
+        <w:rPr>
+          <w:rFonts w:eastAsia="黑体"/>
+        </w:rPr>
         <w:t xml:space="preserve"> </w:t>
       </w:r>
       <w:r>
         <w:rPr>
-          <w:rFonts w:hint="eastAsia"/>
+          <w:rFonts w:hint="eastAsia" w:eastAsia="黑体"/>
         </w:rPr>
         <w:t xml:space="preserve">的上端）；</w:t>
       </w:r>
       <w:r>
         <w:rPr>
-          <w:rFonts w:hint="eastAsia"/>
+          <w:rFonts w:hint="eastAsia" w:eastAsia="黑体"/>
           <w:b/>
           <w:bCs/>
         </w:rPr>
@@ -342,6 +387,7 @@
       </w:r>
       <w:r>
         <w:rPr>
+          <w:rFonts w:eastAsia="黑体"/>
           <w:b/>
           <w:bCs/>
         </w:rPr>
@@ -349,7 +395,7 @@
       </w:r>
       <w:r>
         <w:rPr>
-          <w:rFonts w:hint="eastAsia"/>
+          <w:rFonts w:hint="eastAsia" w:eastAsia="黑体"/>
           <w:b/>
           <w:bCs/>
         </w:rPr>
@@ -357,6 +403,7 @@
       </w:r>
       <w:r>
         <w:rPr>
+          <w:rFonts w:eastAsia="黑体"/>
           <w:b/>
           <w:bCs/>
         </w:rPr>
@@ -364,11 +411,14 @@
       </w:r>
       <w:r>
         <w:rPr>
-          <w:rFonts w:hint="eastAsia"/>
+          <w:rFonts w:hint="eastAsia" w:eastAsia="黑体"/>
         </w:rPr>
         <w:t xml:space="preserve">（桥压负/地端，接</w:t>
       </w:r>
       <w:r>
+        <w:rPr>
+          <w:rFonts w:eastAsia="黑体"/>
+        </w:rPr>
         <w:t xml:space="preserve"> </w:t>
       </w:r>
       <m:oMath>
@@ -386,6 +436,9 @@
         </m:sSub>
       </m:oMath>
       <w:r>
+        <w:rPr>
+          <w:rFonts w:eastAsia="黑体"/>
+        </w:rPr>
         <w:t xml:space="preserve">、</w:t>
       </w:r>
       <m:oMath>
@@ -403,17 +456,20 @@
         </m:sSub>
       </m:oMath>
       <w:r>
+        <w:rPr>
+          <w:rFonts w:eastAsia="黑体"/>
+        </w:rPr>
         <w:t xml:space="preserve"> </w:t>
       </w:r>
       <w:r>
         <w:rPr>
-          <w:rFonts w:hint="eastAsia"/>
+          <w:rFonts w:hint="eastAsia" w:eastAsia="黑体"/>
         </w:rPr>
         <w:t xml:space="preserve">的下端）；</w:t>
       </w:r>
       <w:r>
         <w:rPr>
-          <w:rFonts w:hint="eastAsia"/>
+          <w:rFonts w:hint="eastAsia" w:eastAsia="黑体"/>
           <w:b/>
           <w:bCs/>
         </w:rPr>
@@ -421,6 +477,7 @@
       </w:r>
       <w:r>
         <w:rPr>
+          <w:rFonts w:eastAsia="黑体"/>
           <w:b/>
           <w:bCs/>
         </w:rPr>
@@ -428,7 +485,7 @@
       </w:r>
       <w:r>
         <w:rPr>
-          <w:rFonts w:hint="eastAsia"/>
+          <w:rFonts w:hint="eastAsia" w:eastAsia="黑体"/>
           <w:b/>
           <w:bCs/>
         </w:rPr>
@@ -436,6 +493,7 @@
       </w:r>
       <w:r>
         <w:rPr>
+          <w:rFonts w:eastAsia="黑体"/>
           <w:b/>
           <w:bCs/>
         </w:rPr>
@@ -443,7 +501,7 @@
       </w:r>
       <w:r>
         <w:rPr>
-          <w:rFonts w:hint="eastAsia"/>
+          <w:rFonts w:hint="eastAsia" w:eastAsia="黑体"/>
         </w:rPr>
         <w:t xml:space="preserve">（</w:t>
       </w:r>
@@ -462,15 +520,21 @@
         </m:sSub>
       </m:oMath>
       <w:r>
+        <w:rPr>
+          <w:rFonts w:eastAsia="黑体"/>
+        </w:rPr>
         <w:t xml:space="preserve"> </w:t>
       </w:r>
       <w:r>
         <w:rPr>
-          <w:rFonts w:hint="eastAsia"/>
+          <w:rFonts w:hint="eastAsia" w:eastAsia="黑体"/>
         </w:rPr>
         <w:t xml:space="preserve">与</w:t>
       </w:r>
       <w:r>
+        <w:rPr>
+          <w:rFonts w:eastAsia="黑体"/>
+        </w:rPr>
         <w:t xml:space="preserve"> </w:t>
       </w:r>
       <m:oMath>
@@ -488,35 +552,44 @@
         </m:sSub>
       </m:oMath>
       <w:r>
+        <w:rPr>
+          <w:rFonts w:eastAsia="黑体"/>
+        </w:rPr>
         <w:t xml:space="preserve"> </w:t>
       </w:r>
       <w:r>
         <w:rPr>
-          <w:rFonts w:hint="eastAsia"/>
+          <w:rFonts w:hint="eastAsia" w:eastAsia="黑体"/>
         </w:rPr>
         <w:t xml:space="preserve">的中间抽头，接</w:t>
       </w:r>
       <w:r>
+        <w:rPr>
+          <w:rFonts w:eastAsia="黑体"/>
+        </w:rPr>
         <w:t xml:space="preserve"> A1 </w:t>
       </w:r>
       <w:r>
         <w:rPr>
-          <w:rFonts w:hint="eastAsia"/>
+          <w:rFonts w:hint="eastAsia" w:eastAsia="黑体"/>
         </w:rPr>
         <w:t xml:space="preserve">的</w:t>
       </w:r>
       <w:r>
+        <w:rPr>
+          <w:rFonts w:eastAsia="黑体"/>
+        </w:rPr>
         <w:t xml:space="preserve"> </w:t>
       </w:r>
       <w:r>
         <w:rPr>
-          <w:rFonts w:hint="eastAsia"/>
+          <w:rFonts w:hint="eastAsia" w:eastAsia="黑体"/>
         </w:rPr>
         <w:t xml:space="preserve">IN+）；</w:t>
       </w:r>
       <w:r>
         <w:rPr>
-          <w:rFonts w:hint="eastAsia"/>
+          <w:rFonts w:hint="eastAsia" w:eastAsia="黑体"/>
           <w:b/>
           <w:bCs/>
         </w:rPr>
@@ -524,6 +597,7 @@
       </w:r>
       <w:r>
         <w:rPr>
+          <w:rFonts w:eastAsia="黑体"/>
           <w:b/>
           <w:bCs/>
         </w:rPr>
@@ -531,7 +605,7 @@
       </w:r>
       <w:r>
         <w:rPr>
-          <w:rFonts w:hint="eastAsia"/>
+          <w:rFonts w:hint="eastAsia" w:eastAsia="黑体"/>
           <w:b/>
           <w:bCs/>
         </w:rPr>
@@ -539,6 +613,7 @@
       </w:r>
       <w:r>
         <w:rPr>
+          <w:rFonts w:eastAsia="黑体"/>
           <w:b/>
           <w:bCs/>
         </w:rPr>
@@ -546,7 +621,7 @@
       </w:r>
       <w:r>
         <w:rPr>
-          <w:rFonts w:hint="eastAsia"/>
+          <w:rFonts w:hint="eastAsia" w:eastAsia="黑体"/>
         </w:rPr>
         <w:t xml:space="preserve">（</w:t>
       </w:r>
@@ -565,15 +640,21 @@
         </m:sSub>
       </m:oMath>
       <w:r>
+        <w:rPr>
+          <w:rFonts w:eastAsia="黑体"/>
+        </w:rPr>
         <w:t xml:space="preserve"> </w:t>
       </w:r>
       <w:r>
         <w:rPr>
-          <w:rFonts w:hint="eastAsia"/>
+          <w:rFonts w:hint="eastAsia" w:eastAsia="黑体"/>
         </w:rPr>
         <w:t xml:space="preserve">与</w:t>
       </w:r>
       <w:r>
+        <w:rPr>
+          <w:rFonts w:eastAsia="黑体"/>
+        </w:rPr>
         <w:t xml:space="preserve"> </w:t>
       </w:r>
       <m:oMath>
@@ -591,35 +672,44 @@
         </m:sSub>
       </m:oMath>
       <w:r>
+        <w:rPr>
+          <w:rFonts w:eastAsia="黑体"/>
+        </w:rPr>
         <w:t xml:space="preserve"> </w:t>
       </w:r>
       <w:r>
         <w:rPr>
-          <w:rFonts w:hint="eastAsia"/>
+          <w:rFonts w:hint="eastAsia" w:eastAsia="黑体"/>
         </w:rPr>
         <w:t xml:space="preserve">的中间抽头，接</w:t>
       </w:r>
       <w:r>
+        <w:rPr>
+          <w:rFonts w:eastAsia="黑体"/>
+        </w:rPr>
         <w:t xml:space="preserve"> A1 </w:t>
       </w:r>
       <w:r>
         <w:rPr>
-          <w:rFonts w:hint="eastAsia"/>
+          <w:rFonts w:hint="eastAsia" w:eastAsia="黑体"/>
         </w:rPr>
         <w:t xml:space="preserve">的</w:t>
       </w:r>
       <w:r>
+        <w:rPr>
+          <w:rFonts w:eastAsia="黑体"/>
+        </w:rPr>
         <w:t xml:space="preserve"> </w:t>
       </w:r>
       <w:r>
         <w:rPr>
-          <w:rFonts w:hint="eastAsia"/>
+          <w:rFonts w:hint="eastAsia" w:eastAsia="黑体"/>
         </w:rPr>
         <w:t xml:space="preserve">IN−）；</w:t>
       </w:r>
       <w:r>
         <w:rPr>
-          <w:rFonts w:hint="eastAsia"/>
+          <w:rFonts w:hint="eastAsia" w:eastAsia="黑体"/>
           <w:b/>
           <w:bCs/>
         </w:rPr>
@@ -627,6 +717,7 @@
       </w:r>
       <w:r>
         <w:rPr>
+          <w:rFonts w:eastAsia="黑体"/>
           <w:b/>
           <w:bCs/>
         </w:rPr>
@@ -634,7 +725,7 @@
       </w:r>
       <w:r>
         <w:rPr>
-          <w:rFonts w:hint="eastAsia"/>
+          <w:rFonts w:hint="eastAsia" w:eastAsia="黑体"/>
           <w:b/>
           <w:bCs/>
         </w:rPr>
@@ -642,40 +733,49 @@
       </w:r>
       <w:r>
         <w:rPr>
-          <w:rFonts w:hint="eastAsia"/>
+          <w:rFonts w:hint="eastAsia" w:eastAsia="黑体"/>
         </w:rPr>
         <w:t xml:space="preserve">（A1</w:t>
       </w:r>
       <w:r>
+        <w:rPr>
+          <w:rFonts w:eastAsia="黑体"/>
+        </w:rPr>
         <w:t xml:space="preserve"> </w:t>
       </w:r>
       <w:r>
         <w:rPr>
-          <w:rFonts w:hint="eastAsia"/>
+          <w:rFonts w:hint="eastAsia" w:eastAsia="黑体"/>
         </w:rPr>
         <w:t xml:space="preserve">的</w:t>
       </w:r>
       <w:r>
+        <w:rPr>
+          <w:rFonts w:eastAsia="黑体"/>
+        </w:rPr>
         <w:t xml:space="preserve"> REF </w:t>
       </w:r>
       <w:r>
         <w:rPr>
-          <w:rFonts w:hint="eastAsia"/>
+          <w:rFonts w:hint="eastAsia" w:eastAsia="黑体"/>
         </w:rPr>
         <w:t xml:space="preserve">端子，接电桥参考/地或</w:t>
       </w:r>
       <w:r>
+        <w:rPr>
+          <w:rFonts w:eastAsia="黑体"/>
+        </w:rPr>
         <w:t xml:space="preserve"> ADC </w:t>
       </w:r>
       <w:r>
         <w:rPr>
-          <w:rFonts w:hint="eastAsia"/>
+          <w:rFonts w:hint="eastAsia" w:eastAsia="黑体"/>
         </w:rPr>
         <w:t xml:space="preserve">基准）；</w:t>
       </w:r>
       <w:r>
         <w:rPr>
-          <w:rFonts w:hint="eastAsia"/>
+          <w:rFonts w:hint="eastAsia" w:eastAsia="黑体"/>
           <w:b/>
           <w:bCs/>
         </w:rPr>
@@ -683,6 +783,7 @@
       </w:r>
       <w:r>
         <w:rPr>
+          <w:rFonts w:eastAsia="黑体"/>
           <w:b/>
           <w:bCs/>
         </w:rPr>
@@ -690,7 +791,7 @@
       </w:r>
       <w:r>
         <w:rPr>
-          <w:rFonts w:hint="eastAsia"/>
+          <w:rFonts w:hint="eastAsia" w:eastAsia="黑体"/>
           <w:b/>
           <w:bCs/>
         </w:rPr>
@@ -698,34 +799,43 @@
       </w:r>
       <w:r>
         <w:rPr>
-          <w:rFonts w:hint="eastAsia"/>
+          <w:rFonts w:hint="eastAsia" w:eastAsia="黑体"/>
         </w:rPr>
         <w:t xml:space="preserve">（A1</w:t>
       </w:r>
       <w:r>
+        <w:rPr>
+          <w:rFonts w:eastAsia="黑体"/>
+        </w:rPr>
         <w:t xml:space="preserve"> </w:t>
       </w:r>
       <w:r>
         <w:rPr>
-          <w:rFonts w:hint="eastAsia"/>
+          <w:rFonts w:hint="eastAsia" w:eastAsia="黑体"/>
         </w:rPr>
         <w:t xml:space="preserve">的</w:t>
       </w:r>
       <w:r>
+        <w:rPr>
+          <w:rFonts w:eastAsia="黑体"/>
+        </w:rPr>
         <w:t xml:space="preserve"> OUT </w:t>
       </w:r>
       <w:r>
         <w:rPr>
-          <w:rFonts w:hint="eastAsia"/>
+          <w:rFonts w:hint="eastAsia" w:eastAsia="黑体"/>
         </w:rPr>
         <w:t xml:space="preserve">接</w:t>
       </w:r>
       <w:r>
+        <w:rPr>
+          <w:rFonts w:eastAsia="黑体"/>
+        </w:rPr>
         <w:t xml:space="preserve"> ADC </w:t>
       </w:r>
       <w:r>
         <w:rPr>
-          <w:rFonts w:hint="eastAsia"/>
+          <w:rFonts w:hint="eastAsia" w:eastAsia="黑体"/>
         </w:rPr>
         <w:t xml:space="preserve">的差分输入）。</w:t>
       </w:r>
@@ -734,19 +844,22 @@
       <w:pPr/>
       <w:r>
         <w:rPr>
-          <w:rFonts w:hint="eastAsia"/>
+          <w:rFonts w:hint="eastAsia" w:eastAsia="黑体"/>
         </w:rPr>
         <w:t xml:space="preserve">各元件管脚连接：</w:t>
       </w:r>
       <w:r>
         <w:rPr>
-          <w:rFonts w:hint="eastAsia"/>
+          <w:rFonts w:hint="eastAsia" w:eastAsia="黑体"/>
           <w:b/>
           <w:bCs/>
         </w:rPr>
         <w:t xml:space="preserve">四臂</w:t>
       </w:r>
       <w:r>
+        <w:rPr>
+          <w:rFonts w:eastAsia="黑体"/>
+        </w:rPr>
         <w:t xml:space="preserve"> </w:t>
       </w:r>
       <m:oMath>
@@ -764,6 +877,9 @@
         </m:sSub>
       </m:oMath>
       <w:r>
+        <w:rPr>
+          <w:rFonts w:eastAsia="黑体"/>
+        </w:rPr>
         <w:t xml:space="preserve">、</w:t>
       </w:r>
       <m:oMath>
@@ -781,11 +897,14 @@
         </m:sSub>
       </m:oMath>
       <w:r>
+        <w:rPr>
+          <w:rFonts w:eastAsia="黑体"/>
+        </w:rPr>
         <w:t xml:space="preserve"> </w:t>
       </w:r>
       <w:r>
         <w:rPr>
-          <w:rFonts w:hint="eastAsia"/>
+          <w:rFonts w:hint="eastAsia" w:eastAsia="黑体"/>
         </w:rPr>
         <w:t xml:space="preserve">各一端接节点①（E+），</w:t>
       </w:r>
@@ -804,6 +923,9 @@
         </m:sSub>
       </m:oMath>
       <w:r>
+        <w:rPr>
+          <w:rFonts w:eastAsia="黑体"/>
+        </w:rPr>
         <w:t xml:space="preserve">、</w:t>
       </w:r>
       <m:oMath>
@@ -821,11 +943,14 @@
         </m:sSub>
       </m:oMath>
       <w:r>
+        <w:rPr>
+          <w:rFonts w:eastAsia="黑体"/>
+        </w:rPr>
         <w:t xml:space="preserve"> </w:t>
       </w:r>
       <w:r>
         <w:rPr>
-          <w:rFonts w:hint="eastAsia"/>
+          <w:rFonts w:hint="eastAsia" w:eastAsia="黑体"/>
         </w:rPr>
         <w:t xml:space="preserve">各一端接节点②（E−）；</w:t>
       </w:r>
@@ -844,15 +969,21 @@
         </m:sSub>
       </m:oMath>
       <w:r>
+        <w:rPr>
+          <w:rFonts w:eastAsia="黑体"/>
+        </w:rPr>
         <w:t xml:space="preserve"> </w:t>
       </w:r>
       <w:r>
         <w:rPr>
-          <w:rFonts w:hint="eastAsia"/>
+          <w:rFonts w:hint="eastAsia" w:eastAsia="黑体"/>
         </w:rPr>
         <w:t xml:space="preserve">的另一端与</w:t>
       </w:r>
       <w:r>
+        <w:rPr>
+          <w:rFonts w:eastAsia="黑体"/>
+        </w:rPr>
         <w:t xml:space="preserve"> </w:t>
       </w:r>
       <m:oMath>
@@ -870,11 +1001,14 @@
         </m:sSub>
       </m:oMath>
       <w:r>
+        <w:rPr>
+          <w:rFonts w:eastAsia="黑体"/>
+        </w:rPr>
         <w:t xml:space="preserve"> </w:t>
       </w:r>
       <w:r>
         <w:rPr>
-          <w:rFonts w:hint="eastAsia"/>
+          <w:rFonts w:hint="eastAsia" w:eastAsia="黑体"/>
         </w:rPr>
         <w:t xml:space="preserve">的另一端相连构成节点③（S+），</w:t>
       </w:r>
@@ -893,15 +1027,21 @@
         </m:sSub>
       </m:oMath>
       <w:r>
+        <w:rPr>
+          <w:rFonts w:eastAsia="黑体"/>
+        </w:rPr>
         <w:t xml:space="preserve"> </w:t>
       </w:r>
       <w:r>
         <w:rPr>
-          <w:rFonts w:hint="eastAsia"/>
+          <w:rFonts w:hint="eastAsia" w:eastAsia="黑体"/>
         </w:rPr>
         <w:t xml:space="preserve">的另一端与</w:t>
       </w:r>
       <w:r>
+        <w:rPr>
+          <w:rFonts w:eastAsia="黑体"/>
+        </w:rPr>
         <w:t xml:space="preserve"> </w:t>
       </w:r>
       <m:oMath>
@@ -919,125 +1059,162 @@
         </m:sSub>
       </m:oMath>
       <w:r>
+        <w:rPr>
+          <w:rFonts w:eastAsia="黑体"/>
+        </w:rPr>
         <w:t xml:space="preserve"> </w:t>
       </w:r>
       <w:r>
         <w:rPr>
-          <w:rFonts w:hint="eastAsia"/>
+          <w:rFonts w:hint="eastAsia" w:eastAsia="黑体"/>
         </w:rPr>
         <w:t xml:space="preserve">的另一端相连构成节点④（S−）；</w:t>
       </w:r>
       <w:r>
         <w:rPr>
-          <w:rFonts w:hint="eastAsia"/>
+          <w:rFonts w:hint="eastAsia" w:eastAsia="黑体"/>
           <w:b/>
           <w:bCs/>
         </w:rPr>
         <w:t xml:space="preserve">激励源</w:t>
       </w:r>
       <w:r>
+        <w:rPr>
+          <w:rFonts w:eastAsia="黑体"/>
+        </w:rPr>
         <w:t xml:space="preserve"> </w:t>
       </w:r>
       <w:r>
+        <w:rPr>
+          <w:rFonts w:eastAsia="黑体"/>
+        </w:rPr>
         <w:t xml:space="preserve">E+ </w:t>
       </w:r>
       <w:r>
         <w:rPr>
-          <w:rFonts w:hint="eastAsia"/>
+          <w:rFonts w:hint="eastAsia" w:eastAsia="黑体"/>
         </w:rPr>
         <w:t xml:space="preserve">接节点①、E−</w:t>
       </w:r>
       <w:r>
+        <w:rPr>
+          <w:rFonts w:eastAsia="黑体"/>
+        </w:rPr>
         <w:t xml:space="preserve"> </w:t>
       </w:r>
       <w:r>
         <w:rPr>
-          <w:rFonts w:hint="eastAsia"/>
+          <w:rFonts w:hint="eastAsia" w:eastAsia="黑体"/>
         </w:rPr>
         <w:t xml:space="preserve">接节点②；</w:t>
       </w:r>
       <w:r>
         <w:rPr>
+          <w:rFonts w:eastAsia="黑体"/>
           <w:b/>
           <w:bCs/>
         </w:rPr>
         <w:t xml:space="preserve">A1</w:t>
       </w:r>
       <w:r>
+        <w:rPr>
+          <w:rFonts w:eastAsia="黑体"/>
+        </w:rPr>
         <w:t xml:space="preserve"> </w:t>
       </w:r>
       <w:r>
         <w:rPr>
-          <w:rFonts w:hint="eastAsia"/>
+          <w:rFonts w:hint="eastAsia" w:eastAsia="黑体"/>
         </w:rPr>
         <w:t xml:space="preserve">的</w:t>
       </w:r>
       <w:r>
+        <w:rPr>
+          <w:rFonts w:eastAsia="黑体"/>
+        </w:rPr>
         <w:t xml:space="preserve"> IN+ </w:t>
       </w:r>
       <w:r>
         <w:rPr>
-          <w:rFonts w:hint="eastAsia"/>
+          <w:rFonts w:hint="eastAsia" w:eastAsia="黑体"/>
         </w:rPr>
         <w:t xml:space="preserve">接节点③、IN−</w:t>
       </w:r>
       <w:r>
+        <w:rPr>
+          <w:rFonts w:eastAsia="黑体"/>
+        </w:rPr>
         <w:t xml:space="preserve"> </w:t>
       </w:r>
       <w:r>
         <w:rPr>
-          <w:rFonts w:hint="eastAsia"/>
+          <w:rFonts w:hint="eastAsia" w:eastAsia="黑体"/>
         </w:rPr>
         <w:t xml:space="preserve">接节点④、REF</w:t>
       </w:r>
       <w:r>
+        <w:rPr>
+          <w:rFonts w:eastAsia="黑体"/>
+        </w:rPr>
         <w:t xml:space="preserve"> </w:t>
       </w:r>
       <w:r>
         <w:rPr>
-          <w:rFonts w:hint="eastAsia"/>
+          <w:rFonts w:hint="eastAsia" w:eastAsia="黑体"/>
         </w:rPr>
         <w:t xml:space="preserve">接节点⑤、OUT</w:t>
       </w:r>
       <w:r>
+        <w:rPr>
+          <w:rFonts w:eastAsia="黑体"/>
+        </w:rPr>
         <w:t xml:space="preserve"> </w:t>
       </w:r>
       <w:r>
         <w:rPr>
-          <w:rFonts w:hint="eastAsia"/>
+          <w:rFonts w:hint="eastAsia" w:eastAsia="黑体"/>
         </w:rPr>
         <w:t xml:space="preserve">接节点⑥、正电源脚</w:t>
       </w:r>
       <w:r>
+        <w:rPr>
+          <w:rFonts w:eastAsia="黑体"/>
+        </w:rPr>
         <w:t xml:space="preserve"> V+ </w:t>
       </w:r>
       <w:r>
         <w:rPr>
-          <w:rFonts w:hint="eastAsia"/>
+          <w:rFonts w:hint="eastAsia" w:eastAsia="黑体"/>
         </w:rPr>
         <w:t xml:space="preserve">接</w:t>
       </w:r>
       <w:r>
+        <w:rPr>
+          <w:rFonts w:eastAsia="黑体"/>
+        </w:rPr>
         <w:t xml:space="preserve"> </w:t>
       </w:r>
       <w:r>
         <w:rPr>
-          <w:rFonts w:hint="eastAsia"/>
+          <w:rFonts w:hint="eastAsia" w:eastAsia="黑体"/>
         </w:rPr>
         <w:t xml:space="preserve">+VCC、负电源脚</w:t>
       </w:r>
       <w:r>
+        <w:rPr>
+          <w:rFonts w:eastAsia="黑体"/>
+        </w:rPr>
         <w:t xml:space="preserve"> V− </w:t>
       </w:r>
       <w:r>
         <w:rPr>
-          <w:rFonts w:hint="eastAsia"/>
+          <w:rFonts w:hint="eastAsia" w:eastAsia="黑体"/>
         </w:rPr>
         <w:t xml:space="preserve">接地；</w:t>
       </w:r>
       <w:r>
         <w:rPr>
-          <w:rFonts w:hint="eastAsia"/>
+          <w:rFonts w:hint="eastAsia" w:eastAsia="黑体"/>
           <w:b/>
           <w:bCs/>
         </w:rPr>
@@ -1045,6 +1222,7 @@
       </w:r>
       <w:r>
         <w:rPr>
+          <w:rFonts w:eastAsia="黑体"/>
           <w:b/>
           <w:bCs/>
         </w:rPr>
@@ -1052,99 +1230,129 @@
       </w:r>
       <w:r>
         <w:rPr>
-          <w:rFonts w:hint="eastAsia"/>
+          <w:rFonts w:hint="eastAsia" w:eastAsia="黑体"/>
           <w:b/>
           <w:bCs/>
         </w:rPr>
         <w:t xml:space="preserve">ADC（HX711）</w:t>
       </w:r>
       <w:r>
+        <w:rPr>
+          <w:rFonts w:eastAsia="黑体"/>
+        </w:rPr>
         <w:t xml:space="preserve"> </w:t>
       </w:r>
       <w:r>
         <w:rPr>
-          <w:rFonts w:hint="eastAsia"/>
+          <w:rFonts w:hint="eastAsia" w:eastAsia="黑体"/>
         </w:rPr>
         <w:t xml:space="preserve">的差分输入</w:t>
       </w:r>
       <w:r>
+        <w:rPr>
+          <w:rFonts w:eastAsia="黑体"/>
+        </w:rPr>
         <w:t xml:space="preserve"> A+/A− </w:t>
       </w:r>
       <w:r>
         <w:rPr>
-          <w:rFonts w:hint="eastAsia"/>
+          <w:rFonts w:hint="eastAsia" w:eastAsia="黑体"/>
         </w:rPr>
         <w:t xml:space="preserve">接节点⑥</w:t>
       </w:r>
       <w:r>
+        <w:rPr>
+          <w:rFonts w:eastAsia="黑体"/>
+        </w:rPr>
         <w:t xml:space="preserve"> </w:t>
       </w:r>
       <w:r>
         <w:rPr>
-          <w:rFonts w:hint="eastAsia"/>
+          <w:rFonts w:hint="eastAsia" w:eastAsia="黑体"/>
         </w:rPr>
         <w:t xml:space="preserve">及基准/地，AVDD</w:t>
       </w:r>
       <w:r>
+        <w:rPr>
+          <w:rFonts w:eastAsia="黑体"/>
+        </w:rPr>
         <w:t xml:space="preserve"> </w:t>
       </w:r>
       <w:r>
         <w:rPr>
-          <w:rFonts w:hint="eastAsia"/>
+          <w:rFonts w:hint="eastAsia" w:eastAsia="黑体"/>
         </w:rPr>
         <w:t xml:space="preserve">接桥压、地接</w:t>
       </w:r>
       <w:r>
+        <w:rPr>
+          <w:rFonts w:eastAsia="黑体"/>
+        </w:rPr>
         <w:t xml:space="preserve"> </w:t>
       </w:r>
       <w:r>
         <w:rPr>
-          <w:rFonts w:hint="eastAsia"/>
+          <w:rFonts w:hint="eastAsia" w:eastAsia="黑体"/>
         </w:rPr>
         <w:t xml:space="preserve">GND。若采用高精度</w:t>
       </w:r>
       <w:r>
+        <w:rPr>
+          <w:rFonts w:eastAsia="黑体"/>
+        </w:rPr>
         <w:t xml:space="preserve"> ADC </w:t>
       </w:r>
       <w:r>
         <w:rPr>
-          <w:rFonts w:hint="eastAsia"/>
+          <w:rFonts w:hint="eastAsia" w:eastAsia="黑体"/>
         </w:rPr>
         <w:t xml:space="preserve">内置增益（如</w:t>
       </w:r>
       <w:r>
+        <w:rPr>
+          <w:rFonts w:eastAsia="黑体"/>
+        </w:rPr>
         <w:t xml:space="preserve"> </w:t>
       </w:r>
       <w:r>
         <w:rPr>
-          <w:rFonts w:hint="eastAsia"/>
+          <w:rFonts w:hint="eastAsia" w:eastAsia="黑体"/>
         </w:rPr>
         <w:t xml:space="preserve">HX711），仪表放大器</w:t>
       </w:r>
       <w:r>
+        <w:rPr>
+          <w:rFonts w:eastAsia="黑体"/>
+        </w:rPr>
         <w:t xml:space="preserve"> A1 </w:t>
       </w:r>
       <w:r>
         <w:rPr>
-          <w:rFonts w:hint="eastAsia"/>
+          <w:rFonts w:hint="eastAsia" w:eastAsia="黑体"/>
         </w:rPr>
         <w:t xml:space="preserve">可省略，桥的</w:t>
       </w:r>
       <w:r>
+        <w:rPr>
+          <w:rFonts w:eastAsia="黑体"/>
+        </w:rPr>
         <w:t xml:space="preserve"> S+/S− </w:t>
       </w:r>
       <w:r>
         <w:rPr>
-          <w:rFonts w:hint="eastAsia"/>
+          <w:rFonts w:hint="eastAsia" w:eastAsia="黑体"/>
         </w:rPr>
         <w:t xml:space="preserve">直接接</w:t>
       </w:r>
       <w:r>
+        <w:rPr>
+          <w:rFonts w:eastAsia="黑体"/>
+        </w:rPr>
         <w:t xml:space="preserve"> ADC </w:t>
       </w:r>
       <w:r>
         <w:rPr>
-          <w:rFonts w:hint="eastAsia"/>
+          <w:rFonts w:hint="eastAsia" w:eastAsia="黑体"/>
         </w:rPr>
         <w:t xml:space="preserve">差分输入。</w:t>
       </w:r>
@@ -1153,43 +1361,55 @@
       <w:pPr/>
       <w:r>
         <w:rPr>
-          <w:rFonts w:hint="eastAsia"/>
+          <w:rFonts w:hint="eastAsia" w:eastAsia="黑体"/>
         </w:rPr>
         <w:t xml:space="preserve">由此构成”惠斯通电桥把应变片阻值变化转为与受力成正比的差分电压，桥压经</w:t>
       </w:r>
       <w:r>
+        <w:rPr>
+          <w:rFonts w:eastAsia="黑体"/>
+        </w:rPr>
         <w:t xml:space="preserve"> E+/E− </w:t>
       </w:r>
       <w:r>
         <w:rPr>
-          <w:rFonts w:hint="eastAsia"/>
+          <w:rFonts w:hint="eastAsia" w:eastAsia="黑体"/>
         </w:rPr>
         <w:t xml:space="preserve">激励，差分输出</w:t>
       </w:r>
       <w:r>
+        <w:rPr>
+          <w:rFonts w:eastAsia="黑体"/>
+        </w:rPr>
         <w:t xml:space="preserve"> S+/S− </w:t>
       </w:r>
       <w:r>
         <w:rPr>
-          <w:rFonts w:hint="eastAsia"/>
+          <w:rFonts w:hint="eastAsia" w:eastAsia="黑体"/>
         </w:rPr>
         <w:t xml:space="preserve">经仪表放大器</w:t>
       </w:r>
       <w:r>
+        <w:rPr>
+          <w:rFonts w:eastAsia="黑体"/>
+        </w:rPr>
         <w:t xml:space="preserve"> A1 </w:t>
       </w:r>
       <w:r>
         <w:rPr>
-          <w:rFonts w:hint="eastAsia"/>
+          <w:rFonts w:hint="eastAsia" w:eastAsia="黑体"/>
         </w:rPr>
         <w:t xml:space="preserve">放大后送高精度</w:t>
       </w:r>
       <w:r>
+        <w:rPr>
+          <w:rFonts w:eastAsia="黑体"/>
+        </w:rPr>
         <w:t xml:space="preserve"> ADC </w:t>
       </w:r>
       <w:r>
         <w:rPr>
-          <w:rFonts w:hint="eastAsia"/>
+          <w:rFonts w:hint="eastAsia" w:eastAsia="黑体"/>
         </w:rPr>
         <w:t xml:space="preserve">采样，再按标定系数换算重量”的称重测量组态，</w:t>
       </w:r>
@@ -1431,6 +1651,9 @@
         </m:d>
       </m:oMath>
       <w:r>
+        <w:rPr>
+          <w:rFonts w:eastAsia="黑体"/>
+        </w:rPr>
         <w:t xml:space="preserve">。</w:t>
       </w:r>
     </w:p>
@@ -1442,7 +1665,7 @@
       </w:pPr>
       <w:r>
         <w:rPr>
-          <w:rFonts w:hint="eastAsia"/>
+          <w:rFonts w:hint="eastAsia" w:eastAsia="黑体"/>
         </w:rPr>
         <w:t xml:space="preserve">工作原理</w:t>
       </w:r>
@@ -1453,16 +1676,19 @@
       </w:pPr>
       <w:r>
         <w:rPr>
-          <w:rFonts w:hint="eastAsia"/>
+          <w:rFonts w:hint="eastAsia" w:eastAsia="黑体"/>
         </w:rPr>
         <w:t xml:space="preserve">负载使弹性体形变，应变片电阻变化导致电桥失衡，产生与受力成正比的差分电压；仪表放大器放大该微弱差分信号，高精度</w:t>
       </w:r>
       <w:r>
+        <w:rPr>
+          <w:rFonts w:eastAsia="黑体"/>
+        </w:rPr>
         <w:t xml:space="preserve"> ADC </w:t>
       </w:r>
       <w:r>
         <w:rPr>
-          <w:rFonts w:hint="eastAsia"/>
+          <w:rFonts w:hint="eastAsia" w:eastAsia="黑体"/>
         </w:rPr>
         <w:t xml:space="preserve">采样后由标定系数换算为重量。</w:t>
       </w:r>
@@ -1475,7 +1701,7 @@
       </w:pPr>
       <w:r>
         <w:rPr>
-          <w:rFonts w:hint="eastAsia"/>
+          <w:rFonts w:hint="eastAsia" w:eastAsia="黑体"/>
         </w:rPr>
         <w:t xml:space="preserve">关键计算公式</w:t>
       </w:r>
@@ -1489,7 +1715,7 @@
       </w:pPr>
       <w:r>
         <w:rPr>
-          <w:rFonts w:hint="eastAsia"/>
+          <w:rFonts w:hint="eastAsia" w:eastAsia="黑体"/>
         </w:rPr>
         <w:t xml:space="preserve">电桥输出电压：</w:t>
       </w:r>
@@ -1751,7 +1977,7 @@
       </w:pPr>
       <w:r>
         <w:rPr>
-          <w:rFonts w:hint="eastAsia"/>
+          <w:rFonts w:hint="eastAsia" w:eastAsia="黑体"/>
         </w:rPr>
         <w:t xml:space="preserve">应变片灵敏度（灵敏系数）：</w:t>
       </w:r>
@@ -1814,7 +2040,7 @@
       </w:pPr>
       <w:r>
         <w:rPr>
-          <w:rFonts w:hint="eastAsia"/>
+          <w:rFonts w:hint="eastAsia" w:eastAsia="黑体"/>
         </w:rPr>
         <w:t xml:space="preserve">重量换算（标定关系）：</w:t>
       </w:r>
@@ -1899,7 +2125,7 @@
             </w:pPr>
             <w:r>
               <w:rPr>
-                <w:rFonts w:hint="eastAsia"/>
+                <w:rFonts w:hint="eastAsia" w:eastAsia="黑体"/>
               </w:rPr>
               <w:t xml:space="preserve">符号</w:t>
             </w:r>
@@ -1913,7 +2139,7 @@
             </w:pPr>
             <w:r>
               <w:rPr>
-                <w:rFonts w:hint="eastAsia"/>
+                <w:rFonts w:hint="eastAsia" w:eastAsia="黑体"/>
               </w:rPr>
               <w:t xml:space="preserve">含义</w:t>
             </w:r>
@@ -1927,7 +2153,7 @@
             </w:pPr>
             <w:r>
               <w:rPr>
-                <w:rFonts w:hint="eastAsia"/>
+                <w:rFonts w:hint="eastAsia" w:eastAsia="黑体"/>
               </w:rPr>
               <w:t xml:space="preserve">单位</w:t>
             </w:r>
@@ -1962,6 +2188,9 @@
               </m:sSub>
             </m:oMath>
             <w:r>
+              <w:rPr>
+                <w:rFonts w:eastAsia="黑体"/>
+              </w:rPr>
               <w:t xml:space="preserve">​</w:t>
             </w:r>
           </w:p>
@@ -1974,7 +2203,7 @@
             </w:pPr>
             <w:r>
               <w:rPr>
-                <w:rFonts w:hint="eastAsia"/>
+                <w:rFonts w:hint="eastAsia" w:eastAsia="黑体"/>
               </w:rPr>
               <w:t xml:space="preserve">电桥差分输出</w:t>
             </w:r>
@@ -1987,6 +2216,9 @@
               <w:pStyle w:val="Compact"/>
             </w:pPr>
             <w:r>
+              <w:rPr>
+                <w:rFonts w:eastAsia="黑体"/>
+              </w:rPr>
               <w:t xml:space="preserve">V</w:t>
             </w:r>
           </w:p>
@@ -2017,6 +2249,9 @@
               </m:sSub>
             </m:oMath>
             <w:r>
+              <w:rPr>
+                <w:rFonts w:eastAsia="黑体"/>
+              </w:rPr>
               <w:t xml:space="preserve">​</w:t>
             </w:r>
           </w:p>
@@ -2029,7 +2264,7 @@
             </w:pPr>
             <w:r>
               <w:rPr>
-                <w:rFonts w:hint="eastAsia"/>
+                <w:rFonts w:hint="eastAsia" w:eastAsia="黑体"/>
               </w:rPr>
               <w:t xml:space="preserve">桥压激励</w:t>
             </w:r>
@@ -2042,6 +2277,9 @@
               <w:pStyle w:val="Compact"/>
             </w:pPr>
             <w:r>
+              <w:rPr>
+                <w:rFonts w:eastAsia="黑体"/>
+              </w:rPr>
               <w:t xml:space="preserve">V</w:t>
             </w:r>
           </w:p>
@@ -2069,6 +2307,9 @@
               </m:sSub>
             </m:oMath>
             <w:r>
+              <w:rPr>
+                <w:rFonts w:eastAsia="黑体"/>
+              </w:rPr>
               <w:t xml:space="preserve">​</w:t>
             </w:r>
           </w:p>
@@ -2081,7 +2322,7 @@
             </w:pPr>
             <w:r>
               <w:rPr>
-                <w:rFonts w:hint="eastAsia"/>
+                <w:rFonts w:hint="eastAsia" w:eastAsia="黑体"/>
               </w:rPr>
               <w:t xml:space="preserve">各臂电阻</w:t>
             </w:r>
@@ -2094,6 +2335,9 @@
               <w:pStyle w:val="Compact"/>
             </w:pPr>
             <w:r>
+              <w:rPr>
+                <w:rFonts w:eastAsia="黑体"/>
+              </w:rPr>
               <w:t xml:space="preserve">Ω</w:t>
             </w:r>
           </w:p>
@@ -2112,6 +2356,9 @@
               </m:r>
             </m:oMath>
             <w:r>
+              <w:rPr>
+                <w:rFonts w:eastAsia="黑体"/>
+              </w:rPr>
               <w:t xml:space="preserve">​</w:t>
             </w:r>
           </w:p>
@@ -2124,7 +2371,7 @@
             </w:pPr>
             <w:r>
               <w:rPr>
-                <w:rFonts w:hint="eastAsia"/>
+                <w:rFonts w:hint="eastAsia" w:eastAsia="黑体"/>
               </w:rPr>
               <w:t xml:space="preserve">应变灵敏系数</w:t>
             </w:r>
@@ -2138,7 +2385,7 @@
             </w:pPr>
             <w:r>
               <w:rPr>
-                <w:rFonts w:hint="eastAsia"/>
+                <w:rFonts w:hint="eastAsia" w:eastAsia="黑体"/>
               </w:rPr>
               <w:t xml:space="preserve">无量纲</w:t>
             </w:r>
@@ -2158,6 +2405,9 @@
               </m:r>
             </m:oMath>
             <w:r>
+              <w:rPr>
+                <w:rFonts w:eastAsia="黑体"/>
+              </w:rPr>
               <w:t xml:space="preserve">​</w:t>
             </w:r>
           </w:p>
@@ -2170,7 +2420,7 @@
             </w:pPr>
             <w:r>
               <w:rPr>
-                <w:rFonts w:hint="eastAsia"/>
+                <w:rFonts w:hint="eastAsia" w:eastAsia="黑体"/>
               </w:rPr>
               <w:t xml:space="preserve">应变</w:t>
             </w:r>
@@ -2184,7 +2434,7 @@
             </w:pPr>
             <w:r>
               <w:rPr>
-                <w:rFonts w:hint="eastAsia"/>
+                <w:rFonts w:hint="eastAsia" w:eastAsia="黑体"/>
               </w:rPr>
               <w:t xml:space="preserve">无量纲</w:t>
             </w:r>
@@ -2204,6 +2454,9 @@
               </m:r>
             </m:oMath>
             <w:r>
+              <w:rPr>
+                <w:rFonts w:eastAsia="黑体"/>
+              </w:rPr>
               <w:t xml:space="preserve">​</w:t>
             </w:r>
           </w:p>
@@ -2216,7 +2469,7 @@
             </w:pPr>
             <w:r>
               <w:rPr>
-                <w:rFonts w:hint="eastAsia"/>
+                <w:rFonts w:hint="eastAsia" w:eastAsia="黑体"/>
               </w:rPr>
               <w:t xml:space="preserve">重量</w:t>
             </w:r>
@@ -2229,6 +2482,9 @@
               <w:pStyle w:val="Compact"/>
             </w:pPr>
             <w:r>
+              <w:rPr>
+                <w:rFonts w:eastAsia="黑体"/>
+              </w:rPr>
               <w:t xml:space="preserve">kg</w:t>
             </w:r>
           </w:p>
@@ -2247,6 +2503,9 @@
               </m:r>
             </m:oMath>
             <w:r>
+              <w:rPr>
+                <w:rFonts w:eastAsia="黑体"/>
+              </w:rPr>
               <w:t xml:space="preserve">​</w:t>
             </w:r>
           </w:p>
@@ -2259,7 +2518,7 @@
             </w:pPr>
             <w:r>
               <w:rPr>
-                <w:rFonts w:hint="eastAsia"/>
+                <w:rFonts w:hint="eastAsia" w:eastAsia="黑体"/>
               </w:rPr>
               <w:t xml:space="preserve">标定系数</w:t>
             </w:r>
@@ -2272,6 +2531,9 @@
               <w:pStyle w:val="Compact"/>
             </w:pPr>
             <w:r>
+              <w:rPr>
+                <w:rFonts w:eastAsia="黑体"/>
+              </w:rPr>
               <w:t xml:space="preserve">kg/V</w:t>
             </w:r>
           </w:p>
@@ -2286,7 +2548,7 @@
       </w:pPr>
       <w:r>
         <w:rPr>
-          <w:rFonts w:hint="eastAsia"/>
+          <w:rFonts w:hint="eastAsia" w:eastAsia="黑体"/>
         </w:rPr>
         <w:t xml:space="preserve">元件调整影响</w:t>
       </w:r>
@@ -2301,7 +2563,7 @@
       </w:pPr>
       <w:r>
         <w:rPr>
-          <w:rFonts w:hint="eastAsia"/>
+          <w:rFonts w:hint="eastAsia" w:eastAsia="黑体"/>
           <w:b/>
           <w:bCs/>
         </w:rPr>
@@ -2309,6 +2571,7 @@
       </w:r>
       <w:r>
         <w:rPr>
+          <w:rFonts w:eastAsia="黑体"/>
           <w:b/>
           <w:bCs/>
         </w:rPr>
@@ -2333,6 +2596,7 @@
       </m:oMath>
       <w:r>
         <w:rPr>
+          <w:rFonts w:eastAsia="黑体"/>
           <w:b/>
           <w:bCs/>
         </w:rPr>
@@ -2340,21 +2604,27 @@
       </w:r>
       <w:r>
         <w:rPr>
-          <w:rFonts w:hint="eastAsia"/>
+          <w:rFonts w:hint="eastAsia" w:eastAsia="黑体"/>
           <w:b/>
           <w:bCs/>
         </w:rPr>
         <w:t xml:space="preserve">增大</w:t>
       </w:r>
       <w:r>
+        <w:rPr>
+          <w:rFonts w:eastAsia="黑体"/>
+        </w:rPr>
         <w:t xml:space="preserve"> </w:t>
       </w:r>
       <w:r>
+        <w:rPr>
+          <w:rFonts w:eastAsia="黑体"/>
+        </w:rPr>
         <w:t xml:space="preserve">→ </w:t>
       </w:r>
       <w:r>
         <w:rPr>
-          <w:rFonts w:hint="eastAsia"/>
+          <w:rFonts w:hint="eastAsia" w:eastAsia="黑体"/>
         </w:rPr>
         <w:t xml:space="preserve">输出信号增大、信噪比提高，但功耗与自热增大。</w:t>
       </w:r>
@@ -2369,21 +2639,27 @@
       </w:pPr>
       <w:r>
         <w:rPr>
-          <w:rFonts w:hint="eastAsia"/>
+          <w:rFonts w:hint="eastAsia" w:eastAsia="黑体"/>
           <w:b/>
           <w:bCs/>
         </w:rPr>
         <w:t xml:space="preserve">仪表放大器增益增大</w:t>
       </w:r>
       <w:r>
+        <w:rPr>
+          <w:rFonts w:eastAsia="黑体"/>
+        </w:rPr>
         <w:t xml:space="preserve"> </w:t>
       </w:r>
       <w:r>
+        <w:rPr>
+          <w:rFonts w:eastAsia="黑体"/>
+        </w:rPr>
         <w:t xml:space="preserve">→ </w:t>
       </w:r>
       <w:r>
         <w:rPr>
-          <w:rFonts w:hint="eastAsia"/>
+          <w:rFonts w:hint="eastAsia" w:eastAsia="黑体"/>
         </w:rPr>
         <w:t xml:space="preserve">分辨率提高，但噪声放大、易饱和。</w:t>
       </w:r>
@@ -2398,7 +2674,7 @@
       </w:pPr>
       <w:r>
         <w:rPr>
-          <w:rFonts w:hint="eastAsia"/>
+          <w:rFonts w:hint="eastAsia" w:eastAsia="黑体"/>
           <w:b/>
           <w:bCs/>
         </w:rPr>
@@ -2406,6 +2682,7 @@
       </w:r>
       <w:r>
         <w:rPr>
+          <w:rFonts w:eastAsia="黑体"/>
           <w:b/>
           <w:bCs/>
         </w:rPr>
@@ -2418,6 +2695,7 @@
       </m:oMath>
       <w:r>
         <w:rPr>
+          <w:rFonts w:eastAsia="黑体"/>
           <w:b/>
           <w:bCs/>
         </w:rPr>
@@ -2425,21 +2703,27 @@
       </w:r>
       <w:r>
         <w:rPr>
-          <w:rFonts w:hint="eastAsia"/>
+          <w:rFonts w:hint="eastAsia" w:eastAsia="黑体"/>
           <w:b/>
           <w:bCs/>
         </w:rPr>
         <w:t xml:space="preserve">提高</w:t>
       </w:r>
       <w:r>
+        <w:rPr>
+          <w:rFonts w:eastAsia="黑体"/>
+        </w:rPr>
         <w:t xml:space="preserve"> </w:t>
       </w:r>
       <w:r>
+        <w:rPr>
+          <w:rFonts w:eastAsia="黑体"/>
+        </w:rPr>
         <w:t xml:space="preserve">→ </w:t>
       </w:r>
       <w:r>
         <w:rPr>
-          <w:rFonts w:hint="eastAsia"/>
+          <w:rFonts w:hint="eastAsia" w:eastAsia="黑体"/>
         </w:rPr>
         <w:t xml:space="preserve">灵敏度提高。</w:t>
       </w:r>
@@ -2454,6 +2738,7 @@
       </w:pPr>
       <w:r>
         <w:rPr>
+          <w:rFonts w:eastAsia="黑体"/>
           <w:b/>
           <w:bCs/>
         </w:rPr>
@@ -2461,21 +2746,27 @@
       </w:r>
       <w:r>
         <w:rPr>
-          <w:rFonts w:hint="eastAsia"/>
+          <w:rFonts w:hint="eastAsia" w:eastAsia="黑体"/>
           <w:b/>
           <w:bCs/>
         </w:rPr>
         <w:t xml:space="preserve">位数提高</w:t>
       </w:r>
       <w:r>
+        <w:rPr>
+          <w:rFonts w:eastAsia="黑体"/>
+        </w:rPr>
         <w:t xml:space="preserve"> </w:t>
       </w:r>
       <w:r>
+        <w:rPr>
+          <w:rFonts w:eastAsia="黑体"/>
+        </w:rPr>
         <w:t xml:space="preserve">→ </w:t>
       </w:r>
       <w:r>
         <w:rPr>
-          <w:rFonts w:hint="eastAsia"/>
+          <w:rFonts w:hint="eastAsia" w:eastAsia="黑体"/>
         </w:rPr>
         <w:t xml:space="preserve">最小可分辨重量更小。</w:t>
       </w:r>
@@ -2488,7 +2779,7 @@
       </w:pPr>
       <w:r>
         <w:rPr>
-          <w:rFonts w:hint="eastAsia"/>
+          <w:rFonts w:hint="eastAsia" w:eastAsia="黑体"/>
         </w:rPr>
         <w:t xml:space="preserve">典型参数示例</w:t>
       </w:r>
@@ -2503,11 +2794,14 @@
       </w:pPr>
       <w:r>
         <w:rPr>
-          <w:rFonts w:hint="eastAsia"/>
+          <w:rFonts w:hint="eastAsia" w:eastAsia="黑体"/>
         </w:rPr>
         <w:t xml:space="preserve">电桥灵敏度</w:t>
       </w:r>
       <w:r>
+        <w:rPr>
+          <w:rFonts w:eastAsia="黑体"/>
+        </w:rPr>
         <w:t xml:space="preserve"> </w:t>
       </w:r>
       <m:oMath>
@@ -2527,11 +2821,14 @@
       </m:oMath>
       <w:r>
         <w:rPr>
-          <w:rFonts w:hint="eastAsia"/>
+          <w:rFonts w:hint="eastAsia" w:eastAsia="黑体"/>
         </w:rPr>
         <w:t xml:space="preserve">、桥压</w:t>
       </w:r>
       <w:r>
+        <w:rPr>
+          <w:rFonts w:eastAsia="黑体"/>
+        </w:rPr>
         <w:t xml:space="preserve"> </w:t>
       </w:r>
       <m:oMath>
@@ -2551,11 +2848,14 @@
       </m:oMath>
       <w:r>
         <w:rPr>
-          <w:rFonts w:hint="eastAsia"/>
+          <w:rFonts w:hint="eastAsia" w:eastAsia="黑体"/>
         </w:rPr>
         <w:t xml:space="preserve">、满量程输出</w:t>
       </w:r>
       <w:r>
+        <w:rPr>
+          <w:rFonts w:eastAsia="黑体"/>
+        </w:rPr>
         <w:t xml:space="preserve"> </w:t>
       </w:r>
       <m:oMath>
@@ -2640,6 +2940,9 @@
         </m:r>
       </m:oMath>
       <w:r>
+        <w:rPr>
+          <w:rFonts w:eastAsia="黑体"/>
+        </w:rPr>
         <w:t xml:space="preserve">。</w:t>
       </w:r>
     </w:p>
@@ -2653,11 +2956,14 @@
       </w:pPr>
       <w:r>
         <w:rPr>
-          <w:rFonts w:hint="eastAsia"/>
+          <w:rFonts w:hint="eastAsia" w:eastAsia="黑体"/>
         </w:rPr>
         <w:t xml:space="preserve">应变</w:t>
       </w:r>
       <w:r>
+        <w:rPr>
+          <w:rFonts w:eastAsia="黑体"/>
+        </w:rPr>
         <w:t xml:space="preserve"> </w:t>
       </w:r>
       <m:oMath>
@@ -2700,11 +3006,14 @@
       </m:oMath>
       <w:r>
         <w:rPr>
-          <w:rFonts w:hint="eastAsia"/>
+          <w:rFonts w:hint="eastAsia" w:eastAsia="黑体"/>
         </w:rPr>
         <w:t xml:space="preserve">、灵敏系数</w:t>
       </w:r>
       <w:r>
+        <w:rPr>
+          <w:rFonts w:eastAsia="黑体"/>
+        </w:rPr>
         <w:t xml:space="preserve"> </w:t>
       </w:r>
       <m:oMath>
@@ -2723,7 +3032,7 @@
       </m:oMath>
       <w:r>
         <w:rPr>
-          <w:rFonts w:hint="eastAsia"/>
+          <w:rFonts w:hint="eastAsia" w:eastAsia="黑体"/>
         </w:rPr>
         <w:t xml:space="preserve">：</w:t>
       </w:r>
@@ -2805,6 +3114,9 @@
         </m:r>
       </m:oMath>
       <w:r>
+        <w:rPr>
+          <w:rFonts w:eastAsia="黑体"/>
+        </w:rPr>
         <w:t xml:space="preserve">。</w:t>
       </w:r>
     </w:p>
@@ -2816,7 +3128,7 @@
       </w:pPr>
       <w:r>
         <w:rPr>
-          <w:rFonts w:hint="eastAsia"/>
+          <w:rFonts w:hint="eastAsia" w:eastAsia="黑体"/>
         </w:rPr>
         <w:t xml:space="preserve">常见器件型号</w:t>
       </w:r>
@@ -2831,16 +3143,19 @@
       </w:pPr>
       <w:r>
         <w:rPr>
-          <w:rFonts w:hint="eastAsia"/>
+          <w:rFonts w:hint="eastAsia" w:eastAsia="黑体"/>
         </w:rPr>
         <w:t xml:space="preserve">称重</w:t>
       </w:r>
       <w:r>
+        <w:rPr>
+          <w:rFonts w:eastAsia="黑体"/>
+        </w:rPr>
         <w:t xml:space="preserve"> </w:t>
       </w:r>
       <w:r>
         <w:rPr>
-          <w:rFonts w:hint="eastAsia"/>
+          <w:rFonts w:hint="eastAsia" w:eastAsia="黑体"/>
         </w:rPr>
         <w:t xml:space="preserve">ADC：HX711、ADS1232。</w:t>
       </w:r>
@@ -2855,7 +3170,7 @@
       </w:pPr>
       <w:r>
         <w:rPr>
-          <w:rFonts w:hint="eastAsia"/>
+          <w:rFonts w:hint="eastAsia" w:eastAsia="黑体"/>
         </w:rPr>
         <w:t xml:space="preserve">仪表放大器：INA125、AD620。</w:t>
       </w:r>
@@ -2870,16 +3185,19 @@
       </w:pPr>
       <w:r>
         <w:rPr>
-          <w:rFonts w:hint="eastAsia"/>
+          <w:rFonts w:hint="eastAsia" w:eastAsia="黑体"/>
         </w:rPr>
         <w:t xml:space="preserve">称重传感器：常用：按需选型（柱式/S</w:t>
       </w:r>
       <w:r>
+        <w:rPr>
+          <w:rFonts w:eastAsia="黑体"/>
+        </w:rPr>
         <w:t xml:space="preserve"> </w:t>
       </w:r>
       <w:r>
         <w:rPr>
-          <w:rFonts w:hint="eastAsia"/>
+          <w:rFonts w:hint="eastAsia" w:eastAsia="黑体"/>
         </w:rPr>
         <w:t xml:space="preserve">型/梁式）。</w:t>
       </w:r>
@@ -2892,7 +3210,7 @@
       </w:pPr>
       <w:r>
         <w:rPr>
-          <w:rFonts w:hint="eastAsia"/>
+          <w:rFonts w:hint="eastAsia" w:eastAsia="黑体"/>
         </w:rPr>
         <w:t xml:space="preserve">注意事项</w:t>
       </w:r>
@@ -2907,7 +3225,7 @@
       </w:pPr>
       <w:r>
         <w:rPr>
-          <w:rFonts w:hint="eastAsia"/>
+          <w:rFonts w:hint="eastAsia" w:eastAsia="黑体"/>
         </w:rPr>
         <w:t xml:space="preserve">需零点与满量程两点标定，并根据温度漂移做补偿。</w:t>
       </w:r>
@@ -2922,7 +3240,7 @@
       </w:pPr>
       <w:r>
         <w:rPr>
-          <w:rFonts w:hint="eastAsia"/>
+          <w:rFonts w:hint="eastAsia" w:eastAsia="黑体"/>
         </w:rPr>
         <w:t xml:space="preserve">桥压与电源噪声直接引入输出，激励需低噪声、稳定。</w:t>
       </w:r>
@@ -2937,7 +3255,7 @@
       </w:pPr>
       <w:r>
         <w:rPr>
-          <w:rFonts w:hint="eastAsia"/>
+          <w:rFonts w:hint="eastAsia" w:eastAsia="黑体"/>
         </w:rPr>
         <w:t xml:space="preserve">传感器线缆需屏蔽并四线（或六线）接法以消除引线电阻误差。</w:t>
       </w:r>
@@ -2950,7 +3268,7 @@
       </w:pPr>
       <w:r>
         <w:rPr>
-          <w:rFonts w:hint="eastAsia"/>
+          <w:rFonts w:hint="eastAsia" w:eastAsia="黑体"/>
         </w:rPr>
         <w:t xml:space="preserve">参考资料</w:t>
       </w:r>
@@ -2964,6 +3282,9 @@
         </w:numPr>
       </w:pPr>
       <w:r>
+        <w:rPr>
+          <w:rFonts w:eastAsia="黑体"/>
+        </w:rPr>
         <w:t xml:space="preserve">Wikipedia: Load cell / Strain gauge。</w:t>
       </w:r>
     </w:p>
@@ -2976,11 +3297,14 @@
         </w:numPr>
       </w:pPr>
       <w:r>
+        <w:rPr>
+          <w:rFonts w:eastAsia="黑体"/>
+        </w:rPr>
         <w:t xml:space="preserve">TI ADS1232 </w:t>
       </w:r>
       <w:r>
         <w:rPr>
-          <w:rFonts w:hint="eastAsia"/>
+          <w:rFonts w:hint="eastAsia" w:eastAsia="黑体"/>
         </w:rPr>
         <w:t xml:space="preserve">数据手册。</w:t>
       </w:r>
@@ -2994,11 +3318,14 @@
         </w:numPr>
       </w:pPr>
       <w:r>
+        <w:rPr>
+          <w:rFonts w:eastAsia="黑体"/>
+        </w:rPr>
         <w:t xml:space="preserve">AVIA HX711 </w:t>
       </w:r>
       <w:r>
         <w:rPr>
-          <w:rFonts w:hint="eastAsia"/>
+          <w:rFonts w:hint="eastAsia" w:eastAsia="黑体"/>
         </w:rPr>
         <w:t xml:space="preserve">数据手册。</w:t>
       </w:r>
@@ -3012,11 +3339,11 @@
       </w:pPr>
       <w:r>
         <w:rPr>
-          <w:rFonts w:ascii="Times New Roman" w:hAnsi="Times New Roman"/>
+          <w:rFonts w:ascii="Times New Roman" w:hAnsi="Times New Roman" w:eastAsia="黑体"/>
           <w:color w:val="555555"/>
           <w:sz w:val="21"/>
         </w:rPr>
-        <w:t>材料收集者：杜文杰</w:t>
+        <w:t>材料收集者：杜文杰，WX手机：19519196569，QQ:3478827729</w:t>
       </w:r>
     </w:p>
     <w:sectPr>
@@ -3036,7 +3363,7 @@
 </file>
 
 <file path=word/footer1.xml><?xml version="1.0" encoding="utf-8"?>
-<w:ftr xmlns:m="http://schemas.openxmlformats.org/officeDocument/2006/math" xmlns:mc="http://schemas.openxmlformats.org/markup-compatibility/2006" xmlns:mo="http://schemas.microsoft.com/office/mac/office/2008/main" xmlns:mv="urn:schemas-microsoft-com:mac:vml" xmlns:o="urn:schemas-microsoft-com:office:office" xmlns:r="http://schemas.openxmlformats.org/officeDocument/2006/relationships" xmlns:v="urn:schemas-microsoft-com:vml" xmlns:w10="urn:schemas-microsoft-com:office:word" xmlns:w14="http://schemas.microsoft.com/office/word/2010/wordml" xmlns:w="http://schemas.openxmlformats.org/wordprocessingml/2006/main" xmlns:wne="http://schemas.microsoft.com/office/word/2006/wordml" xmlns:wp14="http://schemas.microsoft.com/office/word/2010/wordprocessingDrawing" xmlns:wp="http://schemas.openxmlformats.org/drawingml/2006/wordprocessingDrawing" xmlns:wpc="http://schemas.microsoft.com/office/word/2010/wordprocessingCanvas" xmlns:wpg="http://schemas.microsoft.com/office/word/2010/wordprocessingGroup" xmlns:wpi="http://schemas.microsoft.com/office/word/2010/wordprocessingInk" xmlns:wps="http://schemas.microsoft.com/office/word/2010/wordprocessingShape" mc:Ignorable="w14 wp14">
+<w:ftr xmlns:mc="http://schemas.openxmlformats.org/markup-compatibility/2006" xmlns:w="http://schemas.openxmlformats.org/wordprocessingml/2006/main" xmlns:m="http://schemas.openxmlformats.org/officeDocument/2006/math" xmlns:mo="http://schemas.microsoft.com/office/mac/office/2008/main" xmlns:mv="urn:schemas-microsoft-com:mac:vml" xmlns:o="urn:schemas-microsoft-com:office:office" xmlns:r="http://schemas.openxmlformats.org/officeDocument/2006/relationships" xmlns:v="urn:schemas-microsoft-com:vml" xmlns:w10="urn:schemas-microsoft-com:office:word" xmlns:w14="http://schemas.microsoft.com/office/word/2010/wordml" xmlns:wne="http://schemas.microsoft.com/office/word/2006/wordml" xmlns:wp14="http://schemas.microsoft.com/office/word/2010/wordprocessingDrawing" xmlns:wp="http://schemas.openxmlformats.org/drawingml/2006/wordprocessingDrawing" xmlns:wpc="http://schemas.microsoft.com/office/word/2010/wordprocessingCanvas" xmlns:wpg="http://schemas.microsoft.com/office/word/2010/wordprocessingGroup" xmlns:wpi="http://schemas.microsoft.com/office/word/2010/wordprocessingInk" xmlns:wps="http://schemas.microsoft.com/office/word/2010/wordprocessingShape" mc:Ignorable="w14 wp14">
   <w:p>
     <w:pPr>
       <w:pStyle w:val="Footer"/>
@@ -3044,12 +3371,14 @@
     </w:pPr>
     <w:r>
       <w:rPr>
+        <w:rFonts w:eastAsia="黑体"/>
         <w:sz w:val="18"/>
       </w:rPr>
       <w:t xml:space="preserve">第 </w:t>
     </w:r>
     <w:r>
       <w:rPr>
+        <w:rFonts w:eastAsia="黑体"/>
         <w:sz w:val="18"/>
       </w:rPr>
       <w:fldChar w:fldCharType="begin"/>
@@ -3058,6 +3387,7 @@
     </w:r>
     <w:r>
       <w:rPr>
+        <w:rFonts w:eastAsia="黑体"/>
         <w:sz w:val="18"/>
       </w:rPr>
       <w:t xml:space="preserve"> 页</w:t>
@@ -3071,6 +3401,9 @@
   <w:footnote w:type="continuationSeparator" w:id="0">
     <w:p>
       <w:r>
+        <w:rPr>
+          <w:rFonts w:eastAsia="黑体"/>
+        </w:rPr>
         <w:continuationSeparator/>
       </w:r>
     </w:p>
@@ -3078,6 +3411,9 @@
   <w:footnote w:type="separator" w:id="-1">
     <w:p>
       <w:r>
+        <w:rPr>
+          <w:rFonts w:eastAsia="黑体"/>
+        </w:rPr>
         <w:separator/>
       </w:r>
     </w:p>
@@ -3086,7 +3422,7 @@
 </file>
 
 <file path=word/header1.xml><?xml version="1.0" encoding="utf-8"?>
-<w:hdr xmlns:m="http://schemas.openxmlformats.org/officeDocument/2006/math" xmlns:mc="http://schemas.openxmlformats.org/markup-compatibility/2006" xmlns:mo="http://schemas.microsoft.com/office/mac/office/2008/main" xmlns:mv="urn:schemas-microsoft-com:mac:vml" xmlns:o="urn:schemas-microsoft-com:office:office" xmlns:r="http://schemas.openxmlformats.org/officeDocument/2006/relationships" xmlns:v="urn:schemas-microsoft-com:vml" xmlns:w10="urn:schemas-microsoft-com:office:word" xmlns:w14="http://schemas.microsoft.com/office/word/2010/wordml" xmlns:w="http://schemas.openxmlformats.org/wordprocessingml/2006/main" xmlns:wne="http://schemas.microsoft.com/office/word/2006/wordml" xmlns:wp14="http://schemas.microsoft.com/office/word/2010/wordprocessingDrawing" xmlns:wp="http://schemas.openxmlformats.org/drawingml/2006/wordprocessingDrawing" xmlns:wpc="http://schemas.microsoft.com/office/word/2010/wordprocessingCanvas" xmlns:wpg="http://schemas.microsoft.com/office/word/2010/wordprocessingGroup" xmlns:wpi="http://schemas.microsoft.com/office/word/2010/wordprocessingInk" xmlns:wps="http://schemas.microsoft.com/office/word/2010/wordprocessingShape" mc:Ignorable="w14 wp14">
+<w:hdr xmlns:mc="http://schemas.openxmlformats.org/markup-compatibility/2006" xmlns:w="http://schemas.openxmlformats.org/wordprocessingml/2006/main" xmlns:m="http://schemas.openxmlformats.org/officeDocument/2006/math" xmlns:mo="http://schemas.microsoft.com/office/mac/office/2008/main" xmlns:mv="urn:schemas-microsoft-com:mac:vml" xmlns:o="urn:schemas-microsoft-com:office:office" xmlns:r="http://schemas.openxmlformats.org/officeDocument/2006/relationships" xmlns:v="urn:schemas-microsoft-com:vml" xmlns:w10="urn:schemas-microsoft-com:office:word" xmlns:w14="http://schemas.microsoft.com/office/word/2010/wordml" xmlns:wne="http://schemas.microsoft.com/office/word/2006/wordml" xmlns:wp14="http://schemas.microsoft.com/office/word/2010/wordprocessingDrawing" xmlns:wp="http://schemas.openxmlformats.org/drawingml/2006/wordprocessingDrawing" xmlns:wpc="http://schemas.microsoft.com/office/word/2010/wordprocessingCanvas" xmlns:wpg="http://schemas.microsoft.com/office/word/2010/wordprocessingGroup" xmlns:wpi="http://schemas.microsoft.com/office/word/2010/wordprocessingInk" xmlns:wps="http://schemas.microsoft.com/office/word/2010/wordprocessingShape" mc:Ignorable="w14 wp14">
   <w:p>
     <w:pPr>
       <w:pStyle w:val="Header"/>
@@ -3094,7 +3430,7 @@
     </w:pPr>
     <w:r>
       <w:rPr>
-        <w:rFonts w:ascii="Times New Roman" w:hAnsi="Times New Roman"/>
+        <w:rFonts w:ascii="Times New Roman" w:hAnsi="Times New Roman" w:eastAsia="黑体"/>
         <w:sz w:val="18"/>
         <w:rFonts w:eastAsia="黑体"/>
         <w:rFonts w:eastAsia="黑体"/>
@@ -3106,7 +3442,7 @@
 </file>
 
 <file path=word/numbering.xml><?xml version="1.0" encoding="utf-8"?>
-<w:numbering xmlns:m="http://schemas.openxmlformats.org/officeDocument/2006/math" xmlns:mc="http://schemas.openxmlformats.org/markup-compatibility/2006" xmlns:mo="http://schemas.microsoft.com/office/mac/office/2008/main" xmlns:mv="urn:schemas-microsoft-com:mac:vml" xmlns:o="urn:schemas-microsoft-com:office:office" xmlns:r="http://schemas.openxmlformats.org/officeDocument/2006/relationships" xmlns:v="urn:schemas-microsoft-com:vml" xmlns:w="http://schemas.openxmlformats.org/wordprocessingml/2006/main" xmlns:w10="urn:schemas-microsoft-com:office:word" xmlns:w14="http://schemas.microsoft.com/office/word/2010/wordml" xmlns:wne="http://schemas.microsoft.com/office/word/2006/wordml" xmlns:wp="http://schemas.openxmlformats.org/drawingml/2006/wordprocessingDrawing" xmlns:wp14="http://schemas.microsoft.com/office/word/2010/wordprocessingDrawing" xmlns:wpc="http://schemas.microsoft.com/office/word/2010/wordprocessingCanvas" xmlns:wpg="http://schemas.microsoft.com/office/word/2010/wordprocessingGroup" xmlns:wpi="http://schemas.microsoft.com/office/word/2010/wordprocessingInk" xmlns:wps="http://schemas.microsoft.com/office/word/2010/wordprocessingShape" mc:Ignorable="w14 wp14">
+<w:numbering xmlns:mc="http://schemas.openxmlformats.org/markup-compatibility/2006" xmlns:w="http://schemas.openxmlformats.org/wordprocessingml/2006/main" xmlns:m="http://schemas.openxmlformats.org/officeDocument/2006/math" xmlns:mo="http://schemas.microsoft.com/office/mac/office/2008/main" xmlns:mv="urn:schemas-microsoft-com:mac:vml" xmlns:o="urn:schemas-microsoft-com:office:office" xmlns:r="http://schemas.openxmlformats.org/officeDocument/2006/relationships" xmlns:v="urn:schemas-microsoft-com:vml" xmlns:w10="urn:schemas-microsoft-com:office:word" xmlns:w14="http://schemas.microsoft.com/office/word/2010/wordml" xmlns:wne="http://schemas.microsoft.com/office/word/2006/wordml" xmlns:wp="http://schemas.openxmlformats.org/drawingml/2006/wordprocessingDrawing" xmlns:wp14="http://schemas.microsoft.com/office/word/2010/wordprocessingDrawing" xmlns:wpc="http://schemas.microsoft.com/office/word/2010/wordprocessingCanvas" xmlns:wpg="http://schemas.microsoft.com/office/word/2010/wordprocessingGroup" xmlns:wpi="http://schemas.microsoft.com/office/word/2010/wordprocessingInk" xmlns:wps="http://schemas.microsoft.com/office/word/2010/wordprocessingShape" mc:Ignorable="w14 wp14">
   <w:abstractNum w:abstractNumId="0">
     <w:nsid w:val="FFFFFF7C"/>
     <w:multiLevelType w:val="singleLevel"/>
@@ -3193,7 +3529,7 @@
         <w:ind w:hanging="360" w:left="1440"/>
       </w:pPr>
       <w:rPr>
-        <w:rFonts w:ascii="Symbol" w:hAnsi="Symbol" w:hint="default"/>
+        <w:rFonts w:ascii="Symbol" w:hAnsi="Symbol" w:hint="default" w:eastAsia="黑体"/>
       </w:rPr>
     </w:lvl>
   </w:abstractNum>
@@ -3214,7 +3550,7 @@
         <w:ind w:hanging="360" w:left="1080"/>
       </w:pPr>
       <w:rPr>
-        <w:rFonts w:ascii="Symbol" w:hAnsi="Symbol" w:hint="default"/>
+        <w:rFonts w:ascii="Symbol" w:hAnsi="Symbol" w:hint="default" w:eastAsia="黑体"/>
       </w:rPr>
     </w:lvl>
   </w:abstractNum>
@@ -3235,7 +3571,7 @@
         <w:ind w:hanging="360" w:left="720"/>
       </w:pPr>
       <w:rPr>
-        <w:rFonts w:ascii="Symbol" w:hAnsi="Symbol" w:hint="default"/>
+        <w:rFonts w:ascii="Symbol" w:hAnsi="Symbol" w:hint="default" w:eastAsia="黑体"/>
       </w:rPr>
     </w:lvl>
   </w:abstractNum>
@@ -3274,7 +3610,7 @@
         <w:ind w:hanging="360" w:left="360"/>
       </w:pPr>
       <w:rPr>
-        <w:rFonts w:ascii="Symbol" w:hAnsi="Symbol" w:hint="default"/>
+        <w:rFonts w:ascii="Symbol" w:hAnsi="Symbol" w:hint="default" w:eastAsia="黑体"/>
       </w:rPr>
     </w:lvl>
   </w:abstractNum>
@@ -3365,7 +3701,7 @@
         <w:ind w:left="720" w:hanging="360"/>
       </w:pPr>
       <w:rPr>
-        <w:rFonts w:ascii="Symbol" w:hAnsi="Symbol" w:cs="Symbol" w:hint="default"/>
+        <w:rFonts w:ascii="Symbol" w:hAnsi="Symbol" w:cs="Symbol" w:hint="default" w:eastAsia="黑体"/>
       </w:rPr>
     </w:lvl>
     <w:lvl w:ilvl="1">
@@ -3376,7 +3712,7 @@
         <w:ind w:left="1440" w:hanging="360"/>
       </w:pPr>
       <w:rPr>
-        <w:rFonts w:ascii="Courier New" w:hAnsi="Courier New" w:cs="Courier New" w:hint="default"/>
+        <w:rFonts w:ascii="Courier New" w:hAnsi="Courier New" w:cs="Courier New" w:hint="default" w:eastAsia="黑体"/>
       </w:rPr>
     </w:lvl>
     <w:lvl w:ilvl="2">
@@ -3387,7 +3723,7 @@
         <w:ind w:left="2160" w:hanging="360"/>
       </w:pPr>
       <w:rPr>
-        <w:rFonts w:ascii="Wingdings" w:hAnsi="Wingdings" w:cs="Wingdings" w:hint="default"/>
+        <w:rFonts w:ascii="Wingdings" w:hAnsi="Wingdings" w:cs="Wingdings" w:hint="default" w:eastAsia="黑体"/>
       </w:rPr>
     </w:lvl>
     <w:lvl w:ilvl="3">
@@ -3398,7 +3734,7 @@
         <w:ind w:left="2880" w:hanging="360"/>
       </w:pPr>
       <w:rPr>
-        <w:rFonts w:ascii="Symbol" w:hAnsi="Symbol" w:cs="Symbol" w:hint="default"/>
+        <w:rFonts w:ascii="Symbol" w:hAnsi="Symbol" w:cs="Symbol" w:hint="default" w:eastAsia="黑体"/>
       </w:rPr>
     </w:lvl>
     <w:lvl w:ilvl="4">
@@ -3409,7 +3745,7 @@
         <w:ind w:left="3600" w:hanging="360"/>
       </w:pPr>
       <w:rPr>
-        <w:rFonts w:ascii="Courier New" w:hAnsi="Courier New" w:cs="Courier New" w:hint="default"/>
+        <w:rFonts w:ascii="Courier New" w:hAnsi="Courier New" w:cs="Courier New" w:hint="default" w:eastAsia="黑体"/>
       </w:rPr>
     </w:lvl>
     <w:lvl w:ilvl="5">
@@ -3420,7 +3756,7 @@
         <w:ind w:left="4320" w:hanging="360"/>
       </w:pPr>
       <w:rPr>
-        <w:rFonts w:ascii="Wingdings" w:hAnsi="Wingdings" w:cs="Wingdings" w:hint="default"/>
+        <w:rFonts w:ascii="Wingdings" w:hAnsi="Wingdings" w:cs="Wingdings" w:hint="default" w:eastAsia="黑体"/>
       </w:rPr>
     </w:lvl>
     <w:lvl w:ilvl="6">
@@ -3431,7 +3767,7 @@
         <w:ind w:left="5040" w:hanging="360"/>
       </w:pPr>
       <w:rPr>
-        <w:rFonts w:ascii="Symbol" w:hAnsi="Symbol" w:cs="Symbol" w:hint="default"/>
+        <w:rFonts w:ascii="Symbol" w:hAnsi="Symbol" w:cs="Symbol" w:hint="default" w:eastAsia="黑体"/>
       </w:rPr>
     </w:lvl>
     <w:lvl w:ilvl="7">
@@ -3442,7 +3778,7 @@
         <w:ind w:left="5760" w:hanging="360"/>
       </w:pPr>
       <w:rPr>
-        <w:rFonts w:ascii="Courier New" w:hAnsi="Courier New" w:cs="Courier New" w:hint="default"/>
+        <w:rFonts w:ascii="Courier New" w:hAnsi="Courier New" w:cs="Courier New" w:hint="default" w:eastAsia="黑体"/>
       </w:rPr>
     </w:lvl>
     <w:lvl w:ilvl="8">
@@ -3453,7 +3789,7 @@
         <w:ind w:left="6480" w:hanging="360"/>
       </w:pPr>
       <w:rPr>
-        <w:rFonts w:ascii="Wingdings" w:hAnsi="Wingdings" w:cs="Wingdings" w:hint="default"/>
+        <w:rFonts w:ascii="Wingdings" w:hAnsi="Wingdings" w:cs="Wingdings" w:hint="default" w:eastAsia="黑体"/>
       </w:rPr>
     </w:lvl>
   </w:abstractNum>
@@ -3509,11 +3845,11 @@
 </file>
 
 <file path=word/styles.xml><?xml version="1.0" encoding="utf-8"?>
-<w:styles xmlns:mc="http://schemas.openxmlformats.org/markup-compatibility/2006" xmlns:r="http://schemas.openxmlformats.org/officeDocument/2006/relationships" xmlns:w="http://schemas.openxmlformats.org/wordprocessingml/2006/main" xmlns:w14="http://schemas.microsoft.com/office/word/2010/wordml" mc:Ignorable="w14">
+<w:styles xmlns:mc="http://schemas.openxmlformats.org/markup-compatibility/2006" xmlns:w="http://schemas.openxmlformats.org/wordprocessingml/2006/main" xmlns:r="http://schemas.openxmlformats.org/officeDocument/2006/relationships" xmlns:w14="http://schemas.microsoft.com/office/word/2010/wordml" mc:Ignorable="w14">
   <w:docDefaults>
     <w:rPrDefault>
       <w:rPr>
-        <w:rFonts w:asciiTheme="minorHAnsi" w:cstheme="minorBidi" w:eastAsiaTheme="minorEastAsia" w:hAnsiTheme="minorHAnsi"/>
+        <w:rFonts w:asciiTheme="minorHAnsi" w:cstheme="minorBidi" w:hAnsiTheme="minorHAnsi" w:eastAsia="黑体"/>
         <w:sz w:val="22"/>
         <w:szCs w:val="22"/>
         <w:lang w:bidi="ar-SA" w:eastAsia="en-US" w:val="en-US"/>
@@ -3735,7 +4071,7 @@
       <w:outlineLvl w:val="0"/>
     </w:pPr>
     <w:rPr>
-      <w:rFonts w:ascii="Times New Roman" w:asciiTheme="majorHAnsi" w:cstheme="majorBidi" w:eastAsia="黑体" w:eastAsiaTheme="majorEastAsia" w:hAnsi="Times New Roman" w:hAnsiTheme="majorHAnsi"/>
+      <w:rFonts w:ascii="Times New Roman" w:asciiTheme="majorHAnsi" w:cstheme="majorBidi" w:eastAsia="黑体" w:hAnsi="Times New Roman" w:hAnsiTheme="majorHAnsi"/>
       <w:b/>
       <w:bCs/>
       <w:color w:val="1F3864"/>
@@ -3759,7 +4095,7 @@
       <w:outlineLvl w:val="1"/>
     </w:pPr>
     <w:rPr>
-      <w:rFonts w:ascii="Times New Roman" w:asciiTheme="majorHAnsi" w:cstheme="majorBidi" w:eastAsia="黑体" w:eastAsiaTheme="majorEastAsia" w:hAnsi="Times New Roman" w:hAnsiTheme="majorHAnsi"/>
+      <w:rFonts w:ascii="Times New Roman" w:asciiTheme="majorHAnsi" w:cstheme="majorBidi" w:eastAsia="黑体" w:hAnsi="Times New Roman" w:hAnsiTheme="majorHAnsi"/>
       <w:b/>
       <w:bCs/>
       <w:color w:val="2E4E7E"/>
@@ -3783,7 +4119,7 @@
       <w:outlineLvl w:val="2"/>
     </w:pPr>
     <w:rPr>
-      <w:rFonts w:ascii="Times New Roman" w:asciiTheme="majorHAnsi" w:cstheme="majorBidi" w:eastAsia="黑体" w:eastAsiaTheme="majorEastAsia" w:hAnsi="Times New Roman" w:hAnsiTheme="majorHAnsi"/>
+      <w:rFonts w:ascii="Times New Roman" w:asciiTheme="majorHAnsi" w:cstheme="majorBidi" w:eastAsia="黑体" w:hAnsi="Times New Roman" w:hAnsiTheme="majorHAnsi"/>
       <w:b/>
       <w:bCs/>
       <w:color w:val="2E4E7E"/>
@@ -3807,7 +4143,7 @@
       <w:outlineLvl w:val="3"/>
     </w:pPr>
     <w:rPr>
-      <w:rFonts w:ascii="Times New Roman" w:asciiTheme="majorHAnsi" w:cstheme="majorBidi" w:eastAsia="黑体" w:eastAsiaTheme="majorEastAsia" w:hAnsi="Times New Roman" w:hAnsiTheme="majorHAnsi"/>
+      <w:rFonts w:ascii="Times New Roman" w:asciiTheme="majorHAnsi" w:cstheme="majorBidi" w:eastAsia="黑体" w:hAnsi="Times New Roman" w:hAnsiTheme="majorHAnsi"/>
       <w:b/>
       <w:bCs/>
       <w:i/>
@@ -3833,7 +4169,7 @@
       <w:outlineLvl w:val="4"/>
     </w:pPr>
     <w:rPr>
-      <w:rFonts w:ascii="Times New Roman" w:asciiTheme="majorHAnsi" w:cstheme="majorBidi" w:eastAsia="黑体" w:eastAsiaTheme="majorEastAsia" w:hAnsi="Times New Roman" w:hAnsiTheme="majorHAnsi"/>
+      <w:rFonts w:ascii="Times New Roman" w:asciiTheme="majorHAnsi" w:cstheme="majorBidi" w:eastAsia="黑体" w:hAnsi="Times New Roman" w:hAnsiTheme="majorHAnsi"/>
       <w:b/>
       <w:color w:val="333333"/>
       <w:sz w:val="22"/>
@@ -3856,7 +4192,7 @@
       <w:outlineLvl w:val="5"/>
     </w:pPr>
     <w:rPr>
-      <w:rFonts w:asciiTheme="majorHAnsi" w:cstheme="majorBidi" w:eastAsiaTheme="majorEastAsia" w:hAnsiTheme="majorHAnsi"/>
+      <w:rFonts w:asciiTheme="majorHAnsi" w:cstheme="majorBidi" w:hAnsiTheme="majorHAnsi" w:eastAsia="黑体"/>
       <w:i/>
       <w:iCs/>
       <w:color w:themeColor="accent1" w:themeShade="7F" w:val="243F60"/>
@@ -3879,7 +4215,7 @@
       <w:outlineLvl w:val="6"/>
     </w:pPr>
     <w:rPr>
-      <w:rFonts w:asciiTheme="majorHAnsi" w:cstheme="majorBidi" w:eastAsiaTheme="majorEastAsia" w:hAnsiTheme="majorHAnsi"/>
+      <w:rFonts w:asciiTheme="majorHAnsi" w:cstheme="majorBidi" w:hAnsiTheme="majorHAnsi" w:eastAsia="黑体"/>
       <w:i/>
       <w:iCs/>
       <w:color w:themeColor="text1" w:themeTint="BF" w:val="404040"/>
@@ -3902,7 +4238,7 @@
       <w:outlineLvl w:val="7"/>
     </w:pPr>
     <w:rPr>
-      <w:rFonts w:asciiTheme="majorHAnsi" w:cstheme="majorBidi" w:eastAsiaTheme="majorEastAsia" w:hAnsiTheme="majorHAnsi"/>
+      <w:rFonts w:asciiTheme="majorHAnsi" w:cstheme="majorBidi" w:hAnsiTheme="majorHAnsi" w:eastAsia="黑体"/>
       <w:color w:themeColor="accent1" w:val="4F81BD"/>
       <w:sz w:val="20"/>
       <w:szCs w:val="20"/>
@@ -3925,7 +4261,7 @@
       <w:outlineLvl w:val="8"/>
     </w:pPr>
     <w:rPr>
-      <w:rFonts w:asciiTheme="majorHAnsi" w:cstheme="majorBidi" w:eastAsiaTheme="majorEastAsia" w:hAnsiTheme="majorHAnsi"/>
+      <w:rFonts w:asciiTheme="majorHAnsi" w:cstheme="majorBidi" w:hAnsiTheme="majorHAnsi" w:eastAsia="黑体"/>
       <w:i/>
       <w:iCs/>
       <w:color w:themeColor="text1" w:themeTint="BF" w:val="404040"/>
@@ -3976,7 +4312,7 @@
     <w:uiPriority w:val="9"/>
     <w:rsid w:val="00FC693F"/>
     <w:rPr>
-      <w:rFonts w:asciiTheme="majorHAnsi" w:cstheme="majorBidi" w:eastAsiaTheme="majorEastAsia" w:hAnsiTheme="majorHAnsi"/>
+      <w:rFonts w:asciiTheme="majorHAnsi" w:cstheme="majorBidi" w:hAnsiTheme="majorHAnsi" w:eastAsia="黑体"/>
       <w:b/>
       <w:bCs/>
       <w:color w:themeColor="accent1" w:themeShade="BF" w:val="365F91"/>
@@ -3991,7 +4327,7 @@
     <w:uiPriority w:val="9"/>
     <w:rsid w:val="00FC693F"/>
     <w:rPr>
-      <w:rFonts w:asciiTheme="majorHAnsi" w:cstheme="majorBidi" w:eastAsiaTheme="majorEastAsia" w:hAnsiTheme="majorHAnsi"/>
+      <w:rFonts w:asciiTheme="majorHAnsi" w:cstheme="majorBidi" w:hAnsiTheme="majorHAnsi" w:eastAsia="黑体"/>
       <w:b/>
       <w:bCs/>
       <w:color w:themeColor="accent1" w:val="4F81BD"/>
@@ -4006,7 +4342,7 @@
     <w:uiPriority w:val="9"/>
     <w:rsid w:val="00FC693F"/>
     <w:rPr>
-      <w:rFonts w:asciiTheme="majorHAnsi" w:cstheme="majorBidi" w:eastAsiaTheme="majorEastAsia" w:hAnsiTheme="majorHAnsi"/>
+      <w:rFonts w:asciiTheme="majorHAnsi" w:cstheme="majorBidi" w:hAnsiTheme="majorHAnsi" w:eastAsia="黑体"/>
       <w:b/>
       <w:bCs/>
       <w:color w:themeColor="accent1" w:val="4F81BD"/>
@@ -4029,7 +4365,7 @@
       <w:contextualSpacing/>
     </w:pPr>
     <w:rPr>
-      <w:rFonts w:ascii="Times New Roman" w:asciiTheme="majorHAnsi" w:cstheme="majorBidi" w:eastAsia="黑体" w:eastAsiaTheme="majorEastAsia" w:hAnsi="Times New Roman" w:hAnsiTheme="majorHAnsi"/>
+      <w:rFonts w:ascii="Times New Roman" w:asciiTheme="majorHAnsi" w:cstheme="majorBidi" w:eastAsia="黑体" w:hAnsi="Times New Roman" w:hAnsiTheme="majorHAnsi"/>
       <w:b/>
       <w:color w:val="1F3864"/>
       <w:spacing w:val="5"/>
@@ -4045,7 +4381,7 @@
     <w:uiPriority w:val="10"/>
     <w:rsid w:val="00FC693F"/>
     <w:rPr>
-      <w:rFonts w:asciiTheme="majorHAnsi" w:cstheme="majorBidi" w:eastAsiaTheme="majorEastAsia" w:hAnsiTheme="majorHAnsi"/>
+      <w:rFonts w:asciiTheme="majorHAnsi" w:cstheme="majorBidi" w:hAnsiTheme="majorHAnsi" w:eastAsia="黑体"/>
       <w:color w:themeColor="text2" w:themeShade="BF" w:val="17365D"/>
       <w:spacing w:val="5"/>
       <w:kern w:val="28"/>
@@ -4067,7 +4403,7 @@
       </w:numPr>
     </w:pPr>
     <w:rPr>
-      <w:rFonts w:asciiTheme="majorHAnsi" w:cstheme="majorBidi" w:eastAsiaTheme="majorEastAsia" w:hAnsiTheme="majorHAnsi"/>
+      <w:rFonts w:asciiTheme="majorHAnsi" w:cstheme="majorBidi" w:hAnsiTheme="majorHAnsi" w:eastAsia="黑体"/>
       <w:i/>
       <w:iCs/>
       <w:color w:themeColor="accent1" w:val="4F81BD"/>
@@ -4083,7 +4419,7 @@
     <w:uiPriority w:val="11"/>
     <w:rsid w:val="00FC693F"/>
     <w:rPr>
-      <w:rFonts w:asciiTheme="majorHAnsi" w:cstheme="majorBidi" w:eastAsiaTheme="majorEastAsia" w:hAnsiTheme="majorHAnsi"/>
+      <w:rFonts w:asciiTheme="majorHAnsi" w:cstheme="majorBidi" w:hAnsiTheme="majorHAnsi" w:eastAsia="黑体"/>
       <w:i/>
       <w:iCs/>
       <w:color w:themeColor="accent1" w:val="4F81BD"/>
@@ -4150,6 +4486,7 @@
       <w:spacing w:after="120"/>
     </w:pPr>
     <w:rPr>
+      <w:rFonts w:eastAsia="黑体"/>
       <w:sz w:val="16"/>
       <w:szCs w:val="16"/>
     </w:rPr>
@@ -4161,6 +4498,7 @@
     <w:uiPriority w:val="99"/>
     <w:rsid w:val="00AA1D8D"/>
     <w:rPr>
+      <w:rFonts w:eastAsia="黑体"/>
       <w:sz w:val="16"/>
       <w:szCs w:val="16"/>
     </w:rPr>
@@ -4330,7 +4668,7 @@
       </w:tabs>
     </w:pPr>
     <w:rPr>
-      <w:rFonts w:ascii="Courier" w:hAnsi="Courier"/>
+      <w:rFonts w:ascii="Courier" w:hAnsi="Courier" w:eastAsia="黑体"/>
       <w:sz w:val="20"/>
       <w:szCs w:val="20"/>
     </w:rPr>
@@ -4342,7 +4680,7 @@
     <w:uiPriority w:val="99"/>
     <w:rsid w:val="0029639D"/>
     <w:rPr>
-      <w:rFonts w:ascii="Courier" w:hAnsi="Courier"/>
+      <w:rFonts w:ascii="Courier" w:hAnsi="Courier" w:eastAsia="黑体"/>
       <w:sz w:val="20"/>
       <w:szCs w:val="20"/>
     </w:rPr>
@@ -4378,6 +4716,7 @@
     <w:uiPriority w:val="29"/>
     <w:rsid w:val="00FC693F"/>
     <w:rPr>
+      <w:rFonts w:eastAsia="黑体"/>
       <w:i/>
       <w:iCs/>
       <w:color w:themeColor="text1" w:val="000000"/>
@@ -4391,7 +4730,7 @@
     <w:semiHidden/>
     <w:rsid w:val="00FC693F"/>
     <w:rPr>
-      <w:rFonts w:asciiTheme="majorHAnsi" w:cstheme="majorBidi" w:eastAsiaTheme="majorEastAsia" w:hAnsiTheme="majorHAnsi"/>
+      <w:rFonts w:asciiTheme="majorHAnsi" w:cstheme="majorBidi" w:hAnsiTheme="majorHAnsi" w:eastAsia="黑体"/>
       <w:b/>
       <w:bCs/>
       <w:i/>
@@ -4407,7 +4746,7 @@
     <w:semiHidden/>
     <w:rsid w:val="00FC693F"/>
     <w:rPr>
-      <w:rFonts w:asciiTheme="majorHAnsi" w:cstheme="majorBidi" w:eastAsiaTheme="majorEastAsia" w:hAnsiTheme="majorHAnsi"/>
+      <w:rFonts w:asciiTheme="majorHAnsi" w:cstheme="majorBidi" w:hAnsiTheme="majorHAnsi" w:eastAsia="黑体"/>
       <w:color w:themeColor="accent1" w:themeShade="7F" w:val="243F60"/>
     </w:rPr>
   </w:style>
@@ -4419,7 +4758,7 @@
     <w:semiHidden/>
     <w:rsid w:val="00FC693F"/>
     <w:rPr>
-      <w:rFonts w:asciiTheme="majorHAnsi" w:cstheme="majorBidi" w:eastAsiaTheme="majorEastAsia" w:hAnsiTheme="majorHAnsi"/>
+      <w:rFonts w:asciiTheme="majorHAnsi" w:cstheme="majorBidi" w:hAnsiTheme="majorHAnsi" w:eastAsia="黑体"/>
       <w:i/>
       <w:iCs/>
       <w:color w:themeColor="accent1" w:themeShade="7F" w:val="243F60"/>
@@ -4433,7 +4772,7 @@
     <w:semiHidden/>
     <w:rsid w:val="00FC693F"/>
     <w:rPr>
-      <w:rFonts w:asciiTheme="majorHAnsi" w:cstheme="majorBidi" w:eastAsiaTheme="majorEastAsia" w:hAnsiTheme="majorHAnsi"/>
+      <w:rFonts w:asciiTheme="majorHAnsi" w:cstheme="majorBidi" w:hAnsiTheme="majorHAnsi" w:eastAsia="黑体"/>
       <w:i/>
       <w:iCs/>
       <w:color w:themeColor="text1" w:themeTint="BF" w:val="404040"/>
@@ -4447,7 +4786,7 @@
     <w:semiHidden/>
     <w:rsid w:val="00FC693F"/>
     <w:rPr>
-      <w:rFonts w:asciiTheme="majorHAnsi" w:cstheme="majorBidi" w:eastAsiaTheme="majorEastAsia" w:hAnsiTheme="majorHAnsi"/>
+      <w:rFonts w:asciiTheme="majorHAnsi" w:cstheme="majorBidi" w:hAnsiTheme="majorHAnsi" w:eastAsia="黑体"/>
       <w:color w:themeColor="accent1" w:val="4F81BD"/>
       <w:sz w:val="20"/>
       <w:szCs w:val="20"/>
@@ -4461,7 +4800,7 @@
     <w:semiHidden/>
     <w:rsid w:val="00FC693F"/>
     <w:rPr>
-      <w:rFonts w:asciiTheme="majorHAnsi" w:cstheme="majorBidi" w:eastAsiaTheme="majorEastAsia" w:hAnsiTheme="majorHAnsi"/>
+      <w:rFonts w:asciiTheme="majorHAnsi" w:cstheme="majorBidi" w:hAnsiTheme="majorHAnsi" w:eastAsia="黑体"/>
       <w:i/>
       <w:iCs/>
       <w:color w:themeColor="text1" w:themeTint="BF" w:val="404040"/>
@@ -4482,6 +4821,7 @@
       <w:spacing w:line="240" w:lineRule="auto"/>
     </w:pPr>
     <w:rPr>
+      <w:rFonts w:eastAsia="黑体"/>
       <w:b/>
       <w:bCs/>
       <w:color w:themeColor="accent1" w:val="4F81BD"/>
@@ -4496,6 +4836,7 @@
     <w:qFormat/>
     <w:rsid w:val="00FC693F"/>
     <w:rPr>
+      <w:rFonts w:eastAsia="黑体"/>
       <w:b/>
       <w:bCs/>
     </w:rPr>
@@ -4507,6 +4848,7 @@
     <w:qFormat/>
     <w:rsid w:val="00FC693F"/>
     <w:rPr>
+      <w:rFonts w:eastAsia="黑体"/>
       <w:i/>
       <w:iCs/>
     </w:rPr>
@@ -4527,6 +4869,7 @@
       <w:ind w:left="936" w:right="936"/>
     </w:pPr>
     <w:rPr>
+      <w:rFonts w:eastAsia="黑体"/>
       <w:b/>
       <w:bCs/>
       <w:i/>
@@ -4541,6 +4884,7 @@
     <w:uiPriority w:val="30"/>
     <w:rsid w:val="00FC693F"/>
     <w:rPr>
+      <w:rFonts w:eastAsia="黑体"/>
       <w:b/>
       <w:bCs/>
       <w:i/>
@@ -4555,6 +4899,7 @@
     <w:qFormat/>
     <w:rsid w:val="00FC693F"/>
     <w:rPr>
+      <w:rFonts w:eastAsia="黑体"/>
       <w:i/>
       <w:iCs/>
       <w:color w:themeColor="text1" w:themeTint="7F" w:val="808080"/>
@@ -4567,6 +4912,7 @@
     <w:qFormat/>
     <w:rsid w:val="00FC693F"/>
     <w:rPr>
+      <w:rFonts w:eastAsia="黑体"/>
       <w:b/>
       <w:bCs/>
       <w:i/>
@@ -4581,6 +4927,7 @@
     <w:qFormat/>
     <w:rsid w:val="00FC693F"/>
     <w:rPr>
+      <w:rFonts w:eastAsia="黑体"/>
       <w:smallCaps/>
       <w:color w:themeColor="accent2" w:val="C0504D"/>
       <w:u w:val="single"/>
@@ -4593,6 +4940,7 @@
     <w:qFormat/>
     <w:rsid w:val="00FC693F"/>
     <w:rPr>
+      <w:rFonts w:eastAsia="黑体"/>
       <w:b/>
       <w:bCs/>
       <w:smallCaps/>
@@ -4608,6 +4956,7 @@
     <w:qFormat/>
     <w:rsid w:val="00FC693F"/>
     <w:rPr>
+      <w:rFonts w:eastAsia="黑体"/>
       <w:b/>
       <w:bCs/>
       <w:smallCaps/>
@@ -4662,6 +5011,7 @@
       <w:spacing w:after="0" w:line="240" w:lineRule="auto"/>
     </w:pPr>
     <w:rPr>
+      <w:rFonts w:eastAsia="黑体"/>
       <w:color w:themeColor="text1" w:themeShade="BF" w:val="000000"/>
     </w:rPr>
     <w:tblPr>
@@ -4684,6 +5034,7 @@
         <w:spacing w:after="0" w:before="0" w:line="240" w:lineRule="auto"/>
       </w:pPr>
       <w:rPr>
+        <w:rFonts w:eastAsia="黑体"/>
         <w:b/>
         <w:bCs/>
       </w:rPr>
@@ -4704,6 +5055,7 @@
         <w:spacing w:after="0" w:before="0" w:line="240" w:lineRule="auto"/>
       </w:pPr>
       <w:rPr>
+        <w:rFonts w:eastAsia="黑体"/>
         <w:b/>
         <w:bCs/>
       </w:rPr>
@@ -4721,12 +5073,14 @@
     </w:tblStylePr>
     <w:tblStylePr w:type="firstCol">
       <w:rPr>
+        <w:rFonts w:eastAsia="黑体"/>
         <w:b/>
         <w:bCs/>
       </w:rPr>
     </w:tblStylePr>
     <w:tblStylePr w:type="lastCol">
       <w:rPr>
+        <w:rFonts w:eastAsia="黑体"/>
         <w:b/>
         <w:bCs/>
       </w:rPr>
@@ -4765,6 +5119,7 @@
       <w:spacing w:after="0" w:line="240" w:lineRule="auto"/>
     </w:pPr>
     <w:rPr>
+      <w:rFonts w:eastAsia="黑体"/>
       <w:color w:themeColor="accent1" w:themeShade="BF" w:val="365F91"/>
     </w:rPr>
     <w:tblPr>
@@ -4787,6 +5142,7 @@
         <w:spacing w:after="0" w:before="0" w:line="240" w:lineRule="auto"/>
       </w:pPr>
       <w:rPr>
+        <w:rFonts w:eastAsia="黑体"/>
         <w:b/>
         <w:bCs/>
       </w:rPr>
@@ -4807,6 +5163,7 @@
         <w:spacing w:after="0" w:before="0" w:line="240" w:lineRule="auto"/>
       </w:pPr>
       <w:rPr>
+        <w:rFonts w:eastAsia="黑体"/>
         <w:b/>
         <w:bCs/>
       </w:rPr>
@@ -4824,12 +5181,14 @@
     </w:tblStylePr>
     <w:tblStylePr w:type="firstCol">
       <w:rPr>
+        <w:rFonts w:eastAsia="黑体"/>
         <w:b/>
         <w:bCs/>
       </w:rPr>
     </w:tblStylePr>
     <w:tblStylePr w:type="lastCol">
       <w:rPr>
+        <w:rFonts w:eastAsia="黑体"/>
         <w:b/>
         <w:bCs/>
       </w:rPr>
@@ -4868,6 +5227,7 @@
       <w:spacing w:after="0" w:line="240" w:lineRule="auto"/>
     </w:pPr>
     <w:rPr>
+      <w:rFonts w:eastAsia="黑体"/>
       <w:color w:themeColor="accent2" w:themeShade="BF" w:val="943634"/>
     </w:rPr>
     <w:tblPr>
@@ -4890,6 +5250,7 @@
         <w:spacing w:after="0" w:before="0" w:line="240" w:lineRule="auto"/>
       </w:pPr>
       <w:rPr>
+        <w:rFonts w:eastAsia="黑体"/>
         <w:b/>
         <w:bCs/>
       </w:rPr>
@@ -4910,6 +5271,7 @@
         <w:spacing w:after="0" w:before="0" w:line="240" w:lineRule="auto"/>
       </w:pPr>
       <w:rPr>
+        <w:rFonts w:eastAsia="黑体"/>
         <w:b/>
         <w:bCs/>
       </w:rPr>
@@ -4927,12 +5289,14 @@
     </w:tblStylePr>
     <w:tblStylePr w:type="firstCol">
       <w:rPr>
+        <w:rFonts w:eastAsia="黑体"/>
         <w:b/>
         <w:bCs/>
       </w:rPr>
     </w:tblStylePr>
     <w:tblStylePr w:type="lastCol">
       <w:rPr>
+        <w:rFonts w:eastAsia="黑体"/>
         <w:b/>
         <w:bCs/>
       </w:rPr>
@@ -4971,6 +5335,7 @@
       <w:spacing w:after="0" w:line="240" w:lineRule="auto"/>
     </w:pPr>
     <w:rPr>
+      <w:rFonts w:eastAsia="黑体"/>
       <w:color w:themeColor="accent3" w:themeShade="BF" w:val="76923C"/>
     </w:rPr>
     <w:tblPr>
@@ -4993,6 +5358,7 @@
         <w:spacing w:after="0" w:before="0" w:line="240" w:lineRule="auto"/>
       </w:pPr>
       <w:rPr>
+        <w:rFonts w:eastAsia="黑体"/>
         <w:b/>
         <w:bCs/>
       </w:rPr>
@@ -5013,6 +5379,7 @@
         <w:spacing w:after="0" w:before="0" w:line="240" w:lineRule="auto"/>
       </w:pPr>
       <w:rPr>
+        <w:rFonts w:eastAsia="黑体"/>
         <w:b/>
         <w:bCs/>
       </w:rPr>
@@ -5030,12 +5397,14 @@
     </w:tblStylePr>
     <w:tblStylePr w:type="firstCol">
       <w:rPr>
+        <w:rFonts w:eastAsia="黑体"/>
         <w:b/>
         <w:bCs/>
       </w:rPr>
     </w:tblStylePr>
     <w:tblStylePr w:type="lastCol">
       <w:rPr>
+        <w:rFonts w:eastAsia="黑体"/>
         <w:b/>
         <w:bCs/>
       </w:rPr>
@@ -5074,6 +5443,7 @@
       <w:spacing w:after="0" w:line="240" w:lineRule="auto"/>
     </w:pPr>
     <w:rPr>
+      <w:rFonts w:eastAsia="黑体"/>
       <w:color w:themeColor="accent4" w:themeShade="BF" w:val="5F497A"/>
     </w:rPr>
     <w:tblPr>
@@ -5096,6 +5466,7 @@
         <w:spacing w:after="0" w:before="0" w:line="240" w:lineRule="auto"/>
       </w:pPr>
       <w:rPr>
+        <w:rFonts w:eastAsia="黑体"/>
         <w:b/>
         <w:bCs/>
       </w:rPr>
@@ -5116,6 +5487,7 @@
         <w:spacing w:after="0" w:before="0" w:line="240" w:lineRule="auto"/>
       </w:pPr>
       <w:rPr>
+        <w:rFonts w:eastAsia="黑体"/>
         <w:b/>
         <w:bCs/>
       </w:rPr>
@@ -5133,12 +5505,14 @@
     </w:tblStylePr>
     <w:tblStylePr w:type="firstCol">
       <w:rPr>
+        <w:rFonts w:eastAsia="黑体"/>
         <w:b/>
         <w:bCs/>
       </w:rPr>
     </w:tblStylePr>
     <w:tblStylePr w:type="lastCol">
       <w:rPr>
+        <w:rFonts w:eastAsia="黑体"/>
         <w:b/>
         <w:bCs/>
       </w:rPr>
@@ -5177,6 +5551,7 @@
       <w:spacing w:after="0" w:line="240" w:lineRule="auto"/>
     </w:pPr>
     <w:rPr>
+      <w:rFonts w:eastAsia="黑体"/>
       <w:color w:themeColor="accent5" w:themeShade="BF" w:val="31849B"/>
     </w:rPr>
     <w:tblPr>
@@ -5199,6 +5574,7 @@
         <w:spacing w:after="0" w:before="0" w:line="240" w:lineRule="auto"/>
       </w:pPr>
       <w:rPr>
+        <w:rFonts w:eastAsia="黑体"/>
         <w:b/>
         <w:bCs/>
       </w:rPr>
@@ -5219,6 +5595,7 @@
         <w:spacing w:after="0" w:before="0" w:line="240" w:lineRule="auto"/>
       </w:pPr>
       <w:rPr>
+        <w:rFonts w:eastAsia="黑体"/>
         <w:b/>
         <w:bCs/>
       </w:rPr>
@@ -5236,12 +5613,14 @@
     </w:tblStylePr>
     <w:tblStylePr w:type="firstCol">
       <w:rPr>
+        <w:rFonts w:eastAsia="黑体"/>
         <w:b/>
         <w:bCs/>
       </w:rPr>
     </w:tblStylePr>
     <w:tblStylePr w:type="lastCol">
       <w:rPr>
+        <w:rFonts w:eastAsia="黑体"/>
         <w:b/>
         <w:bCs/>
       </w:rPr>
@@ -5280,6 +5659,7 @@
       <w:spacing w:after="0" w:line="240" w:lineRule="auto"/>
     </w:pPr>
     <w:rPr>
+      <w:rFonts w:eastAsia="黑体"/>
       <w:color w:themeColor="accent6" w:themeShade="BF" w:val="E36C0A"/>
     </w:rPr>
     <w:tblPr>
@@ -5302,6 +5682,7 @@
         <w:spacing w:after="0" w:before="0" w:line="240" w:lineRule="auto"/>
       </w:pPr>
       <w:rPr>
+        <w:rFonts w:eastAsia="黑体"/>
         <w:b/>
         <w:bCs/>
       </w:rPr>
@@ -5322,6 +5703,7 @@
         <w:spacing w:after="0" w:before="0" w:line="240" w:lineRule="auto"/>
       </w:pPr>
       <w:rPr>
+        <w:rFonts w:eastAsia="黑体"/>
         <w:b/>
         <w:bCs/>
       </w:rPr>
@@ -5339,12 +5721,14 @@
     </w:tblStylePr>
     <w:tblStylePr w:type="firstCol">
       <w:rPr>
+        <w:rFonts w:eastAsia="黑体"/>
         <w:b/>
         <w:bCs/>
       </w:rPr>
     </w:tblStylePr>
     <w:tblStylePr w:type="lastCol">
       <w:rPr>
+        <w:rFonts w:eastAsia="黑体"/>
         <w:b/>
         <w:bCs/>
       </w:rPr>
@@ -5404,6 +5788,7 @@
         <w:spacing w:after="0" w:before="0" w:line="240" w:lineRule="auto"/>
       </w:pPr>
       <w:rPr>
+        <w:rFonts w:eastAsia="黑体"/>
         <w:b/>
         <w:bCs/>
         <w:color w:themeColor="background1" w:val="FFFFFF"/>
@@ -5418,6 +5803,7 @@
         <w:spacing w:after="0" w:before="0" w:line="240" w:lineRule="auto"/>
       </w:pPr>
       <w:rPr>
+        <w:rFonts w:eastAsia="黑体"/>
         <w:b/>
         <w:bCs/>
       </w:rPr>
@@ -5433,12 +5819,14 @@
     </w:tblStylePr>
     <w:tblStylePr w:type="firstCol">
       <w:rPr>
+        <w:rFonts w:eastAsia="黑体"/>
         <w:b/>
         <w:bCs/>
       </w:rPr>
     </w:tblStylePr>
     <w:tblStylePr w:type="lastCol">
       <w:rPr>
+        <w:rFonts w:eastAsia="黑体"/>
         <w:b/>
         <w:bCs/>
       </w:rPr>
@@ -5496,6 +5884,7 @@
         <w:spacing w:after="0" w:before="0" w:line="240" w:lineRule="auto"/>
       </w:pPr>
       <w:rPr>
+        <w:rFonts w:eastAsia="黑体"/>
         <w:b/>
         <w:bCs/>
         <w:color w:themeColor="background1" w:val="FFFFFF"/>
@@ -5510,6 +5899,7 @@
         <w:spacing w:after="0" w:before="0" w:line="240" w:lineRule="auto"/>
       </w:pPr>
       <w:rPr>
+        <w:rFonts w:eastAsia="黑体"/>
         <w:b/>
         <w:bCs/>
       </w:rPr>
@@ -5525,12 +5915,14 @@
     </w:tblStylePr>
     <w:tblStylePr w:type="firstCol">
       <w:rPr>
+        <w:rFonts w:eastAsia="黑体"/>
         <w:b/>
         <w:bCs/>
       </w:rPr>
     </w:tblStylePr>
     <w:tblStylePr w:type="lastCol">
       <w:rPr>
+        <w:rFonts w:eastAsia="黑体"/>
         <w:b/>
         <w:bCs/>
       </w:rPr>
@@ -5588,6 +5980,7 @@
         <w:spacing w:after="0" w:before="0" w:line="240" w:lineRule="auto"/>
       </w:pPr>
       <w:rPr>
+        <w:rFonts w:eastAsia="黑体"/>
         <w:b/>
         <w:bCs/>
         <w:color w:themeColor="background1" w:val="FFFFFF"/>
@@ -5602,6 +5995,7 @@
         <w:spacing w:after="0" w:before="0" w:line="240" w:lineRule="auto"/>
       </w:pPr>
       <w:rPr>
+        <w:rFonts w:eastAsia="黑体"/>
         <w:b/>
         <w:bCs/>
       </w:rPr>
@@ -5617,12 +6011,14 @@
     </w:tblStylePr>
     <w:tblStylePr w:type="firstCol">
       <w:rPr>
+        <w:rFonts w:eastAsia="黑体"/>
         <w:b/>
         <w:bCs/>
       </w:rPr>
     </w:tblStylePr>
     <w:tblStylePr w:type="lastCol">
       <w:rPr>
+        <w:rFonts w:eastAsia="黑体"/>
         <w:b/>
         <w:bCs/>
       </w:rPr>
@@ -5680,6 +6076,7 @@
         <w:spacing w:after="0" w:before="0" w:line="240" w:lineRule="auto"/>
       </w:pPr>
       <w:rPr>
+        <w:rFonts w:eastAsia="黑体"/>
         <w:b/>
         <w:bCs/>
         <w:color w:themeColor="background1" w:val="FFFFFF"/>
@@ -5694,6 +6091,7 @@
         <w:spacing w:after="0" w:before="0" w:line="240" w:lineRule="auto"/>
       </w:pPr>
       <w:rPr>
+        <w:rFonts w:eastAsia="黑体"/>
         <w:b/>
         <w:bCs/>
       </w:rPr>
@@ -5709,12 +6107,14 @@
     </w:tblStylePr>
     <w:tblStylePr w:type="firstCol">
       <w:rPr>
+        <w:rFonts w:eastAsia="黑体"/>
         <w:b/>
         <w:bCs/>
       </w:rPr>
     </w:tblStylePr>
     <w:tblStylePr w:type="lastCol">
       <w:rPr>
+        <w:rFonts w:eastAsia="黑体"/>
         <w:b/>
         <w:bCs/>
       </w:rPr>
@@ -5772,6 +6172,7 @@
         <w:spacing w:after="0" w:before="0" w:line="240" w:lineRule="auto"/>
       </w:pPr>
       <w:rPr>
+        <w:rFonts w:eastAsia="黑体"/>
         <w:b/>
         <w:bCs/>
         <w:color w:themeColor="background1" w:val="FFFFFF"/>
@@ -5786,6 +6187,7 @@
         <w:spacing w:after="0" w:before="0" w:line="240" w:lineRule="auto"/>
       </w:pPr>
       <w:rPr>
+        <w:rFonts w:eastAsia="黑体"/>
         <w:b/>
         <w:bCs/>
       </w:rPr>
@@ -5801,12 +6203,14 @@
     </w:tblStylePr>
     <w:tblStylePr w:type="firstCol">
       <w:rPr>
+        <w:rFonts w:eastAsia="黑体"/>
         <w:b/>
         <w:bCs/>
       </w:rPr>
     </w:tblStylePr>
     <w:tblStylePr w:type="lastCol">
       <w:rPr>
+        <w:rFonts w:eastAsia="黑体"/>
         <w:b/>
         <w:bCs/>
       </w:rPr>
@@ -5864,6 +6268,7 @@
         <w:spacing w:after="0" w:before="0" w:line="240" w:lineRule="auto"/>
       </w:pPr>
       <w:rPr>
+        <w:rFonts w:eastAsia="黑体"/>
         <w:b/>
         <w:bCs/>
         <w:color w:themeColor="background1" w:val="FFFFFF"/>
@@ -5878,6 +6283,7 @@
         <w:spacing w:after="0" w:before="0" w:line="240" w:lineRule="auto"/>
       </w:pPr>
       <w:rPr>
+        <w:rFonts w:eastAsia="黑体"/>
         <w:b/>
         <w:bCs/>
       </w:rPr>
@@ -5893,12 +6299,14 @@
     </w:tblStylePr>
     <w:tblStylePr w:type="firstCol">
       <w:rPr>
+        <w:rFonts w:eastAsia="黑体"/>
         <w:b/>
         <w:bCs/>
       </w:rPr>
     </w:tblStylePr>
     <w:tblStylePr w:type="lastCol">
       <w:rPr>
+        <w:rFonts w:eastAsia="黑体"/>
         <w:b/>
         <w:bCs/>
       </w:rPr>
@@ -5956,6 +6364,7 @@
         <w:spacing w:after="0" w:before="0" w:line="240" w:lineRule="auto"/>
       </w:pPr>
       <w:rPr>
+        <w:rFonts w:eastAsia="黑体"/>
         <w:b/>
         <w:bCs/>
         <w:color w:themeColor="background1" w:val="FFFFFF"/>
@@ -5970,6 +6379,7 @@
         <w:spacing w:after="0" w:before="0" w:line="240" w:lineRule="auto"/>
       </w:pPr>
       <w:rPr>
+        <w:rFonts w:eastAsia="黑体"/>
         <w:b/>
         <w:bCs/>
       </w:rPr>
@@ -5985,12 +6395,14 @@
     </w:tblStylePr>
     <w:tblStylePr w:type="firstCol">
       <w:rPr>
+        <w:rFonts w:eastAsia="黑体"/>
         <w:b/>
         <w:bCs/>
       </w:rPr>
     </w:tblStylePr>
     <w:tblStylePr w:type="lastCol">
       <w:rPr>
+        <w:rFonts w:eastAsia="黑体"/>
         <w:b/>
         <w:bCs/>
       </w:rPr>
@@ -6050,7 +6462,7 @@
         <w:spacing w:after="0" w:before="0" w:line="240" w:lineRule="auto"/>
       </w:pPr>
       <w:rPr>
-        <w:rFonts w:asciiTheme="majorHAnsi" w:cstheme="majorBidi" w:eastAsiaTheme="majorEastAsia" w:hAnsiTheme="majorHAnsi"/>
+        <w:rFonts w:asciiTheme="majorHAnsi" w:cstheme="majorBidi" w:hAnsiTheme="majorHAnsi" w:eastAsia="黑体"/>
         <w:b/>
         <w:bCs/>
       </w:rPr>
@@ -6071,7 +6483,7 @@
         <w:spacing w:after="0" w:before="0" w:line="240" w:lineRule="auto"/>
       </w:pPr>
       <w:rPr>
-        <w:rFonts w:asciiTheme="majorHAnsi" w:cstheme="majorBidi" w:eastAsiaTheme="majorEastAsia" w:hAnsiTheme="majorHAnsi"/>
+        <w:rFonts w:asciiTheme="majorHAnsi" w:cstheme="majorBidi" w:hAnsiTheme="majorHAnsi" w:eastAsia="黑体"/>
         <w:b/>
         <w:bCs/>
       </w:rPr>
@@ -6089,14 +6501,14 @@
     </w:tblStylePr>
     <w:tblStylePr w:type="firstCol">
       <w:rPr>
-        <w:rFonts w:asciiTheme="majorHAnsi" w:cstheme="majorBidi" w:eastAsiaTheme="majorEastAsia" w:hAnsiTheme="majorHAnsi"/>
+        <w:rFonts w:asciiTheme="majorHAnsi" w:cstheme="majorBidi" w:hAnsiTheme="majorHAnsi" w:eastAsia="黑体"/>
         <w:b/>
         <w:bCs/>
       </w:rPr>
     </w:tblStylePr>
     <w:tblStylePr w:type="lastCol">
       <w:rPr>
-        <w:rFonts w:asciiTheme="majorHAnsi" w:cstheme="majorBidi" w:eastAsiaTheme="majorEastAsia" w:hAnsiTheme="majorHAnsi"/>
+        <w:rFonts w:asciiTheme="majorHAnsi" w:cstheme="majorBidi" w:hAnsiTheme="majorHAnsi" w:eastAsia="黑体"/>
         <w:b/>
         <w:bCs/>
       </w:rPr>
@@ -6180,7 +6592,7 @@
         <w:spacing w:after="0" w:before="0" w:line="240" w:lineRule="auto"/>
       </w:pPr>
       <w:rPr>
-        <w:rFonts w:asciiTheme="majorHAnsi" w:cstheme="majorBidi" w:eastAsiaTheme="majorEastAsia" w:hAnsiTheme="majorHAnsi"/>
+        <w:rFonts w:asciiTheme="majorHAnsi" w:cstheme="majorBidi" w:hAnsiTheme="majorHAnsi" w:eastAsia="黑体"/>
         <w:b/>
         <w:bCs/>
       </w:rPr>
@@ -6201,7 +6613,7 @@
         <w:spacing w:after="0" w:before="0" w:line="240" w:lineRule="auto"/>
       </w:pPr>
       <w:rPr>
-        <w:rFonts w:asciiTheme="majorHAnsi" w:cstheme="majorBidi" w:eastAsiaTheme="majorEastAsia" w:hAnsiTheme="majorHAnsi"/>
+        <w:rFonts w:asciiTheme="majorHAnsi" w:cstheme="majorBidi" w:hAnsiTheme="majorHAnsi" w:eastAsia="黑体"/>
         <w:b/>
         <w:bCs/>
       </w:rPr>
@@ -6219,14 +6631,14 @@
     </w:tblStylePr>
     <w:tblStylePr w:type="firstCol">
       <w:rPr>
-        <w:rFonts w:asciiTheme="majorHAnsi" w:cstheme="majorBidi" w:eastAsiaTheme="majorEastAsia" w:hAnsiTheme="majorHAnsi"/>
+        <w:rFonts w:asciiTheme="majorHAnsi" w:cstheme="majorBidi" w:hAnsiTheme="majorHAnsi" w:eastAsia="黑体"/>
         <w:b/>
         <w:bCs/>
       </w:rPr>
     </w:tblStylePr>
     <w:tblStylePr w:type="lastCol">
       <w:rPr>
-        <w:rFonts w:asciiTheme="majorHAnsi" w:cstheme="majorBidi" w:eastAsiaTheme="majorEastAsia" w:hAnsiTheme="majorHAnsi"/>
+        <w:rFonts w:asciiTheme="majorHAnsi" w:cstheme="majorBidi" w:hAnsiTheme="majorHAnsi" w:eastAsia="黑体"/>
         <w:b/>
         <w:bCs/>
       </w:rPr>
@@ -6310,7 +6722,7 @@
         <w:spacing w:after="0" w:before="0" w:line="240" w:lineRule="auto"/>
       </w:pPr>
       <w:rPr>
-        <w:rFonts w:asciiTheme="majorHAnsi" w:cstheme="majorBidi" w:eastAsiaTheme="majorEastAsia" w:hAnsiTheme="majorHAnsi"/>
+        <w:rFonts w:asciiTheme="majorHAnsi" w:cstheme="majorBidi" w:hAnsiTheme="majorHAnsi" w:eastAsia="黑体"/>
         <w:b/>
         <w:bCs/>
       </w:rPr>
@@ -6331,7 +6743,7 @@
         <w:spacing w:after="0" w:before="0" w:line="240" w:lineRule="auto"/>
       </w:pPr>
       <w:rPr>
-        <w:rFonts w:asciiTheme="majorHAnsi" w:cstheme="majorBidi" w:eastAsiaTheme="majorEastAsia" w:hAnsiTheme="majorHAnsi"/>
+        <w:rFonts w:asciiTheme="majorHAnsi" w:cstheme="majorBidi" w:hAnsiTheme="majorHAnsi" w:eastAsia="黑体"/>
         <w:b/>
         <w:bCs/>
       </w:rPr>
@@ -6349,14 +6761,14 @@
     </w:tblStylePr>
     <w:tblStylePr w:type="firstCol">
       <w:rPr>
-        <w:rFonts w:asciiTheme="majorHAnsi" w:cstheme="majorBidi" w:eastAsiaTheme="majorEastAsia" w:hAnsiTheme="majorHAnsi"/>
+        <w:rFonts w:asciiTheme="majorHAnsi" w:cstheme="majorBidi" w:hAnsiTheme="majorHAnsi" w:eastAsia="黑体"/>
         <w:b/>
         <w:bCs/>
       </w:rPr>
     </w:tblStylePr>
     <w:tblStylePr w:type="lastCol">
       <w:rPr>
-        <w:rFonts w:asciiTheme="majorHAnsi" w:cstheme="majorBidi" w:eastAsiaTheme="majorEastAsia" w:hAnsiTheme="majorHAnsi"/>
+        <w:rFonts w:asciiTheme="majorHAnsi" w:cstheme="majorBidi" w:hAnsiTheme="majorHAnsi" w:eastAsia="黑体"/>
         <w:b/>
         <w:bCs/>
       </w:rPr>
@@ -6440,7 +6852,7 @@
         <w:spacing w:after="0" w:before="0" w:line="240" w:lineRule="auto"/>
       </w:pPr>
       <w:rPr>
-        <w:rFonts w:asciiTheme="majorHAnsi" w:cstheme="majorBidi" w:eastAsiaTheme="majorEastAsia" w:hAnsiTheme="majorHAnsi"/>
+        <w:rFonts w:asciiTheme="majorHAnsi" w:cstheme="majorBidi" w:hAnsiTheme="majorHAnsi" w:eastAsia="黑体"/>
         <w:b/>
         <w:bCs/>
       </w:rPr>
@@ -6461,7 +6873,7 @@
         <w:spacing w:after="0" w:before="0" w:line="240" w:lineRule="auto"/>
       </w:pPr>
       <w:rPr>
-        <w:rFonts w:asciiTheme="majorHAnsi" w:cstheme="majorBidi" w:eastAsiaTheme="majorEastAsia" w:hAnsiTheme="majorHAnsi"/>
+        <w:rFonts w:asciiTheme="majorHAnsi" w:cstheme="majorBidi" w:hAnsiTheme="majorHAnsi" w:eastAsia="黑体"/>
         <w:b/>
         <w:bCs/>
       </w:rPr>
@@ -6479,14 +6891,14 @@
     </w:tblStylePr>
     <w:tblStylePr w:type="firstCol">
       <w:rPr>
-        <w:rFonts w:asciiTheme="majorHAnsi" w:cstheme="majorBidi" w:eastAsiaTheme="majorEastAsia" w:hAnsiTheme="majorHAnsi"/>
+        <w:rFonts w:asciiTheme="majorHAnsi" w:cstheme="majorBidi" w:hAnsiTheme="majorHAnsi" w:eastAsia="黑体"/>
         <w:b/>
         <w:bCs/>
       </w:rPr>
     </w:tblStylePr>
     <w:tblStylePr w:type="lastCol">
       <w:rPr>
-        <w:rFonts w:asciiTheme="majorHAnsi" w:cstheme="majorBidi" w:eastAsiaTheme="majorEastAsia" w:hAnsiTheme="majorHAnsi"/>
+        <w:rFonts w:asciiTheme="majorHAnsi" w:cstheme="majorBidi" w:hAnsiTheme="majorHAnsi" w:eastAsia="黑体"/>
         <w:b/>
         <w:bCs/>
       </w:rPr>
@@ -6570,7 +6982,7 @@
         <w:spacing w:after="0" w:before="0" w:line="240" w:lineRule="auto"/>
       </w:pPr>
       <w:rPr>
-        <w:rFonts w:asciiTheme="majorHAnsi" w:cstheme="majorBidi" w:eastAsiaTheme="majorEastAsia" w:hAnsiTheme="majorHAnsi"/>
+        <w:rFonts w:asciiTheme="majorHAnsi" w:cstheme="majorBidi" w:hAnsiTheme="majorHAnsi" w:eastAsia="黑体"/>
         <w:b/>
         <w:bCs/>
       </w:rPr>
@@ -6591,7 +7003,7 @@
         <w:spacing w:after="0" w:before="0" w:line="240" w:lineRule="auto"/>
       </w:pPr>
       <w:rPr>
-        <w:rFonts w:asciiTheme="majorHAnsi" w:cstheme="majorBidi" w:eastAsiaTheme="majorEastAsia" w:hAnsiTheme="majorHAnsi"/>
+        <w:rFonts w:asciiTheme="majorHAnsi" w:cstheme="majorBidi" w:hAnsiTheme="majorHAnsi" w:eastAsia="黑体"/>
         <w:b/>
         <w:bCs/>
       </w:rPr>
@@ -6609,14 +7021,14 @@
     </w:tblStylePr>
     <w:tblStylePr w:type="firstCol">
       <w:rPr>
-        <w:rFonts w:asciiTheme="majorHAnsi" w:cstheme="majorBidi" w:eastAsiaTheme="majorEastAsia" w:hAnsiTheme="majorHAnsi"/>
+        <w:rFonts w:asciiTheme="majorHAnsi" w:cstheme="majorBidi" w:hAnsiTheme="majorHAnsi" w:eastAsia="黑体"/>
         <w:b/>
         <w:bCs/>
       </w:rPr>
     </w:tblStylePr>
     <w:tblStylePr w:type="lastCol">
       <w:rPr>
-        <w:rFonts w:asciiTheme="majorHAnsi" w:cstheme="majorBidi" w:eastAsiaTheme="majorEastAsia" w:hAnsiTheme="majorHAnsi"/>
+        <w:rFonts w:asciiTheme="majorHAnsi" w:cstheme="majorBidi" w:hAnsiTheme="majorHAnsi" w:eastAsia="黑体"/>
         <w:b/>
         <w:bCs/>
       </w:rPr>
@@ -6700,7 +7112,7 @@
         <w:spacing w:after="0" w:before="0" w:line="240" w:lineRule="auto"/>
       </w:pPr>
       <w:rPr>
-        <w:rFonts w:asciiTheme="majorHAnsi" w:cstheme="majorBidi" w:eastAsiaTheme="majorEastAsia" w:hAnsiTheme="majorHAnsi"/>
+        <w:rFonts w:asciiTheme="majorHAnsi" w:cstheme="majorBidi" w:hAnsiTheme="majorHAnsi" w:eastAsia="黑体"/>
         <w:b/>
         <w:bCs/>
       </w:rPr>
@@ -6721,7 +7133,7 @@
         <w:spacing w:after="0" w:before="0" w:line="240" w:lineRule="auto"/>
       </w:pPr>
       <w:rPr>
-        <w:rFonts w:asciiTheme="majorHAnsi" w:cstheme="majorBidi" w:eastAsiaTheme="majorEastAsia" w:hAnsiTheme="majorHAnsi"/>
+        <w:rFonts w:asciiTheme="majorHAnsi" w:cstheme="majorBidi" w:hAnsiTheme="majorHAnsi" w:eastAsia="黑体"/>
         <w:b/>
         <w:bCs/>
       </w:rPr>
@@ -6739,14 +7151,14 @@
     </w:tblStylePr>
     <w:tblStylePr w:type="firstCol">
       <w:rPr>
-        <w:rFonts w:asciiTheme="majorHAnsi" w:cstheme="majorBidi" w:eastAsiaTheme="majorEastAsia" w:hAnsiTheme="majorHAnsi"/>
+        <w:rFonts w:asciiTheme="majorHAnsi" w:cstheme="majorBidi" w:hAnsiTheme="majorHAnsi" w:eastAsia="黑体"/>
         <w:b/>
         <w:bCs/>
       </w:rPr>
     </w:tblStylePr>
     <w:tblStylePr w:type="lastCol">
       <w:rPr>
-        <w:rFonts w:asciiTheme="majorHAnsi" w:cstheme="majorBidi" w:eastAsiaTheme="majorEastAsia" w:hAnsiTheme="majorHAnsi"/>
+        <w:rFonts w:asciiTheme="majorHAnsi" w:cstheme="majorBidi" w:hAnsiTheme="majorHAnsi" w:eastAsia="黑体"/>
         <w:b/>
         <w:bCs/>
       </w:rPr>
@@ -6830,7 +7242,7 @@
         <w:spacing w:after="0" w:before="0" w:line="240" w:lineRule="auto"/>
       </w:pPr>
       <w:rPr>
-        <w:rFonts w:asciiTheme="majorHAnsi" w:cstheme="majorBidi" w:eastAsiaTheme="majorEastAsia" w:hAnsiTheme="majorHAnsi"/>
+        <w:rFonts w:asciiTheme="majorHAnsi" w:cstheme="majorBidi" w:hAnsiTheme="majorHAnsi" w:eastAsia="黑体"/>
         <w:b/>
         <w:bCs/>
       </w:rPr>
@@ -6851,7 +7263,7 @@
         <w:spacing w:after="0" w:before="0" w:line="240" w:lineRule="auto"/>
       </w:pPr>
       <w:rPr>
-        <w:rFonts w:asciiTheme="majorHAnsi" w:cstheme="majorBidi" w:eastAsiaTheme="majorEastAsia" w:hAnsiTheme="majorHAnsi"/>
+        <w:rFonts w:asciiTheme="majorHAnsi" w:cstheme="majorBidi" w:hAnsiTheme="majorHAnsi" w:eastAsia="黑体"/>
         <w:b/>
         <w:bCs/>
       </w:rPr>
@@ -6869,14 +7281,14 @@
     </w:tblStylePr>
     <w:tblStylePr w:type="firstCol">
       <w:rPr>
-        <w:rFonts w:asciiTheme="majorHAnsi" w:cstheme="majorBidi" w:eastAsiaTheme="majorEastAsia" w:hAnsiTheme="majorHAnsi"/>
+        <w:rFonts w:asciiTheme="majorHAnsi" w:cstheme="majorBidi" w:hAnsiTheme="majorHAnsi" w:eastAsia="黑体"/>
         <w:b/>
         <w:bCs/>
       </w:rPr>
     </w:tblStylePr>
     <w:tblStylePr w:type="lastCol">
       <w:rPr>
-        <w:rFonts w:asciiTheme="majorHAnsi" w:cstheme="majorBidi" w:eastAsiaTheme="majorEastAsia" w:hAnsiTheme="majorHAnsi"/>
+        <w:rFonts w:asciiTheme="majorHAnsi" w:cstheme="majorBidi" w:hAnsiTheme="majorHAnsi" w:eastAsia="黑体"/>
         <w:b/>
         <w:bCs/>
       </w:rPr>
@@ -6959,6 +7371,7 @@
         <w:spacing w:after="0" w:before="0" w:line="240" w:lineRule="auto"/>
       </w:pPr>
       <w:rPr>
+        <w:rFonts w:eastAsia="黑体"/>
         <w:b/>
         <w:bCs/>
         <w:color w:themeColor="background1" w:val="FFFFFF"/>
@@ -6981,6 +7394,7 @@
         <w:spacing w:after="0" w:before="0" w:line="240" w:lineRule="auto"/>
       </w:pPr>
       <w:rPr>
+        <w:rFonts w:eastAsia="黑体"/>
         <w:b/>
         <w:bCs/>
       </w:rPr>
@@ -6998,12 +7412,14 @@
     </w:tblStylePr>
     <w:tblStylePr w:type="firstCol">
       <w:rPr>
+        <w:rFonts w:eastAsia="黑体"/>
         <w:b/>
         <w:bCs/>
       </w:rPr>
     </w:tblStylePr>
     <w:tblStylePr w:type="lastCol">
       <w:rPr>
+        <w:rFonts w:eastAsia="黑体"/>
         <w:b/>
         <w:bCs/>
       </w:rPr>
@@ -7065,6 +7481,7 @@
         <w:spacing w:after="0" w:before="0" w:line="240" w:lineRule="auto"/>
       </w:pPr>
       <w:rPr>
+        <w:rFonts w:eastAsia="黑体"/>
         <w:b/>
         <w:bCs/>
         <w:color w:themeColor="background1" w:val="FFFFFF"/>
@@ -7087,6 +7504,7 @@
         <w:spacing w:after="0" w:before="0" w:line="240" w:lineRule="auto"/>
       </w:pPr>
       <w:rPr>
+        <w:rFonts w:eastAsia="黑体"/>
         <w:b/>
         <w:bCs/>
       </w:rPr>
@@ -7104,12 +7522,14 @@
     </w:tblStylePr>
     <w:tblStylePr w:type="firstCol">
       <w:rPr>
+        <w:rFonts w:eastAsia="黑体"/>
         <w:b/>
         <w:bCs/>
       </w:rPr>
     </w:tblStylePr>
     <w:tblStylePr w:type="lastCol">
       <w:rPr>
+        <w:rFonts w:eastAsia="黑体"/>
         <w:b/>
         <w:bCs/>
       </w:rPr>
@@ -7171,6 +7591,7 @@
         <w:spacing w:after="0" w:before="0" w:line="240" w:lineRule="auto"/>
       </w:pPr>
       <w:rPr>
+        <w:rFonts w:eastAsia="黑体"/>
         <w:b/>
         <w:bCs/>
         <w:color w:themeColor="background1" w:val="FFFFFF"/>
@@ -7193,6 +7614,7 @@
         <w:spacing w:after="0" w:before="0" w:line="240" w:lineRule="auto"/>
       </w:pPr>
       <w:rPr>
+        <w:rFonts w:eastAsia="黑体"/>
         <w:b/>
         <w:bCs/>
       </w:rPr>
@@ -7210,12 +7632,14 @@
     </w:tblStylePr>
     <w:tblStylePr w:type="firstCol">
       <w:rPr>
+        <w:rFonts w:eastAsia="黑体"/>
         <w:b/>
         <w:bCs/>
       </w:rPr>
     </w:tblStylePr>
     <w:tblStylePr w:type="lastCol">
       <w:rPr>
+        <w:rFonts w:eastAsia="黑体"/>
         <w:b/>
         <w:bCs/>
       </w:rPr>
@@ -7277,6 +7701,7 @@
         <w:spacing w:after="0" w:before="0" w:line="240" w:lineRule="auto"/>
       </w:pPr>
       <w:rPr>
+        <w:rFonts w:eastAsia="黑体"/>
         <w:b/>
         <w:bCs/>
         <w:color w:themeColor="background1" w:val="FFFFFF"/>
@@ -7299,6 +7724,7 @@
         <w:spacing w:after="0" w:before="0" w:line="240" w:lineRule="auto"/>
       </w:pPr>
       <w:rPr>
+        <w:rFonts w:eastAsia="黑体"/>
         <w:b/>
         <w:bCs/>
       </w:rPr>
@@ -7316,12 +7742,14 @@
     </w:tblStylePr>
     <w:tblStylePr w:type="firstCol">
       <w:rPr>
+        <w:rFonts w:eastAsia="黑体"/>
         <w:b/>
         <w:bCs/>
       </w:rPr>
     </w:tblStylePr>
     <w:tblStylePr w:type="lastCol">
       <w:rPr>
+        <w:rFonts w:eastAsia="黑体"/>
         <w:b/>
         <w:bCs/>
       </w:rPr>
@@ -7383,6 +7811,7 @@
         <w:spacing w:after="0" w:before="0" w:line="240" w:lineRule="auto"/>
       </w:pPr>
       <w:rPr>
+        <w:rFonts w:eastAsia="黑体"/>
         <w:b/>
         <w:bCs/>
         <w:color w:themeColor="background1" w:val="FFFFFF"/>
@@ -7405,6 +7834,7 @@
         <w:spacing w:after="0" w:before="0" w:line="240" w:lineRule="auto"/>
       </w:pPr>
       <w:rPr>
+        <w:rFonts w:eastAsia="黑体"/>
         <w:b/>
         <w:bCs/>
       </w:rPr>
@@ -7422,12 +7852,14 @@
     </w:tblStylePr>
     <w:tblStylePr w:type="firstCol">
       <w:rPr>
+        <w:rFonts w:eastAsia="黑体"/>
         <w:b/>
         <w:bCs/>
       </w:rPr>
     </w:tblStylePr>
     <w:tblStylePr w:type="lastCol">
       <w:rPr>
+        <w:rFonts w:eastAsia="黑体"/>
         <w:b/>
         <w:bCs/>
       </w:rPr>
@@ -7489,6 +7921,7 @@
         <w:spacing w:after="0" w:before="0" w:line="240" w:lineRule="auto"/>
       </w:pPr>
       <w:rPr>
+        <w:rFonts w:eastAsia="黑体"/>
         <w:b/>
         <w:bCs/>
         <w:color w:themeColor="background1" w:val="FFFFFF"/>
@@ -7511,6 +7944,7 @@
         <w:spacing w:after="0" w:before="0" w:line="240" w:lineRule="auto"/>
       </w:pPr>
       <w:rPr>
+        <w:rFonts w:eastAsia="黑体"/>
         <w:b/>
         <w:bCs/>
       </w:rPr>
@@ -7528,12 +7962,14 @@
     </w:tblStylePr>
     <w:tblStylePr w:type="firstCol">
       <w:rPr>
+        <w:rFonts w:eastAsia="黑体"/>
         <w:b/>
         <w:bCs/>
       </w:rPr>
     </w:tblStylePr>
     <w:tblStylePr w:type="lastCol">
       <w:rPr>
+        <w:rFonts w:eastAsia="黑体"/>
         <w:b/>
         <w:bCs/>
       </w:rPr>
@@ -7595,6 +8031,7 @@
         <w:spacing w:after="0" w:before="0" w:line="240" w:lineRule="auto"/>
       </w:pPr>
       <w:rPr>
+        <w:rFonts w:eastAsia="黑体"/>
         <w:b/>
         <w:bCs/>
         <w:color w:themeColor="background1" w:val="FFFFFF"/>
@@ -7617,6 +8054,7 @@
         <w:spacing w:after="0" w:before="0" w:line="240" w:lineRule="auto"/>
       </w:pPr>
       <w:rPr>
+        <w:rFonts w:eastAsia="黑体"/>
         <w:b/>
         <w:bCs/>
       </w:rPr>
@@ -7634,12 +8072,14 @@
     </w:tblStylePr>
     <w:tblStylePr w:type="firstCol">
       <w:rPr>
+        <w:rFonts w:eastAsia="黑体"/>
         <w:b/>
         <w:bCs/>
       </w:rPr>
     </w:tblStylePr>
     <w:tblStylePr w:type="lastCol">
       <w:rPr>
+        <w:rFonts w:eastAsia="黑体"/>
         <w:b/>
         <w:bCs/>
       </w:rPr>
@@ -7698,6 +8138,7 @@
         <w:spacing w:after="0" w:before="0" w:line="240" w:lineRule="auto"/>
       </w:pPr>
       <w:rPr>
+        <w:rFonts w:eastAsia="黑体"/>
         <w:b/>
         <w:bCs/>
         <w:color w:themeColor="background1" w:val="FFFFFF"/>
@@ -7720,6 +8161,7 @@
         <w:spacing w:after="0" w:before="0" w:line="240" w:lineRule="auto"/>
       </w:pPr>
       <w:rPr>
+        <w:rFonts w:eastAsia="黑体"/>
         <w:color w:val="auto"/>
       </w:rPr>
       <w:tblPr/>
@@ -7737,6 +8179,7 @@
     </w:tblStylePr>
     <w:tblStylePr w:type="firstCol">
       <w:rPr>
+        <w:rFonts w:eastAsia="黑体"/>
         <w:b/>
         <w:bCs/>
         <w:color w:themeColor="background1" w:val="FFFFFF"/>
@@ -7756,6 +8199,7 @@
     </w:tblStylePr>
     <w:tblStylePr w:type="lastCol">
       <w:rPr>
+        <w:rFonts w:eastAsia="黑体"/>
         <w:b/>
         <w:bCs/>
         <w:color w:themeColor="background1" w:val="FFFFFF"/>
@@ -7804,6 +8248,7 @@
     </w:tblStylePr>
     <w:tblStylePr w:type="nwCell">
       <w:rPr>
+        <w:rFonts w:eastAsia="黑体"/>
         <w:color w:themeColor="background1" w:val="FFFFFF"/>
       </w:rPr>
       <w:tblPr/>
@@ -7847,6 +8292,7 @@
         <w:spacing w:after="0" w:before="0" w:line="240" w:lineRule="auto"/>
       </w:pPr>
       <w:rPr>
+        <w:rFonts w:eastAsia="黑体"/>
         <w:b/>
         <w:bCs/>
         <w:color w:themeColor="background1" w:val="FFFFFF"/>
@@ -7869,6 +8315,7 @@
         <w:spacing w:after="0" w:before="0" w:line="240" w:lineRule="auto"/>
       </w:pPr>
       <w:rPr>
+        <w:rFonts w:eastAsia="黑体"/>
         <w:color w:val="auto"/>
       </w:rPr>
       <w:tblPr/>
@@ -7886,6 +8333,7 @@
     </w:tblStylePr>
     <w:tblStylePr w:type="firstCol">
       <w:rPr>
+        <w:rFonts w:eastAsia="黑体"/>
         <w:b/>
         <w:bCs/>
         <w:color w:themeColor="background1" w:val="FFFFFF"/>
@@ -7905,6 +8353,7 @@
     </w:tblStylePr>
     <w:tblStylePr w:type="lastCol">
       <w:rPr>
+        <w:rFonts w:eastAsia="黑体"/>
         <w:b/>
         <w:bCs/>
         <w:color w:themeColor="background1" w:val="FFFFFF"/>
@@ -7953,6 +8402,7 @@
     </w:tblStylePr>
     <w:tblStylePr w:type="nwCell">
       <w:rPr>
+        <w:rFonts w:eastAsia="黑体"/>
         <w:color w:themeColor="background1" w:val="FFFFFF"/>
       </w:rPr>
       <w:tblPr/>
@@ -7996,6 +8446,7 @@
         <w:spacing w:after="0" w:before="0" w:line="240" w:lineRule="auto"/>
       </w:pPr>
       <w:rPr>
+        <w:rFonts w:eastAsia="黑体"/>
         <w:b/>
         <w:bCs/>
         <w:color w:themeColor="background1" w:val="FFFFFF"/>
@@ -8018,6 +8469,7 @@
         <w:spacing w:after="0" w:before="0" w:line="240" w:lineRule="auto"/>
       </w:pPr>
       <w:rPr>
+        <w:rFonts w:eastAsia="黑体"/>
         <w:color w:val="auto"/>
       </w:rPr>
       <w:tblPr/>
@@ -8035,6 +8487,7 @@
     </w:tblStylePr>
     <w:tblStylePr w:type="firstCol">
       <w:rPr>
+        <w:rFonts w:eastAsia="黑体"/>
         <w:b/>
         <w:bCs/>
         <w:color w:themeColor="background1" w:val="FFFFFF"/>
@@ -8054,6 +8507,7 @@
     </w:tblStylePr>
     <w:tblStylePr w:type="lastCol">
       <w:rPr>
+        <w:rFonts w:eastAsia="黑体"/>
         <w:b/>
         <w:bCs/>
         <w:color w:themeColor="background1" w:val="FFFFFF"/>
@@ -8102,6 +8556,7 @@
     </w:tblStylePr>
     <w:tblStylePr w:type="nwCell">
       <w:rPr>
+        <w:rFonts w:eastAsia="黑体"/>
         <w:color w:themeColor="background1" w:val="FFFFFF"/>
       </w:rPr>
       <w:tblPr/>
@@ -8145,6 +8600,7 @@
         <w:spacing w:after="0" w:before="0" w:line="240" w:lineRule="auto"/>
       </w:pPr>
       <w:rPr>
+        <w:rFonts w:eastAsia="黑体"/>
         <w:b/>
         <w:bCs/>
         <w:color w:themeColor="background1" w:val="FFFFFF"/>
@@ -8167,6 +8623,7 @@
         <w:spacing w:after="0" w:before="0" w:line="240" w:lineRule="auto"/>
       </w:pPr>
       <w:rPr>
+        <w:rFonts w:eastAsia="黑体"/>
         <w:color w:val="auto"/>
       </w:rPr>
       <w:tblPr/>
@@ -8184,6 +8641,7 @@
     </w:tblStylePr>
     <w:tblStylePr w:type="firstCol">
       <w:rPr>
+        <w:rFonts w:eastAsia="黑体"/>
         <w:b/>
         <w:bCs/>
         <w:color w:themeColor="background1" w:val="FFFFFF"/>
@@ -8203,6 +8661,7 @@
     </w:tblStylePr>
     <w:tblStylePr w:type="lastCol">
       <w:rPr>
+        <w:rFonts w:eastAsia="黑体"/>
         <w:b/>
         <w:bCs/>
         <w:color w:themeColor="background1" w:val="FFFFFF"/>
@@ -8251,6 +8710,7 @@
     </w:tblStylePr>
     <w:tblStylePr w:type="nwCell">
       <w:rPr>
+        <w:rFonts w:eastAsia="黑体"/>
         <w:color w:themeColor="background1" w:val="FFFFFF"/>
       </w:rPr>
       <w:tblPr/>
@@ -8294,6 +8754,7 @@
         <w:spacing w:after="0" w:before="0" w:line="240" w:lineRule="auto"/>
       </w:pPr>
       <w:rPr>
+        <w:rFonts w:eastAsia="黑体"/>
         <w:b/>
         <w:bCs/>
         <w:color w:themeColor="background1" w:val="FFFFFF"/>
@@ -8316,6 +8777,7 @@
         <w:spacing w:after="0" w:before="0" w:line="240" w:lineRule="auto"/>
       </w:pPr>
       <w:rPr>
+        <w:rFonts w:eastAsia="黑体"/>
         <w:color w:val="auto"/>
       </w:rPr>
       <w:tblPr/>
@@ -8333,6 +8795,7 @@
     </w:tblStylePr>
     <w:tblStylePr w:type="firstCol">
       <w:rPr>
+        <w:rFonts w:eastAsia="黑体"/>
         <w:b/>
         <w:bCs/>
         <w:color w:themeColor="background1" w:val="FFFFFF"/>
@@ -8352,6 +8815,7 @@
     </w:tblStylePr>
     <w:tblStylePr w:type="lastCol">
       <w:rPr>
+        <w:rFonts w:eastAsia="黑体"/>
         <w:b/>
         <w:bCs/>
         <w:color w:themeColor="background1" w:val="FFFFFF"/>
@@ -8400,6 +8864,7 @@
     </w:tblStylePr>
     <w:tblStylePr w:type="nwCell">
       <w:rPr>
+        <w:rFonts w:eastAsia="黑体"/>
         <w:color w:themeColor="background1" w:val="FFFFFF"/>
       </w:rPr>
       <w:tblPr/>
@@ -8443,6 +8908,7 @@
         <w:spacing w:after="0" w:before="0" w:line="240" w:lineRule="auto"/>
       </w:pPr>
       <w:rPr>
+        <w:rFonts w:eastAsia="黑体"/>
         <w:b/>
         <w:bCs/>
         <w:color w:themeColor="background1" w:val="FFFFFF"/>
@@ -8465,6 +8931,7 @@
         <w:spacing w:after="0" w:before="0" w:line="240" w:lineRule="auto"/>
       </w:pPr>
       <w:rPr>
+        <w:rFonts w:eastAsia="黑体"/>
         <w:color w:val="auto"/>
       </w:rPr>
       <w:tblPr/>
@@ -8482,6 +8949,7 @@
     </w:tblStylePr>
     <w:tblStylePr w:type="firstCol">
       <w:rPr>
+        <w:rFonts w:eastAsia="黑体"/>
         <w:b/>
         <w:bCs/>
         <w:color w:themeColor="background1" w:val="FFFFFF"/>
@@ -8501,6 +8969,7 @@
     </w:tblStylePr>
     <w:tblStylePr w:type="lastCol">
       <w:rPr>
+        <w:rFonts w:eastAsia="黑体"/>
         <w:b/>
         <w:bCs/>
         <w:color w:themeColor="background1" w:val="FFFFFF"/>
@@ -8549,6 +9018,7 @@
     </w:tblStylePr>
     <w:tblStylePr w:type="nwCell">
       <w:rPr>
+        <w:rFonts w:eastAsia="黑体"/>
         <w:color w:themeColor="background1" w:val="FFFFFF"/>
       </w:rPr>
       <w:tblPr/>
@@ -8592,6 +9062,7 @@
         <w:spacing w:after="0" w:before="0" w:line="240" w:lineRule="auto"/>
       </w:pPr>
       <w:rPr>
+        <w:rFonts w:eastAsia="黑体"/>
         <w:b/>
         <w:bCs/>
         <w:color w:themeColor="background1" w:val="FFFFFF"/>
@@ -8614,6 +9085,7 @@
         <w:spacing w:after="0" w:before="0" w:line="240" w:lineRule="auto"/>
       </w:pPr>
       <w:rPr>
+        <w:rFonts w:eastAsia="黑体"/>
         <w:color w:val="auto"/>
       </w:rPr>
       <w:tblPr/>
@@ -8631,6 +9103,7 @@
     </w:tblStylePr>
     <w:tblStylePr w:type="firstCol">
       <w:rPr>
+        <w:rFonts w:eastAsia="黑体"/>
         <w:b/>
         <w:bCs/>
         <w:color w:themeColor="background1" w:val="FFFFFF"/>
@@ -8650,6 +9123,7 @@
     </w:tblStylePr>
     <w:tblStylePr w:type="lastCol">
       <w:rPr>
+        <w:rFonts w:eastAsia="黑体"/>
         <w:b/>
         <w:bCs/>
         <w:color w:themeColor="background1" w:val="FFFFFF"/>
@@ -8698,6 +9172,7 @@
     </w:tblStylePr>
     <w:tblStylePr w:type="nwCell">
       <w:rPr>
+        <w:rFonts w:eastAsia="黑体"/>
         <w:color w:themeColor="background1" w:val="FFFFFF"/>
       </w:rPr>
       <w:tblPr/>
@@ -8722,6 +9197,7 @@
       <w:spacing w:after="0" w:line="240" w:lineRule="auto"/>
     </w:pPr>
     <w:rPr>
+      <w:rFonts w:eastAsia="黑体"/>
       <w:color w:themeColor="text1" w:val="000000"/>
     </w:rPr>
     <w:tblPr>
@@ -8741,7 +9217,7 @@
     </w:tblPr>
     <w:tblStylePr w:type="firstRow">
       <w:rPr>
-        <w:rFonts w:asciiTheme="majorHAnsi" w:cstheme="majorBidi" w:eastAsiaTheme="majorEastAsia" w:hAnsiTheme="majorHAnsi"/>
+        <w:rFonts w:asciiTheme="majorHAnsi" w:cstheme="majorBidi" w:hAnsiTheme="majorHAnsi" w:eastAsia="黑体"/>
       </w:rPr>
       <w:tblPr/>
       <w:tcPr>
@@ -8753,6 +9229,7 @@
     </w:tblStylePr>
     <w:tblStylePr w:type="lastRow">
       <w:rPr>
+        <w:rFonts w:eastAsia="黑体"/>
         <w:b/>
         <w:bCs/>
         <w:color w:themeColor="text2" w:val="1F497D"/>
@@ -8767,12 +9244,14 @@
     </w:tblStylePr>
     <w:tblStylePr w:type="firstCol">
       <w:rPr>
+        <w:rFonts w:eastAsia="黑体"/>
         <w:b/>
         <w:bCs/>
       </w:rPr>
     </w:tblStylePr>
     <w:tblStylePr w:type="lastCol">
       <w:rPr>
+        <w:rFonts w:eastAsia="黑体"/>
         <w:b/>
         <w:bCs/>
       </w:rPr>
@@ -8806,6 +9285,7 @@
       <w:spacing w:after="0" w:line="240" w:lineRule="auto"/>
     </w:pPr>
     <w:rPr>
+      <w:rFonts w:eastAsia="黑体"/>
       <w:color w:themeColor="text1" w:val="000000"/>
     </w:rPr>
     <w:tblPr>
@@ -8825,7 +9305,7 @@
     </w:tblPr>
     <w:tblStylePr w:type="firstRow">
       <w:rPr>
-        <w:rFonts w:asciiTheme="majorHAnsi" w:cstheme="majorBidi" w:eastAsiaTheme="majorEastAsia" w:hAnsiTheme="majorHAnsi"/>
+        <w:rFonts w:asciiTheme="majorHAnsi" w:cstheme="majorBidi" w:hAnsiTheme="majorHAnsi" w:eastAsia="黑体"/>
       </w:rPr>
       <w:tblPr/>
       <w:tcPr>
@@ -8837,6 +9317,7 @@
     </w:tblStylePr>
     <w:tblStylePr w:type="lastRow">
       <w:rPr>
+        <w:rFonts w:eastAsia="黑体"/>
         <w:b/>
         <w:bCs/>
         <w:color w:themeColor="text2" w:val="1F497D"/>
@@ -8851,12 +9332,14 @@
     </w:tblStylePr>
     <w:tblStylePr w:type="firstCol">
       <w:rPr>
+        <w:rFonts w:eastAsia="黑体"/>
         <w:b/>
         <w:bCs/>
       </w:rPr>
     </w:tblStylePr>
     <w:tblStylePr w:type="lastCol">
       <w:rPr>
+        <w:rFonts w:eastAsia="黑体"/>
         <w:b/>
         <w:bCs/>
       </w:rPr>
@@ -8890,6 +9373,7 @@
       <w:spacing w:after="0" w:line="240" w:lineRule="auto"/>
     </w:pPr>
     <w:rPr>
+      <w:rFonts w:eastAsia="黑体"/>
       <w:color w:themeColor="text1" w:val="000000"/>
     </w:rPr>
     <w:tblPr>
@@ -8909,7 +9393,7 @@
     </w:tblPr>
     <w:tblStylePr w:type="firstRow">
       <w:rPr>
-        <w:rFonts w:asciiTheme="majorHAnsi" w:cstheme="majorBidi" w:eastAsiaTheme="majorEastAsia" w:hAnsiTheme="majorHAnsi"/>
+        <w:rFonts w:asciiTheme="majorHAnsi" w:cstheme="majorBidi" w:hAnsiTheme="majorHAnsi" w:eastAsia="黑体"/>
       </w:rPr>
       <w:tblPr/>
       <w:tcPr>
@@ -8921,6 +9405,7 @@
     </w:tblStylePr>
     <w:tblStylePr w:type="lastRow">
       <w:rPr>
+        <w:rFonts w:eastAsia="黑体"/>
         <w:b/>
         <w:bCs/>
         <w:color w:themeColor="text2" w:val="1F497D"/>
@@ -8935,12 +9420,14 @@
     </w:tblStylePr>
     <w:tblStylePr w:type="firstCol">
       <w:rPr>
+        <w:rFonts w:eastAsia="黑体"/>
         <w:b/>
         <w:bCs/>
       </w:rPr>
     </w:tblStylePr>
     <w:tblStylePr w:type="lastCol">
       <w:rPr>
+        <w:rFonts w:eastAsia="黑体"/>
         <w:b/>
         <w:bCs/>
       </w:rPr>
@@ -8974,6 +9461,7 @@
       <w:spacing w:after="0" w:line="240" w:lineRule="auto"/>
     </w:pPr>
     <w:rPr>
+      <w:rFonts w:eastAsia="黑体"/>
       <w:color w:themeColor="text1" w:val="000000"/>
     </w:rPr>
     <w:tblPr>
@@ -8993,7 +9481,7 @@
     </w:tblPr>
     <w:tblStylePr w:type="firstRow">
       <w:rPr>
-        <w:rFonts w:asciiTheme="majorHAnsi" w:cstheme="majorBidi" w:eastAsiaTheme="majorEastAsia" w:hAnsiTheme="majorHAnsi"/>
+        <w:rFonts w:asciiTheme="majorHAnsi" w:cstheme="majorBidi" w:hAnsiTheme="majorHAnsi" w:eastAsia="黑体"/>
       </w:rPr>
       <w:tblPr/>
       <w:tcPr>
@@ -9005,6 +9493,7 @@
     </w:tblStylePr>
     <w:tblStylePr w:type="lastRow">
       <w:rPr>
+        <w:rFonts w:eastAsia="黑体"/>
         <w:b/>
         <w:bCs/>
         <w:color w:themeColor="text2" w:val="1F497D"/>
@@ -9019,12 +9508,14 @@
     </w:tblStylePr>
     <w:tblStylePr w:type="firstCol">
       <w:rPr>
+        <w:rFonts w:eastAsia="黑体"/>
         <w:b/>
         <w:bCs/>
       </w:rPr>
     </w:tblStylePr>
     <w:tblStylePr w:type="lastCol">
       <w:rPr>
+        <w:rFonts w:eastAsia="黑体"/>
         <w:b/>
         <w:bCs/>
       </w:rPr>
@@ -9058,6 +9549,7 @@
       <w:spacing w:after="0" w:line="240" w:lineRule="auto"/>
     </w:pPr>
     <w:rPr>
+      <w:rFonts w:eastAsia="黑体"/>
       <w:color w:themeColor="text1" w:val="000000"/>
     </w:rPr>
     <w:tblPr>
@@ -9077,7 +9569,7 @@
     </w:tblPr>
     <w:tblStylePr w:type="firstRow">
       <w:rPr>
-        <w:rFonts w:asciiTheme="majorHAnsi" w:cstheme="majorBidi" w:eastAsiaTheme="majorEastAsia" w:hAnsiTheme="majorHAnsi"/>
+        <w:rFonts w:asciiTheme="majorHAnsi" w:cstheme="majorBidi" w:hAnsiTheme="majorHAnsi" w:eastAsia="黑体"/>
       </w:rPr>
       <w:tblPr/>
       <w:tcPr>
@@ -9089,6 +9581,7 @@
     </w:tblStylePr>
     <w:tblStylePr w:type="lastRow">
       <w:rPr>
+        <w:rFonts w:eastAsia="黑体"/>
         <w:b/>
         <w:bCs/>
         <w:color w:themeColor="text2" w:val="1F497D"/>
@@ -9103,12 +9596,14 @@
     </w:tblStylePr>
     <w:tblStylePr w:type="firstCol">
       <w:rPr>
+        <w:rFonts w:eastAsia="黑体"/>
         <w:b/>
         <w:bCs/>
       </w:rPr>
     </w:tblStylePr>
     <w:tblStylePr w:type="lastCol">
       <w:rPr>
+        <w:rFonts w:eastAsia="黑体"/>
         <w:b/>
         <w:bCs/>
       </w:rPr>
@@ -9142,6 +9637,7 @@
       <w:spacing w:after="0" w:line="240" w:lineRule="auto"/>
     </w:pPr>
     <w:rPr>
+      <w:rFonts w:eastAsia="黑体"/>
       <w:color w:themeColor="text1" w:val="000000"/>
     </w:rPr>
     <w:tblPr>
@@ -9161,7 +9657,7 @@
     </w:tblPr>
     <w:tblStylePr w:type="firstRow">
       <w:rPr>
-        <w:rFonts w:asciiTheme="majorHAnsi" w:cstheme="majorBidi" w:eastAsiaTheme="majorEastAsia" w:hAnsiTheme="majorHAnsi"/>
+        <w:rFonts w:asciiTheme="majorHAnsi" w:cstheme="majorBidi" w:hAnsiTheme="majorHAnsi" w:eastAsia="黑体"/>
       </w:rPr>
       <w:tblPr/>
       <w:tcPr>
@@ -9173,6 +9669,7 @@
     </w:tblStylePr>
     <w:tblStylePr w:type="lastRow">
       <w:rPr>
+        <w:rFonts w:eastAsia="黑体"/>
         <w:b/>
         <w:bCs/>
         <w:color w:themeColor="text2" w:val="1F497D"/>
@@ -9187,12 +9684,14 @@
     </w:tblStylePr>
     <w:tblStylePr w:type="firstCol">
       <w:rPr>
+        <w:rFonts w:eastAsia="黑体"/>
         <w:b/>
         <w:bCs/>
       </w:rPr>
     </w:tblStylePr>
     <w:tblStylePr w:type="lastCol">
       <w:rPr>
+        <w:rFonts w:eastAsia="黑体"/>
         <w:b/>
         <w:bCs/>
       </w:rPr>
@@ -9226,6 +9725,7 @@
       <w:spacing w:after="0" w:line="240" w:lineRule="auto"/>
     </w:pPr>
     <w:rPr>
+      <w:rFonts w:eastAsia="黑体"/>
       <w:color w:themeColor="text1" w:val="000000"/>
     </w:rPr>
     <w:tblPr>
@@ -9245,7 +9745,7 @@
     </w:tblPr>
     <w:tblStylePr w:type="firstRow">
       <w:rPr>
-        <w:rFonts w:asciiTheme="majorHAnsi" w:cstheme="majorBidi" w:eastAsiaTheme="majorEastAsia" w:hAnsiTheme="majorHAnsi"/>
+        <w:rFonts w:asciiTheme="majorHAnsi" w:cstheme="majorBidi" w:hAnsiTheme="majorHAnsi" w:eastAsia="黑体"/>
       </w:rPr>
       <w:tblPr/>
       <w:tcPr>
@@ -9257,6 +9757,7 @@
     </w:tblStylePr>
     <w:tblStylePr w:type="lastRow">
       <w:rPr>
+        <w:rFonts w:eastAsia="黑体"/>
         <w:b/>
         <w:bCs/>
         <w:color w:themeColor="text2" w:val="1F497D"/>
@@ -9271,12 +9772,14 @@
     </w:tblStylePr>
     <w:tblStylePr w:type="firstCol">
       <w:rPr>
+        <w:rFonts w:eastAsia="黑体"/>
         <w:b/>
         <w:bCs/>
       </w:rPr>
     </w:tblStylePr>
     <w:tblStylePr w:type="lastCol">
       <w:rPr>
+        <w:rFonts w:eastAsia="黑体"/>
         <w:b/>
         <w:bCs/>
       </w:rPr>
@@ -9310,7 +9813,7 @@
       <w:spacing w:after="0" w:line="240" w:lineRule="auto"/>
     </w:pPr>
     <w:rPr>
-      <w:rFonts w:asciiTheme="majorHAnsi" w:cstheme="majorBidi" w:eastAsiaTheme="majorEastAsia" w:hAnsiTheme="majorHAnsi"/>
+      <w:rFonts w:asciiTheme="majorHAnsi" w:cstheme="majorBidi" w:hAnsiTheme="majorHAnsi" w:eastAsia="黑体"/>
       <w:color w:themeColor="text1" w:val="000000"/>
     </w:rPr>
     <w:tblPr>
@@ -9332,6 +9835,7 @@
     </w:tblPr>
     <w:tblStylePr w:type="firstRow">
       <w:rPr>
+        <w:rFonts w:eastAsia="黑体"/>
         <w:sz w:val="24"/>
         <w:szCs w:val="24"/>
       </w:rPr>
@@ -9438,7 +9942,7 @@
       <w:spacing w:after="0" w:line="240" w:lineRule="auto"/>
     </w:pPr>
     <w:rPr>
-      <w:rFonts w:asciiTheme="majorHAnsi" w:cstheme="majorBidi" w:eastAsiaTheme="majorEastAsia" w:hAnsiTheme="majorHAnsi"/>
+      <w:rFonts w:asciiTheme="majorHAnsi" w:cstheme="majorBidi" w:hAnsiTheme="majorHAnsi" w:eastAsia="黑体"/>
       <w:color w:themeColor="text1" w:val="000000"/>
     </w:rPr>
     <w:tblPr>
@@ -9460,6 +9964,7 @@
     </w:tblPr>
     <w:tblStylePr w:type="firstRow">
       <w:rPr>
+        <w:rFonts w:eastAsia="黑体"/>
         <w:sz w:val="24"/>
         <w:szCs w:val="24"/>
       </w:rPr>
@@ -9566,7 +10071,7 @@
       <w:spacing w:after="0" w:line="240" w:lineRule="auto"/>
     </w:pPr>
     <w:rPr>
-      <w:rFonts w:asciiTheme="majorHAnsi" w:cstheme="majorBidi" w:eastAsiaTheme="majorEastAsia" w:hAnsiTheme="majorHAnsi"/>
+      <w:rFonts w:asciiTheme="majorHAnsi" w:cstheme="majorBidi" w:hAnsiTheme="majorHAnsi" w:eastAsia="黑体"/>
       <w:color w:themeColor="text1" w:val="000000"/>
     </w:rPr>
     <w:tblPr>
@@ -9588,6 +10093,7 @@
     </w:tblPr>
     <w:tblStylePr w:type="firstRow">
       <w:rPr>
+        <w:rFonts w:eastAsia="黑体"/>
         <w:sz w:val="24"/>
         <w:szCs w:val="24"/>
       </w:rPr>
@@ -9694,7 +10200,7 @@
       <w:spacing w:after="0" w:line="240" w:lineRule="auto"/>
     </w:pPr>
     <w:rPr>
-      <w:rFonts w:asciiTheme="majorHAnsi" w:cstheme="majorBidi" w:eastAsiaTheme="majorEastAsia" w:hAnsiTheme="majorHAnsi"/>
+      <w:rFonts w:asciiTheme="majorHAnsi" w:cstheme="majorBidi" w:hAnsiTheme="majorHAnsi" w:eastAsia="黑体"/>
       <w:color w:themeColor="text1" w:val="000000"/>
     </w:rPr>
     <w:tblPr>
@@ -9716,6 +10222,7 @@
     </w:tblPr>
     <w:tblStylePr w:type="firstRow">
       <w:rPr>
+        <w:rFonts w:eastAsia="黑体"/>
         <w:sz w:val="24"/>
         <w:szCs w:val="24"/>
       </w:rPr>
@@ -9822,7 +10329,7 @@
       <w:spacing w:after="0" w:line="240" w:lineRule="auto"/>
     </w:pPr>
     <w:rPr>
-      <w:rFonts w:asciiTheme="majorHAnsi" w:cstheme="majorBidi" w:eastAsiaTheme="majorEastAsia" w:hAnsiTheme="majorHAnsi"/>
+      <w:rFonts w:asciiTheme="majorHAnsi" w:cstheme="majorBidi" w:hAnsiTheme="majorHAnsi" w:eastAsia="黑体"/>
       <w:color w:themeColor="text1" w:val="000000"/>
     </w:rPr>
     <w:tblPr>
@@ -9844,6 +10351,7 @@
     </w:tblPr>
     <w:tblStylePr w:type="firstRow">
       <w:rPr>
+        <w:rFonts w:eastAsia="黑体"/>
         <w:sz w:val="24"/>
         <w:szCs w:val="24"/>
       </w:rPr>
@@ -9950,7 +10458,7 @@
       <w:spacing w:after="0" w:line="240" w:lineRule="auto"/>
     </w:pPr>
     <w:rPr>
-      <w:rFonts w:asciiTheme="majorHAnsi" w:cstheme="majorBidi" w:eastAsiaTheme="majorEastAsia" w:hAnsiTheme="majorHAnsi"/>
+      <w:rFonts w:asciiTheme="majorHAnsi" w:cstheme="majorBidi" w:hAnsiTheme="majorHAnsi" w:eastAsia="黑体"/>
       <w:color w:themeColor="text1" w:val="000000"/>
     </w:rPr>
     <w:tblPr>
@@ -9972,6 +10480,7 @@
     </w:tblPr>
     <w:tblStylePr w:type="firstRow">
       <w:rPr>
+        <w:rFonts w:eastAsia="黑体"/>
         <w:sz w:val="24"/>
         <w:szCs w:val="24"/>
       </w:rPr>
@@ -10078,7 +10587,7 @@
       <w:spacing w:after="0" w:line="240" w:lineRule="auto"/>
     </w:pPr>
     <w:rPr>
-      <w:rFonts w:asciiTheme="majorHAnsi" w:cstheme="majorBidi" w:eastAsiaTheme="majorEastAsia" w:hAnsiTheme="majorHAnsi"/>
+      <w:rFonts w:asciiTheme="majorHAnsi" w:cstheme="majorBidi" w:hAnsiTheme="majorHAnsi" w:eastAsia="黑体"/>
       <w:color w:themeColor="text1" w:val="000000"/>
     </w:rPr>
     <w:tblPr>
@@ -10100,6 +10609,7 @@
     </w:tblPr>
     <w:tblStylePr w:type="firstRow">
       <w:rPr>
+        <w:rFonts w:eastAsia="黑体"/>
         <w:sz w:val="24"/>
         <w:szCs w:val="24"/>
       </w:rPr>
@@ -10229,12 +10739,14 @@
     </w:tcPr>
     <w:tblStylePr w:type="firstRow">
       <w:rPr>
+        <w:rFonts w:eastAsia="黑体"/>
         <w:b/>
         <w:bCs/>
       </w:rPr>
     </w:tblStylePr>
     <w:tblStylePr w:type="lastRow">
       <w:rPr>
+        <w:rFonts w:eastAsia="黑体"/>
         <w:b/>
         <w:bCs/>
       </w:rPr>
@@ -10247,12 +10759,14 @@
     </w:tblStylePr>
     <w:tblStylePr w:type="firstCol">
       <w:rPr>
+        <w:rFonts w:eastAsia="黑体"/>
         <w:b/>
         <w:bCs/>
       </w:rPr>
     </w:tblStylePr>
     <w:tblStylePr w:type="lastCol">
       <w:rPr>
+        <w:rFonts w:eastAsia="黑体"/>
         <w:b/>
         <w:bCs/>
       </w:rPr>
@@ -10302,12 +10816,14 @@
     </w:tcPr>
     <w:tblStylePr w:type="firstRow">
       <w:rPr>
+        <w:rFonts w:eastAsia="黑体"/>
         <w:b/>
         <w:bCs/>
       </w:rPr>
     </w:tblStylePr>
     <w:tblStylePr w:type="lastRow">
       <w:rPr>
+        <w:rFonts w:eastAsia="黑体"/>
         <w:b/>
         <w:bCs/>
       </w:rPr>
@@ -10320,12 +10836,14 @@
     </w:tblStylePr>
     <w:tblStylePr w:type="firstCol">
       <w:rPr>
+        <w:rFonts w:eastAsia="黑体"/>
         <w:b/>
         <w:bCs/>
       </w:rPr>
     </w:tblStylePr>
     <w:tblStylePr w:type="lastCol">
       <w:rPr>
+        <w:rFonts w:eastAsia="黑体"/>
         <w:b/>
         <w:bCs/>
       </w:rPr>
@@ -10375,12 +10893,14 @@
     </w:tcPr>
     <w:tblStylePr w:type="firstRow">
       <w:rPr>
+        <w:rFonts w:eastAsia="黑体"/>
         <w:b/>
         <w:bCs/>
       </w:rPr>
     </w:tblStylePr>
     <w:tblStylePr w:type="lastRow">
       <w:rPr>
+        <w:rFonts w:eastAsia="黑体"/>
         <w:b/>
         <w:bCs/>
       </w:rPr>
@@ -10393,12 +10913,14 @@
     </w:tblStylePr>
     <w:tblStylePr w:type="firstCol">
       <w:rPr>
+        <w:rFonts w:eastAsia="黑体"/>
         <w:b/>
         <w:bCs/>
       </w:rPr>
     </w:tblStylePr>
     <w:tblStylePr w:type="lastCol">
       <w:rPr>
+        <w:rFonts w:eastAsia="黑体"/>
         <w:b/>
         <w:bCs/>
       </w:rPr>
@@ -10448,12 +10970,14 @@
     </w:tcPr>
     <w:tblStylePr w:type="firstRow">
       <w:rPr>
+        <w:rFonts w:eastAsia="黑体"/>
         <w:b/>
         <w:bCs/>
       </w:rPr>
     </w:tblStylePr>
     <w:tblStylePr w:type="lastRow">
       <w:rPr>
+        <w:rFonts w:eastAsia="黑体"/>
         <w:b/>
         <w:bCs/>
       </w:rPr>
@@ -10466,12 +10990,14 @@
     </w:tblStylePr>
     <w:tblStylePr w:type="firstCol">
       <w:rPr>
+        <w:rFonts w:eastAsia="黑体"/>
         <w:b/>
         <w:bCs/>
       </w:rPr>
     </w:tblStylePr>
     <w:tblStylePr w:type="lastCol">
       <w:rPr>
+        <w:rFonts w:eastAsia="黑体"/>
         <w:b/>
         <w:bCs/>
       </w:rPr>
@@ -10521,12 +11047,14 @@
     </w:tcPr>
     <w:tblStylePr w:type="firstRow">
       <w:rPr>
+        <w:rFonts w:eastAsia="黑体"/>
         <w:b/>
         <w:bCs/>
       </w:rPr>
     </w:tblStylePr>
     <w:tblStylePr w:type="lastRow">
       <w:rPr>
+        <w:rFonts w:eastAsia="黑体"/>
         <w:b/>
         <w:bCs/>
       </w:rPr>
@@ -10539,12 +11067,14 @@
     </w:tblStylePr>
     <w:tblStylePr w:type="firstCol">
       <w:rPr>
+        <w:rFonts w:eastAsia="黑体"/>
         <w:b/>
         <w:bCs/>
       </w:rPr>
     </w:tblStylePr>
     <w:tblStylePr w:type="lastCol">
       <w:rPr>
+        <w:rFonts w:eastAsia="黑体"/>
         <w:b/>
         <w:bCs/>
       </w:rPr>
@@ -10594,12 +11124,14 @@
     </w:tcPr>
     <w:tblStylePr w:type="firstRow">
       <w:rPr>
+        <w:rFonts w:eastAsia="黑体"/>
         <w:b/>
         <w:bCs/>
       </w:rPr>
     </w:tblStylePr>
     <w:tblStylePr w:type="lastRow">
       <w:rPr>
+        <w:rFonts w:eastAsia="黑体"/>
         <w:b/>
         <w:bCs/>
       </w:rPr>
@@ -10612,12 +11144,14 @@
     </w:tblStylePr>
     <w:tblStylePr w:type="firstCol">
       <w:rPr>
+        <w:rFonts w:eastAsia="黑体"/>
         <w:b/>
         <w:bCs/>
       </w:rPr>
     </w:tblStylePr>
     <w:tblStylePr w:type="lastCol">
       <w:rPr>
+        <w:rFonts w:eastAsia="黑体"/>
         <w:b/>
         <w:bCs/>
       </w:rPr>
@@ -10667,12 +11201,14 @@
     </w:tcPr>
     <w:tblStylePr w:type="firstRow">
       <w:rPr>
+        <w:rFonts w:eastAsia="黑体"/>
         <w:b/>
         <w:bCs/>
       </w:rPr>
     </w:tblStylePr>
     <w:tblStylePr w:type="lastRow">
       <w:rPr>
+        <w:rFonts w:eastAsia="黑体"/>
         <w:b/>
         <w:bCs/>
       </w:rPr>
@@ -10685,12 +11221,14 @@
     </w:tblStylePr>
     <w:tblStylePr w:type="firstCol">
       <w:rPr>
+        <w:rFonts w:eastAsia="黑体"/>
         <w:b/>
         <w:bCs/>
       </w:rPr>
     </w:tblStylePr>
     <w:tblStylePr w:type="lastCol">
       <w:rPr>
+        <w:rFonts w:eastAsia="黑体"/>
         <w:b/>
         <w:bCs/>
       </w:rPr>
@@ -10717,7 +11255,7 @@
       <w:spacing w:after="0" w:line="240" w:lineRule="auto"/>
     </w:pPr>
     <w:rPr>
-      <w:rFonts w:asciiTheme="majorHAnsi" w:cstheme="majorBidi" w:eastAsiaTheme="majorEastAsia" w:hAnsiTheme="majorHAnsi"/>
+      <w:rFonts w:asciiTheme="majorHAnsi" w:cstheme="majorBidi" w:hAnsiTheme="majorHAnsi" w:eastAsia="黑体"/>
       <w:color w:themeColor="text1" w:val="000000"/>
     </w:rPr>
     <w:tblPr>
@@ -10744,6 +11282,7 @@
     </w:tcPr>
     <w:tblStylePr w:type="firstRow">
       <w:rPr>
+        <w:rFonts w:eastAsia="黑体"/>
         <w:b/>
         <w:bCs/>
         <w:color w:themeColor="text1" w:val="000000"/>
@@ -10755,6 +11294,7 @@
     </w:tblStylePr>
     <w:tblStylePr w:type="lastRow">
       <w:rPr>
+        <w:rFonts w:eastAsia="黑体"/>
         <w:b/>
         <w:bCs/>
         <w:color w:themeColor="text1" w:val="000000"/>
@@ -10774,6 +11314,7 @@
     </w:tblStylePr>
     <w:tblStylePr w:type="firstCol">
       <w:rPr>
+        <w:rFonts w:eastAsia="黑体"/>
         <w:b/>
         <w:bCs/>
         <w:color w:themeColor="text1" w:val="000000"/>
@@ -10793,6 +11334,7 @@
     </w:tblStylePr>
     <w:tblStylePr w:type="lastCol">
       <w:rPr>
+        <w:rFonts w:eastAsia="黑体"/>
         <w:b w:val="0"/>
         <w:bCs w:val="0"/>
         <w:color w:themeColor="text1" w:val="000000"/>
@@ -10842,7 +11384,7 @@
       <w:spacing w:after="0" w:line="240" w:lineRule="auto"/>
     </w:pPr>
     <w:rPr>
-      <w:rFonts w:asciiTheme="majorHAnsi" w:cstheme="majorBidi" w:eastAsiaTheme="majorEastAsia" w:hAnsiTheme="majorHAnsi"/>
+      <w:rFonts w:asciiTheme="majorHAnsi" w:cstheme="majorBidi" w:hAnsiTheme="majorHAnsi" w:eastAsia="黑体"/>
       <w:color w:themeColor="text1" w:val="000000"/>
     </w:rPr>
     <w:tblPr>
@@ -10869,6 +11411,7 @@
     </w:tcPr>
     <w:tblStylePr w:type="firstRow">
       <w:rPr>
+        <w:rFonts w:eastAsia="黑体"/>
         <w:b/>
         <w:bCs/>
         <w:color w:themeColor="text1" w:val="000000"/>
@@ -10880,6 +11423,7 @@
     </w:tblStylePr>
     <w:tblStylePr w:type="lastRow">
       <w:rPr>
+        <w:rFonts w:eastAsia="黑体"/>
         <w:b/>
         <w:bCs/>
         <w:color w:themeColor="text1" w:val="000000"/>
@@ -10899,6 +11443,7 @@
     </w:tblStylePr>
     <w:tblStylePr w:type="firstCol">
       <w:rPr>
+        <w:rFonts w:eastAsia="黑体"/>
         <w:b/>
         <w:bCs/>
         <w:color w:themeColor="text1" w:val="000000"/>
@@ -10918,6 +11463,7 @@
     </w:tblStylePr>
     <w:tblStylePr w:type="lastCol">
       <w:rPr>
+        <w:rFonts w:eastAsia="黑体"/>
         <w:b w:val="0"/>
         <w:bCs w:val="0"/>
         <w:color w:themeColor="text1" w:val="000000"/>
@@ -10967,7 +11513,7 @@
       <w:spacing w:after="0" w:line="240" w:lineRule="auto"/>
     </w:pPr>
     <w:rPr>
-      <w:rFonts w:asciiTheme="majorHAnsi" w:cstheme="majorBidi" w:eastAsiaTheme="majorEastAsia" w:hAnsiTheme="majorHAnsi"/>
+      <w:rFonts w:asciiTheme="majorHAnsi" w:cstheme="majorBidi" w:hAnsiTheme="majorHAnsi" w:eastAsia="黑体"/>
       <w:color w:themeColor="text1" w:val="000000"/>
     </w:rPr>
     <w:tblPr>
@@ -10994,6 +11540,7 @@
     </w:tcPr>
     <w:tblStylePr w:type="firstRow">
       <w:rPr>
+        <w:rFonts w:eastAsia="黑体"/>
         <w:b/>
         <w:bCs/>
         <w:color w:themeColor="text1" w:val="000000"/>
@@ -11005,6 +11552,7 @@
     </w:tblStylePr>
     <w:tblStylePr w:type="lastRow">
       <w:rPr>
+        <w:rFonts w:eastAsia="黑体"/>
         <w:b/>
         <w:bCs/>
         <w:color w:themeColor="text1" w:val="000000"/>
@@ -11024,6 +11572,7 @@
     </w:tblStylePr>
     <w:tblStylePr w:type="firstCol">
       <w:rPr>
+        <w:rFonts w:eastAsia="黑体"/>
         <w:b/>
         <w:bCs/>
         <w:color w:themeColor="text1" w:val="000000"/>
@@ -11043,6 +11592,7 @@
     </w:tblStylePr>
     <w:tblStylePr w:type="lastCol">
       <w:rPr>
+        <w:rFonts w:eastAsia="黑体"/>
         <w:b w:val="0"/>
         <w:bCs w:val="0"/>
         <w:color w:themeColor="text1" w:val="000000"/>
@@ -11092,7 +11642,7 @@
       <w:spacing w:after="0" w:line="240" w:lineRule="auto"/>
     </w:pPr>
     <w:rPr>
-      <w:rFonts w:asciiTheme="majorHAnsi" w:cstheme="majorBidi" w:eastAsiaTheme="majorEastAsia" w:hAnsiTheme="majorHAnsi"/>
+      <w:rFonts w:asciiTheme="majorHAnsi" w:cstheme="majorBidi" w:hAnsiTheme="majorHAnsi" w:eastAsia="黑体"/>
       <w:color w:themeColor="text1" w:val="000000"/>
     </w:rPr>
     <w:tblPr>
@@ -11119,6 +11669,7 @@
     </w:tcPr>
     <w:tblStylePr w:type="firstRow">
       <w:rPr>
+        <w:rFonts w:eastAsia="黑体"/>
         <w:b/>
         <w:bCs/>
         <w:color w:themeColor="text1" w:val="000000"/>
@@ -11130,6 +11681,7 @@
     </w:tblStylePr>
     <w:tblStylePr w:type="lastRow">
       <w:rPr>
+        <w:rFonts w:eastAsia="黑体"/>
         <w:b/>
         <w:bCs/>
         <w:color w:themeColor="text1" w:val="000000"/>
@@ -11149,6 +11701,7 @@
     </w:tblStylePr>
     <w:tblStylePr w:type="firstCol">
       <w:rPr>
+        <w:rFonts w:eastAsia="黑体"/>
         <w:b/>
         <w:bCs/>
         <w:color w:themeColor="text1" w:val="000000"/>
@@ -11168,6 +11721,7 @@
     </w:tblStylePr>
     <w:tblStylePr w:type="lastCol">
       <w:rPr>
+        <w:rFonts w:eastAsia="黑体"/>
         <w:b w:val="0"/>
         <w:bCs w:val="0"/>
         <w:color w:themeColor="text1" w:val="000000"/>
@@ -11217,7 +11771,7 @@
       <w:spacing w:after="0" w:line="240" w:lineRule="auto"/>
     </w:pPr>
     <w:rPr>
-      <w:rFonts w:asciiTheme="majorHAnsi" w:cstheme="majorBidi" w:eastAsiaTheme="majorEastAsia" w:hAnsiTheme="majorHAnsi"/>
+      <w:rFonts w:asciiTheme="majorHAnsi" w:cstheme="majorBidi" w:hAnsiTheme="majorHAnsi" w:eastAsia="黑体"/>
       <w:color w:themeColor="text1" w:val="000000"/>
     </w:rPr>
     <w:tblPr>
@@ -11244,6 +11798,7 @@
     </w:tcPr>
     <w:tblStylePr w:type="firstRow">
       <w:rPr>
+        <w:rFonts w:eastAsia="黑体"/>
         <w:b/>
         <w:bCs/>
         <w:color w:themeColor="text1" w:val="000000"/>
@@ -11255,6 +11810,7 @@
     </w:tblStylePr>
     <w:tblStylePr w:type="lastRow">
       <w:rPr>
+        <w:rFonts w:eastAsia="黑体"/>
         <w:b/>
         <w:bCs/>
         <w:color w:themeColor="text1" w:val="000000"/>
@@ -11274,6 +11830,7 @@
     </w:tblStylePr>
     <w:tblStylePr w:type="firstCol">
       <w:rPr>
+        <w:rFonts w:eastAsia="黑体"/>
         <w:b/>
         <w:bCs/>
         <w:color w:themeColor="text1" w:val="000000"/>
@@ -11293,6 +11850,7 @@
     </w:tblStylePr>
     <w:tblStylePr w:type="lastCol">
       <w:rPr>
+        <w:rFonts w:eastAsia="黑体"/>
         <w:b w:val="0"/>
         <w:bCs w:val="0"/>
         <w:color w:themeColor="text1" w:val="000000"/>
@@ -11342,7 +11900,7 @@
       <w:spacing w:after="0" w:line="240" w:lineRule="auto"/>
     </w:pPr>
     <w:rPr>
-      <w:rFonts w:asciiTheme="majorHAnsi" w:cstheme="majorBidi" w:eastAsiaTheme="majorEastAsia" w:hAnsiTheme="majorHAnsi"/>
+      <w:rFonts w:asciiTheme="majorHAnsi" w:cstheme="majorBidi" w:hAnsiTheme="majorHAnsi" w:eastAsia="黑体"/>
       <w:color w:themeColor="text1" w:val="000000"/>
     </w:rPr>
     <w:tblPr>
@@ -11369,6 +11927,7 @@
     </w:tcPr>
     <w:tblStylePr w:type="firstRow">
       <w:rPr>
+        <w:rFonts w:eastAsia="黑体"/>
         <w:b/>
         <w:bCs/>
         <w:color w:themeColor="text1" w:val="000000"/>
@@ -11380,6 +11939,7 @@
     </w:tblStylePr>
     <w:tblStylePr w:type="lastRow">
       <w:rPr>
+        <w:rFonts w:eastAsia="黑体"/>
         <w:b/>
         <w:bCs/>
         <w:color w:themeColor="text1" w:val="000000"/>
@@ -11399,6 +11959,7 @@
     </w:tblStylePr>
     <w:tblStylePr w:type="firstCol">
       <w:rPr>
+        <w:rFonts w:eastAsia="黑体"/>
         <w:b/>
         <w:bCs/>
         <w:color w:themeColor="text1" w:val="000000"/>
@@ -11418,6 +11979,7 @@
     </w:tblStylePr>
     <w:tblStylePr w:type="lastCol">
       <w:rPr>
+        <w:rFonts w:eastAsia="黑体"/>
         <w:b w:val="0"/>
         <w:bCs w:val="0"/>
         <w:color w:themeColor="text1" w:val="000000"/>
@@ -11467,7 +12029,7 @@
       <w:spacing w:after="0" w:line="240" w:lineRule="auto"/>
     </w:pPr>
     <w:rPr>
-      <w:rFonts w:asciiTheme="majorHAnsi" w:cstheme="majorBidi" w:eastAsiaTheme="majorEastAsia" w:hAnsiTheme="majorHAnsi"/>
+      <w:rFonts w:asciiTheme="majorHAnsi" w:cstheme="majorBidi" w:hAnsiTheme="majorHAnsi" w:eastAsia="黑体"/>
       <w:color w:themeColor="text1" w:val="000000"/>
     </w:rPr>
     <w:tblPr>
@@ -11494,6 +12056,7 @@
     </w:tcPr>
     <w:tblStylePr w:type="firstRow">
       <w:rPr>
+        <w:rFonts w:eastAsia="黑体"/>
         <w:b/>
         <w:bCs/>
         <w:color w:themeColor="text1" w:val="000000"/>
@@ -11505,6 +12068,7 @@
     </w:tblStylePr>
     <w:tblStylePr w:type="lastRow">
       <w:rPr>
+        <w:rFonts w:eastAsia="黑体"/>
         <w:b/>
         <w:bCs/>
         <w:color w:themeColor="text1" w:val="000000"/>
@@ -11524,6 +12088,7 @@
     </w:tblStylePr>
     <w:tblStylePr w:type="firstCol">
       <w:rPr>
+        <w:rFonts w:eastAsia="黑体"/>
         <w:b/>
         <w:bCs/>
         <w:color w:themeColor="text1" w:val="000000"/>
@@ -11543,6 +12108,7 @@
     </w:tblStylePr>
     <w:tblStylePr w:type="lastCol">
       <w:rPr>
+        <w:rFonts w:eastAsia="黑体"/>
         <w:b w:val="0"/>
         <w:bCs w:val="0"/>
         <w:color w:themeColor="text1" w:val="000000"/>
@@ -11615,6 +12181,7 @@
     </w:tcPr>
     <w:tblStylePr w:type="firstRow">
       <w:rPr>
+        <w:rFonts w:eastAsia="黑体"/>
         <w:b/>
         <w:bCs/>
         <w:i w:val="0"/>
@@ -11636,6 +12203,7 @@
     </w:tblStylePr>
     <w:tblStylePr w:type="lastRow">
       <w:rPr>
+        <w:rFonts w:eastAsia="黑体"/>
         <w:b/>
         <w:bCs/>
         <w:i w:val="0"/>
@@ -11657,6 +12225,7 @@
     </w:tblStylePr>
     <w:tblStylePr w:type="firstCol">
       <w:rPr>
+        <w:rFonts w:eastAsia="黑体"/>
         <w:b/>
         <w:bCs/>
         <w:i w:val="0"/>
@@ -11676,6 +12245,7 @@
     </w:tblStylePr>
     <w:tblStylePr w:type="lastCol">
       <w:rPr>
+        <w:rFonts w:eastAsia="黑体"/>
         <w:b/>
         <w:bCs/>
         <w:i w:val="0"/>
@@ -11756,6 +12326,7 @@
     </w:tcPr>
     <w:tblStylePr w:type="firstRow">
       <w:rPr>
+        <w:rFonts w:eastAsia="黑体"/>
         <w:b/>
         <w:bCs/>
         <w:i w:val="0"/>
@@ -11777,6 +12348,7 @@
     </w:tblStylePr>
     <w:tblStylePr w:type="lastRow">
       <w:rPr>
+        <w:rFonts w:eastAsia="黑体"/>
         <w:b/>
         <w:bCs/>
         <w:i w:val="0"/>
@@ -11798,6 +12370,7 @@
     </w:tblStylePr>
     <w:tblStylePr w:type="firstCol">
       <w:rPr>
+        <w:rFonts w:eastAsia="黑体"/>
         <w:b/>
         <w:bCs/>
         <w:i w:val="0"/>
@@ -11817,6 +12390,7 @@
     </w:tblStylePr>
     <w:tblStylePr w:type="lastCol">
       <w:rPr>
+        <w:rFonts w:eastAsia="黑体"/>
         <w:b/>
         <w:bCs/>
         <w:i w:val="0"/>
@@ -11897,6 +12471,7 @@
     </w:tcPr>
     <w:tblStylePr w:type="firstRow">
       <w:rPr>
+        <w:rFonts w:eastAsia="黑体"/>
         <w:b/>
         <w:bCs/>
         <w:i w:val="0"/>
@@ -11918,6 +12493,7 @@
     </w:tblStylePr>
     <w:tblStylePr w:type="lastRow">
       <w:rPr>
+        <w:rFonts w:eastAsia="黑体"/>
         <w:b/>
         <w:bCs/>
         <w:i w:val="0"/>
@@ -11939,6 +12515,7 @@
     </w:tblStylePr>
     <w:tblStylePr w:type="firstCol">
       <w:rPr>
+        <w:rFonts w:eastAsia="黑体"/>
         <w:b/>
         <w:bCs/>
         <w:i w:val="0"/>
@@ -11958,6 +12535,7 @@
     </w:tblStylePr>
     <w:tblStylePr w:type="lastCol">
       <w:rPr>
+        <w:rFonts w:eastAsia="黑体"/>
         <w:b/>
         <w:bCs/>
         <w:i w:val="0"/>
@@ -12038,6 +12616,7 @@
     </w:tcPr>
     <w:tblStylePr w:type="firstRow">
       <w:rPr>
+        <w:rFonts w:eastAsia="黑体"/>
         <w:b/>
         <w:bCs/>
         <w:i w:val="0"/>
@@ -12059,6 +12638,7 @@
     </w:tblStylePr>
     <w:tblStylePr w:type="lastRow">
       <w:rPr>
+        <w:rFonts w:eastAsia="黑体"/>
         <w:b/>
         <w:bCs/>
         <w:i w:val="0"/>
@@ -12080,6 +12660,7 @@
     </w:tblStylePr>
     <w:tblStylePr w:type="firstCol">
       <w:rPr>
+        <w:rFonts w:eastAsia="黑体"/>
         <w:b/>
         <w:bCs/>
         <w:i w:val="0"/>
@@ -12099,6 +12680,7 @@
     </w:tblStylePr>
     <w:tblStylePr w:type="lastCol">
       <w:rPr>
+        <w:rFonts w:eastAsia="黑体"/>
         <w:b/>
         <w:bCs/>
         <w:i w:val="0"/>
@@ -12179,6 +12761,7 @@
     </w:tcPr>
     <w:tblStylePr w:type="firstRow">
       <w:rPr>
+        <w:rFonts w:eastAsia="黑体"/>
         <w:b/>
         <w:bCs/>
         <w:i w:val="0"/>
@@ -12200,6 +12783,7 @@
     </w:tblStylePr>
     <w:tblStylePr w:type="lastRow">
       <w:rPr>
+        <w:rFonts w:eastAsia="黑体"/>
         <w:b/>
         <w:bCs/>
         <w:i w:val="0"/>
@@ -12221,6 +12805,7 @@
     </w:tblStylePr>
     <w:tblStylePr w:type="firstCol">
       <w:rPr>
+        <w:rFonts w:eastAsia="黑体"/>
         <w:b/>
         <w:bCs/>
         <w:i w:val="0"/>
@@ -12240,6 +12825,7 @@
     </w:tblStylePr>
     <w:tblStylePr w:type="lastCol">
       <w:rPr>
+        <w:rFonts w:eastAsia="黑体"/>
         <w:b/>
         <w:bCs/>
         <w:i w:val="0"/>
@@ -12320,6 +12906,7 @@
     </w:tcPr>
     <w:tblStylePr w:type="firstRow">
       <w:rPr>
+        <w:rFonts w:eastAsia="黑体"/>
         <w:b/>
         <w:bCs/>
         <w:i w:val="0"/>
@@ -12341,6 +12928,7 @@
     </w:tblStylePr>
     <w:tblStylePr w:type="lastRow">
       <w:rPr>
+        <w:rFonts w:eastAsia="黑体"/>
         <w:b/>
         <w:bCs/>
         <w:i w:val="0"/>
@@ -12362,6 +12950,7 @@
     </w:tblStylePr>
     <w:tblStylePr w:type="firstCol">
       <w:rPr>
+        <w:rFonts w:eastAsia="黑体"/>
         <w:b/>
         <w:bCs/>
         <w:i w:val="0"/>
@@ -12381,6 +12970,7 @@
     </w:tblStylePr>
     <w:tblStylePr w:type="lastCol">
       <w:rPr>
+        <w:rFonts w:eastAsia="黑体"/>
         <w:b/>
         <w:bCs/>
         <w:i w:val="0"/>
@@ -12461,6 +13051,7 @@
     </w:tcPr>
     <w:tblStylePr w:type="firstRow">
       <w:rPr>
+        <w:rFonts w:eastAsia="黑体"/>
         <w:b/>
         <w:bCs/>
         <w:i w:val="0"/>
@@ -12482,6 +13073,7 @@
     </w:tblStylePr>
     <w:tblStylePr w:type="lastRow">
       <w:rPr>
+        <w:rFonts w:eastAsia="黑体"/>
         <w:b/>
         <w:bCs/>
         <w:i w:val="0"/>
@@ -12503,6 +13095,7 @@
     </w:tblStylePr>
     <w:tblStylePr w:type="firstCol">
       <w:rPr>
+        <w:rFonts w:eastAsia="黑体"/>
         <w:b/>
         <w:bCs/>
         <w:i w:val="0"/>
@@ -12522,6 +13115,7 @@
     </w:tblStylePr>
     <w:tblStylePr w:type="lastCol">
       <w:rPr>
+        <w:rFonts w:eastAsia="黑体"/>
         <w:b/>
         <w:bCs/>
         <w:i w:val="0"/>
@@ -12579,6 +13173,7 @@
       <w:spacing w:after="0" w:line="240" w:lineRule="auto"/>
     </w:pPr>
     <w:rPr>
+      <w:rFonts w:eastAsia="黑体"/>
       <w:color w:themeColor="background1" w:val="FFFFFF"/>
     </w:rPr>
     <w:tblPr>
@@ -12597,6 +13192,7 @@
     </w:tcPr>
     <w:tblStylePr w:type="firstRow">
       <w:rPr>
+        <w:rFonts w:eastAsia="黑体"/>
         <w:b/>
         <w:bCs/>
       </w:rPr>
@@ -12693,6 +13289,7 @@
       <w:spacing w:after="0" w:line="240" w:lineRule="auto"/>
     </w:pPr>
     <w:rPr>
+      <w:rFonts w:eastAsia="黑体"/>
       <w:color w:themeColor="background1" w:val="FFFFFF"/>
     </w:rPr>
     <w:tblPr>
@@ -12711,6 +13308,7 @@
     </w:tcPr>
     <w:tblStylePr w:type="firstRow">
       <w:rPr>
+        <w:rFonts w:eastAsia="黑体"/>
         <w:b/>
         <w:bCs/>
       </w:rPr>
@@ -12807,6 +13405,7 @@
       <w:spacing w:after="0" w:line="240" w:lineRule="auto"/>
     </w:pPr>
     <w:rPr>
+      <w:rFonts w:eastAsia="黑体"/>
       <w:color w:themeColor="background1" w:val="FFFFFF"/>
     </w:rPr>
     <w:tblPr>
@@ -12825,6 +13424,7 @@
     </w:tcPr>
     <w:tblStylePr w:type="firstRow">
       <w:rPr>
+        <w:rFonts w:eastAsia="黑体"/>
         <w:b/>
         <w:bCs/>
       </w:rPr>
@@ -12921,6 +13521,7 @@
       <w:spacing w:after="0" w:line="240" w:lineRule="auto"/>
     </w:pPr>
     <w:rPr>
+      <w:rFonts w:eastAsia="黑体"/>
       <w:color w:themeColor="background1" w:val="FFFFFF"/>
     </w:rPr>
     <w:tblPr>
@@ -12939,6 +13540,7 @@
     </w:tcPr>
     <w:tblStylePr w:type="firstRow">
       <w:rPr>
+        <w:rFonts w:eastAsia="黑体"/>
         <w:b/>
         <w:bCs/>
       </w:rPr>
@@ -13035,6 +13637,7 @@
       <w:spacing w:after="0" w:line="240" w:lineRule="auto"/>
     </w:pPr>
     <w:rPr>
+      <w:rFonts w:eastAsia="黑体"/>
       <w:color w:themeColor="background1" w:val="FFFFFF"/>
     </w:rPr>
     <w:tblPr>
@@ -13053,6 +13656,7 @@
     </w:tcPr>
     <w:tblStylePr w:type="firstRow">
       <w:rPr>
+        <w:rFonts w:eastAsia="黑体"/>
         <w:b/>
         <w:bCs/>
       </w:rPr>
@@ -13149,6 +13753,7 @@
       <w:spacing w:after="0" w:line="240" w:lineRule="auto"/>
     </w:pPr>
     <w:rPr>
+      <w:rFonts w:eastAsia="黑体"/>
       <w:color w:themeColor="background1" w:val="FFFFFF"/>
     </w:rPr>
     <w:tblPr>
@@ -13167,6 +13772,7 @@
     </w:tcPr>
     <w:tblStylePr w:type="firstRow">
       <w:rPr>
+        <w:rFonts w:eastAsia="黑体"/>
         <w:b/>
         <w:bCs/>
       </w:rPr>
@@ -13263,6 +13869,7 @@
       <w:spacing w:after="0" w:line="240" w:lineRule="auto"/>
     </w:pPr>
     <w:rPr>
+      <w:rFonts w:eastAsia="黑体"/>
       <w:color w:themeColor="background1" w:val="FFFFFF"/>
     </w:rPr>
     <w:tblPr>
@@ -13281,6 +13888,7 @@
     </w:tcPr>
     <w:tblStylePr w:type="firstRow">
       <w:rPr>
+        <w:rFonts w:eastAsia="黑体"/>
         <w:b/>
         <w:bCs/>
       </w:rPr>
@@ -13377,6 +13985,7 @@
       <w:spacing w:after="0" w:line="240" w:lineRule="auto"/>
     </w:pPr>
     <w:rPr>
+      <w:rFonts w:eastAsia="黑体"/>
       <w:color w:themeColor="text1" w:val="000000"/>
     </w:rPr>
     <w:tblPr>
@@ -13403,6 +14012,7 @@
     </w:tcPr>
     <w:tblStylePr w:type="firstRow">
       <w:rPr>
+        <w:rFonts w:eastAsia="黑体"/>
         <w:b/>
         <w:bCs/>
       </w:rPr>
@@ -13421,6 +14031,7 @@
     </w:tblStylePr>
     <w:tblStylePr w:type="lastRow">
       <w:rPr>
+        <w:rFonts w:eastAsia="黑体"/>
         <w:b/>
         <w:bCs/>
         <w:color w:themeColor="background1" w:val="FFFFFF"/>
@@ -13435,6 +14046,7 @@
     </w:tblStylePr>
     <w:tblStylePr w:type="firstCol">
       <w:rPr>
+        <w:rFonts w:eastAsia="黑体"/>
         <w:color w:themeColor="background1" w:val="FFFFFF"/>
       </w:rPr>
       <w:tblPr/>
@@ -13452,6 +14064,7 @@
     </w:tblStylePr>
     <w:tblStylePr w:type="lastCol">
       <w:rPr>
+        <w:rFonts w:eastAsia="黑体"/>
         <w:color w:themeColor="background1" w:val="FFFFFF"/>
       </w:rPr>
       <w:tblPr/>
@@ -13481,11 +14094,13 @@
     </w:tblStylePr>
     <w:tblStylePr w:type="neCell">
       <w:rPr>
+        <w:rFonts w:eastAsia="黑体"/>
         <w:color w:themeColor="text1" w:val="000000"/>
       </w:rPr>
     </w:tblStylePr>
     <w:tblStylePr w:type="nwCell">
       <w:rPr>
+        <w:rFonts w:eastAsia="黑体"/>
         <w:color w:themeColor="text1" w:val="000000"/>
       </w:rPr>
     </w:tblStylePr>
@@ -13499,6 +14114,7 @@
       <w:spacing w:after="0" w:line="240" w:lineRule="auto"/>
     </w:pPr>
     <w:rPr>
+      <w:rFonts w:eastAsia="黑体"/>
       <w:color w:themeColor="text1" w:val="000000"/>
     </w:rPr>
     <w:tblPr>
@@ -13525,6 +14141,7 @@
     </w:tcPr>
     <w:tblStylePr w:type="firstRow">
       <w:rPr>
+        <w:rFonts w:eastAsia="黑体"/>
         <w:b/>
         <w:bCs/>
       </w:rPr>
@@ -13543,6 +14160,7 @@
     </w:tblStylePr>
     <w:tblStylePr w:type="lastRow">
       <w:rPr>
+        <w:rFonts w:eastAsia="黑体"/>
         <w:b/>
         <w:bCs/>
         <w:color w:themeColor="background1" w:val="FFFFFF"/>
@@ -13557,6 +14175,7 @@
     </w:tblStylePr>
     <w:tblStylePr w:type="firstCol">
       <w:rPr>
+        <w:rFonts w:eastAsia="黑体"/>
         <w:color w:themeColor="background1" w:val="FFFFFF"/>
       </w:rPr>
       <w:tblPr/>
@@ -13574,6 +14193,7 @@
     </w:tblStylePr>
     <w:tblStylePr w:type="lastCol">
       <w:rPr>
+        <w:rFonts w:eastAsia="黑体"/>
         <w:color w:themeColor="background1" w:val="FFFFFF"/>
       </w:rPr>
       <w:tblPr/>
@@ -13603,11 +14223,13 @@
     </w:tblStylePr>
     <w:tblStylePr w:type="neCell">
       <w:rPr>
+        <w:rFonts w:eastAsia="黑体"/>
         <w:color w:themeColor="text1" w:val="000000"/>
       </w:rPr>
     </w:tblStylePr>
     <w:tblStylePr w:type="nwCell">
       <w:rPr>
+        <w:rFonts w:eastAsia="黑体"/>
         <w:color w:themeColor="text1" w:val="000000"/>
       </w:rPr>
     </w:tblStylePr>
@@ -13621,6 +14243,7 @@
       <w:spacing w:after="0" w:line="240" w:lineRule="auto"/>
     </w:pPr>
     <w:rPr>
+      <w:rFonts w:eastAsia="黑体"/>
       <w:color w:themeColor="text1" w:val="000000"/>
     </w:rPr>
     <w:tblPr>
@@ -13647,6 +14270,7 @@
     </w:tcPr>
     <w:tblStylePr w:type="firstRow">
       <w:rPr>
+        <w:rFonts w:eastAsia="黑体"/>
         <w:b/>
         <w:bCs/>
       </w:rPr>
@@ -13665,6 +14289,7 @@
     </w:tblStylePr>
     <w:tblStylePr w:type="lastRow">
       <w:rPr>
+        <w:rFonts w:eastAsia="黑体"/>
         <w:b/>
         <w:bCs/>
         <w:color w:themeColor="background1" w:val="FFFFFF"/>
@@ -13679,6 +14304,7 @@
     </w:tblStylePr>
     <w:tblStylePr w:type="firstCol">
       <w:rPr>
+        <w:rFonts w:eastAsia="黑体"/>
         <w:color w:themeColor="background1" w:val="FFFFFF"/>
       </w:rPr>
       <w:tblPr/>
@@ -13696,6 +14322,7 @@
     </w:tblStylePr>
     <w:tblStylePr w:type="lastCol">
       <w:rPr>
+        <w:rFonts w:eastAsia="黑体"/>
         <w:color w:themeColor="background1" w:val="FFFFFF"/>
       </w:rPr>
       <w:tblPr/>
@@ -13725,11 +14352,13 @@
     </w:tblStylePr>
     <w:tblStylePr w:type="neCell">
       <w:rPr>
+        <w:rFonts w:eastAsia="黑体"/>
         <w:color w:themeColor="text1" w:val="000000"/>
       </w:rPr>
     </w:tblStylePr>
     <w:tblStylePr w:type="nwCell">
       <w:rPr>
+        <w:rFonts w:eastAsia="黑体"/>
         <w:color w:themeColor="text1" w:val="000000"/>
       </w:rPr>
     </w:tblStylePr>
@@ -13743,6 +14372,7 @@
       <w:spacing w:after="0" w:line="240" w:lineRule="auto"/>
     </w:pPr>
     <w:rPr>
+      <w:rFonts w:eastAsia="黑体"/>
       <w:color w:themeColor="text1" w:val="000000"/>
     </w:rPr>
     <w:tblPr>
@@ -13769,6 +14399,7 @@
     </w:tcPr>
     <w:tblStylePr w:type="firstRow">
       <w:rPr>
+        <w:rFonts w:eastAsia="黑体"/>
         <w:b/>
         <w:bCs/>
       </w:rPr>
@@ -13787,6 +14418,7 @@
     </w:tblStylePr>
     <w:tblStylePr w:type="lastRow">
       <w:rPr>
+        <w:rFonts w:eastAsia="黑体"/>
         <w:b/>
         <w:bCs/>
         <w:color w:themeColor="background1" w:val="FFFFFF"/>
@@ -13801,6 +14433,7 @@
     </w:tblStylePr>
     <w:tblStylePr w:type="firstCol">
       <w:rPr>
+        <w:rFonts w:eastAsia="黑体"/>
         <w:color w:themeColor="background1" w:val="FFFFFF"/>
       </w:rPr>
       <w:tblPr/>
@@ -13818,6 +14451,7 @@
     </w:tblStylePr>
     <w:tblStylePr w:type="lastCol">
       <w:rPr>
+        <w:rFonts w:eastAsia="黑体"/>
         <w:color w:themeColor="background1" w:val="FFFFFF"/>
       </w:rPr>
       <w:tblPr/>
@@ -13855,6 +14489,7 @@
       <w:spacing w:after="0" w:line="240" w:lineRule="auto"/>
     </w:pPr>
     <w:rPr>
+      <w:rFonts w:eastAsia="黑体"/>
       <w:color w:themeColor="text1" w:val="000000"/>
     </w:rPr>
     <w:tblPr>
@@ -13881,6 +14516,7 @@
     </w:tcPr>
     <w:tblStylePr w:type="firstRow">
       <w:rPr>
+        <w:rFonts w:eastAsia="黑体"/>
         <w:b/>
         <w:bCs/>
       </w:rPr>
@@ -13899,6 +14535,7 @@
     </w:tblStylePr>
     <w:tblStylePr w:type="lastRow">
       <w:rPr>
+        <w:rFonts w:eastAsia="黑体"/>
         <w:b/>
         <w:bCs/>
         <w:color w:themeColor="background1" w:val="FFFFFF"/>
@@ -13913,6 +14550,7 @@
     </w:tblStylePr>
     <w:tblStylePr w:type="firstCol">
       <w:rPr>
+        <w:rFonts w:eastAsia="黑体"/>
         <w:color w:themeColor="background1" w:val="FFFFFF"/>
       </w:rPr>
       <w:tblPr/>
@@ -13930,6 +14568,7 @@
     </w:tblStylePr>
     <w:tblStylePr w:type="lastCol">
       <w:rPr>
+        <w:rFonts w:eastAsia="黑体"/>
         <w:color w:themeColor="background1" w:val="FFFFFF"/>
       </w:rPr>
       <w:tblPr/>
@@ -13959,11 +14598,13 @@
     </w:tblStylePr>
     <w:tblStylePr w:type="neCell">
       <w:rPr>
+        <w:rFonts w:eastAsia="黑体"/>
         <w:color w:themeColor="text1" w:val="000000"/>
       </w:rPr>
     </w:tblStylePr>
     <w:tblStylePr w:type="nwCell">
       <w:rPr>
+        <w:rFonts w:eastAsia="黑体"/>
         <w:color w:themeColor="text1" w:val="000000"/>
       </w:rPr>
     </w:tblStylePr>
@@ -13977,6 +14618,7 @@
       <w:spacing w:after="0" w:line="240" w:lineRule="auto"/>
     </w:pPr>
     <w:rPr>
+      <w:rFonts w:eastAsia="黑体"/>
       <w:color w:themeColor="text1" w:val="000000"/>
     </w:rPr>
     <w:tblPr>
@@ -14003,6 +14645,7 @@
     </w:tcPr>
     <w:tblStylePr w:type="firstRow">
       <w:rPr>
+        <w:rFonts w:eastAsia="黑体"/>
         <w:b/>
         <w:bCs/>
       </w:rPr>
@@ -14021,6 +14664,7 @@
     </w:tblStylePr>
     <w:tblStylePr w:type="lastRow">
       <w:rPr>
+        <w:rFonts w:eastAsia="黑体"/>
         <w:b/>
         <w:bCs/>
         <w:color w:themeColor="background1" w:val="FFFFFF"/>
@@ -14035,6 +14679,7 @@
     </w:tblStylePr>
     <w:tblStylePr w:type="firstCol">
       <w:rPr>
+        <w:rFonts w:eastAsia="黑体"/>
         <w:color w:themeColor="background1" w:val="FFFFFF"/>
       </w:rPr>
       <w:tblPr/>
@@ -14052,6 +14697,7 @@
     </w:tblStylePr>
     <w:tblStylePr w:type="lastCol">
       <w:rPr>
+        <w:rFonts w:eastAsia="黑体"/>
         <w:color w:themeColor="background1" w:val="FFFFFF"/>
       </w:rPr>
       <w:tblPr/>
@@ -14081,11 +14727,13 @@
     </w:tblStylePr>
     <w:tblStylePr w:type="neCell">
       <w:rPr>
+        <w:rFonts w:eastAsia="黑体"/>
         <w:color w:themeColor="text1" w:val="000000"/>
       </w:rPr>
     </w:tblStylePr>
     <w:tblStylePr w:type="nwCell">
       <w:rPr>
+        <w:rFonts w:eastAsia="黑体"/>
         <w:color w:themeColor="text1" w:val="000000"/>
       </w:rPr>
     </w:tblStylePr>
@@ -14099,6 +14747,7 @@
       <w:spacing w:after="0" w:line="240" w:lineRule="auto"/>
     </w:pPr>
     <w:rPr>
+      <w:rFonts w:eastAsia="黑体"/>
       <w:color w:themeColor="text1" w:val="000000"/>
     </w:rPr>
     <w:tblPr>
@@ -14125,6 +14774,7 @@
     </w:tcPr>
     <w:tblStylePr w:type="firstRow">
       <w:rPr>
+        <w:rFonts w:eastAsia="黑体"/>
         <w:b/>
         <w:bCs/>
       </w:rPr>
@@ -14143,6 +14793,7 @@
     </w:tblStylePr>
     <w:tblStylePr w:type="lastRow">
       <w:rPr>
+        <w:rFonts w:eastAsia="黑体"/>
         <w:b/>
         <w:bCs/>
         <w:color w:themeColor="background1" w:val="FFFFFF"/>
@@ -14157,6 +14808,7 @@
     </w:tblStylePr>
     <w:tblStylePr w:type="firstCol">
       <w:rPr>
+        <w:rFonts w:eastAsia="黑体"/>
         <w:color w:themeColor="background1" w:val="FFFFFF"/>
       </w:rPr>
       <w:tblPr/>
@@ -14174,6 +14826,7 @@
     </w:tblStylePr>
     <w:tblStylePr w:type="lastCol">
       <w:rPr>
+        <w:rFonts w:eastAsia="黑体"/>
         <w:color w:themeColor="background1" w:val="FFFFFF"/>
       </w:rPr>
       <w:tblPr/>
@@ -14203,11 +14856,13 @@
     </w:tblStylePr>
     <w:tblStylePr w:type="neCell">
       <w:rPr>
+        <w:rFonts w:eastAsia="黑体"/>
         <w:color w:themeColor="text1" w:val="000000"/>
       </w:rPr>
     </w:tblStylePr>
     <w:tblStylePr w:type="nwCell">
       <w:rPr>
+        <w:rFonts w:eastAsia="黑体"/>
         <w:color w:themeColor="text1" w:val="000000"/>
       </w:rPr>
     </w:tblStylePr>
@@ -14221,6 +14876,7 @@
       <w:spacing w:after="0" w:line="240" w:lineRule="auto"/>
     </w:pPr>
     <w:rPr>
+      <w:rFonts w:eastAsia="黑体"/>
       <w:color w:themeColor="text1" w:val="000000"/>
     </w:rPr>
     <w:tblPr>
@@ -14239,6 +14895,7 @@
     </w:tcPr>
     <w:tblStylePr w:type="firstRow">
       <w:rPr>
+        <w:rFonts w:eastAsia="黑体"/>
         <w:b/>
         <w:bCs/>
         <w:color w:themeColor="background1" w:val="FFFFFF"/>
@@ -14253,6 +14910,7 @@
     </w:tblStylePr>
     <w:tblStylePr w:type="lastRow">
       <w:rPr>
+        <w:rFonts w:eastAsia="黑体"/>
         <w:b/>
         <w:bCs/>
         <w:color w:themeColor="accent2" w:themeShade="CC" w:val="9E3A38"/>
@@ -14267,12 +14925,14 @@
     </w:tblStylePr>
     <w:tblStylePr w:type="firstCol">
       <w:rPr>
+        <w:rFonts w:eastAsia="黑体"/>
         <w:b/>
         <w:bCs/>
       </w:rPr>
     </w:tblStylePr>
     <w:tblStylePr w:type="lastCol">
       <w:rPr>
+        <w:rFonts w:eastAsia="黑体"/>
         <w:b/>
         <w:bCs/>
       </w:rPr>
@@ -14307,6 +14967,7 @@
       <w:spacing w:after="0" w:line="240" w:lineRule="auto"/>
     </w:pPr>
     <w:rPr>
+      <w:rFonts w:eastAsia="黑体"/>
       <w:color w:themeColor="text1" w:val="000000"/>
     </w:rPr>
     <w:tblPr>
@@ -14325,6 +14986,7 @@
     </w:tcPr>
     <w:tblStylePr w:type="firstRow">
       <w:rPr>
+        <w:rFonts w:eastAsia="黑体"/>
         <w:b/>
         <w:bCs/>
         <w:color w:themeColor="background1" w:val="FFFFFF"/>
@@ -14339,6 +15001,7 @@
     </w:tblStylePr>
     <w:tblStylePr w:type="lastRow">
       <w:rPr>
+        <w:rFonts w:eastAsia="黑体"/>
         <w:b/>
         <w:bCs/>
         <w:color w:themeColor="accent2" w:themeShade="CC" w:val="9E3A38"/>
@@ -14353,12 +15016,14 @@
     </w:tblStylePr>
     <w:tblStylePr w:type="firstCol">
       <w:rPr>
+        <w:rFonts w:eastAsia="黑体"/>
         <w:b/>
         <w:bCs/>
       </w:rPr>
     </w:tblStylePr>
     <w:tblStylePr w:type="lastCol">
       <w:rPr>
+        <w:rFonts w:eastAsia="黑体"/>
         <w:b/>
         <w:bCs/>
       </w:rPr>
@@ -14393,6 +15058,7 @@
       <w:spacing w:after="0" w:line="240" w:lineRule="auto"/>
     </w:pPr>
     <w:rPr>
+      <w:rFonts w:eastAsia="黑体"/>
       <w:color w:themeColor="text1" w:val="000000"/>
     </w:rPr>
     <w:tblPr>
@@ -14411,6 +15077,7 @@
     </w:tcPr>
     <w:tblStylePr w:type="firstRow">
       <w:rPr>
+        <w:rFonts w:eastAsia="黑体"/>
         <w:b/>
         <w:bCs/>
         <w:color w:themeColor="background1" w:val="FFFFFF"/>
@@ -14425,6 +15092,7 @@
     </w:tblStylePr>
     <w:tblStylePr w:type="lastRow">
       <w:rPr>
+        <w:rFonts w:eastAsia="黑体"/>
         <w:b/>
         <w:bCs/>
         <w:color w:themeColor="accent2" w:themeShade="CC" w:val="9E3A38"/>
@@ -14439,12 +15107,14 @@
     </w:tblStylePr>
     <w:tblStylePr w:type="firstCol">
       <w:rPr>
+        <w:rFonts w:eastAsia="黑体"/>
         <w:b/>
         <w:bCs/>
       </w:rPr>
     </w:tblStylePr>
     <w:tblStylePr w:type="lastCol">
       <w:rPr>
+        <w:rFonts w:eastAsia="黑体"/>
         <w:b/>
         <w:bCs/>
       </w:rPr>
@@ -14479,6 +15149,7 @@
       <w:spacing w:after="0" w:line="240" w:lineRule="auto"/>
     </w:pPr>
     <w:rPr>
+      <w:rFonts w:eastAsia="黑体"/>
       <w:color w:themeColor="text1" w:val="000000"/>
     </w:rPr>
     <w:tblPr>
@@ -14497,6 +15168,7 @@
     </w:tcPr>
     <w:tblStylePr w:type="firstRow">
       <w:rPr>
+        <w:rFonts w:eastAsia="黑体"/>
         <w:b/>
         <w:bCs/>
         <w:color w:themeColor="background1" w:val="FFFFFF"/>
@@ -14511,6 +15183,7 @@
     </w:tblStylePr>
     <w:tblStylePr w:type="lastRow">
       <w:rPr>
+        <w:rFonts w:eastAsia="黑体"/>
         <w:b/>
         <w:bCs/>
         <w:color w:themeColor="accent4" w:themeShade="CC" w:val="664E82"/>
@@ -14525,12 +15198,14 @@
     </w:tblStylePr>
     <w:tblStylePr w:type="firstCol">
       <w:rPr>
+        <w:rFonts w:eastAsia="黑体"/>
         <w:b/>
         <w:bCs/>
       </w:rPr>
     </w:tblStylePr>
     <w:tblStylePr w:type="lastCol">
       <w:rPr>
+        <w:rFonts w:eastAsia="黑体"/>
         <w:b/>
         <w:bCs/>
       </w:rPr>
@@ -14565,6 +15240,7 @@
       <w:spacing w:after="0" w:line="240" w:lineRule="auto"/>
     </w:pPr>
     <w:rPr>
+      <w:rFonts w:eastAsia="黑体"/>
       <w:color w:themeColor="text1" w:val="000000"/>
     </w:rPr>
     <w:tblPr>
@@ -14583,6 +15259,7 @@
     </w:tcPr>
     <w:tblStylePr w:type="firstRow">
       <w:rPr>
+        <w:rFonts w:eastAsia="黑体"/>
         <w:b/>
         <w:bCs/>
         <w:color w:themeColor="background1" w:val="FFFFFF"/>
@@ -14597,6 +15274,7 @@
     </w:tblStylePr>
     <w:tblStylePr w:type="lastRow">
       <w:rPr>
+        <w:rFonts w:eastAsia="黑体"/>
         <w:b/>
         <w:bCs/>
         <w:color w:themeColor="accent3" w:themeShade="CC" w:val="7E9C40"/>
@@ -14611,12 +15289,14 @@
     </w:tblStylePr>
     <w:tblStylePr w:type="firstCol">
       <w:rPr>
+        <w:rFonts w:eastAsia="黑体"/>
         <w:b/>
         <w:bCs/>
       </w:rPr>
     </w:tblStylePr>
     <w:tblStylePr w:type="lastCol">
       <w:rPr>
+        <w:rFonts w:eastAsia="黑体"/>
         <w:b/>
         <w:bCs/>
       </w:rPr>
@@ -14651,6 +15331,7 @@
       <w:spacing w:after="0" w:line="240" w:lineRule="auto"/>
     </w:pPr>
     <w:rPr>
+      <w:rFonts w:eastAsia="黑体"/>
       <w:color w:themeColor="text1" w:val="000000"/>
     </w:rPr>
     <w:tblPr>
@@ -14669,6 +15350,7 @@
     </w:tcPr>
     <w:tblStylePr w:type="firstRow">
       <w:rPr>
+        <w:rFonts w:eastAsia="黑体"/>
         <w:b/>
         <w:bCs/>
         <w:color w:themeColor="background1" w:val="FFFFFF"/>
@@ -14683,6 +15365,7 @@
     </w:tblStylePr>
     <w:tblStylePr w:type="lastRow">
       <w:rPr>
+        <w:rFonts w:eastAsia="黑体"/>
         <w:b/>
         <w:bCs/>
         <w:color w:themeColor="accent6" w:themeShade="CC" w:val="F2730A"/>
@@ -14697,12 +15380,14 @@
     </w:tblStylePr>
     <w:tblStylePr w:type="firstCol">
       <w:rPr>
+        <w:rFonts w:eastAsia="黑体"/>
         <w:b/>
         <w:bCs/>
       </w:rPr>
     </w:tblStylePr>
     <w:tblStylePr w:type="lastCol">
       <w:rPr>
+        <w:rFonts w:eastAsia="黑体"/>
         <w:b/>
         <w:bCs/>
       </w:rPr>
@@ -14737,6 +15422,7 @@
       <w:spacing w:after="0" w:line="240" w:lineRule="auto"/>
     </w:pPr>
     <w:rPr>
+      <w:rFonts w:eastAsia="黑体"/>
       <w:color w:themeColor="text1" w:val="000000"/>
     </w:rPr>
     <w:tblPr>
@@ -14755,6 +15441,7 @@
     </w:tcPr>
     <w:tblStylePr w:type="firstRow">
       <w:rPr>
+        <w:rFonts w:eastAsia="黑体"/>
         <w:b/>
         <w:bCs/>
         <w:color w:themeColor="background1" w:val="FFFFFF"/>
@@ -14769,6 +15456,7 @@
     </w:tblStylePr>
     <w:tblStylePr w:type="lastRow">
       <w:rPr>
+        <w:rFonts w:eastAsia="黑体"/>
         <w:b/>
         <w:bCs/>
         <w:color w:themeColor="accent5" w:themeShade="CC" w:val="348DA5"/>
@@ -14783,12 +15471,14 @@
     </w:tblStylePr>
     <w:tblStylePr w:type="firstCol">
       <w:rPr>
+        <w:rFonts w:eastAsia="黑体"/>
         <w:b/>
         <w:bCs/>
       </w:rPr>
     </w:tblStylePr>
     <w:tblStylePr w:type="lastCol">
       <w:rPr>
+        <w:rFonts w:eastAsia="黑体"/>
         <w:b/>
         <w:bCs/>
       </w:rPr>
@@ -14823,6 +15513,7 @@
       <w:spacing w:after="0" w:line="240" w:lineRule="auto"/>
     </w:pPr>
     <w:rPr>
+      <w:rFonts w:eastAsia="黑体"/>
       <w:color w:themeColor="text1" w:val="000000"/>
     </w:rPr>
     <w:tblPr>
@@ -14844,6 +15535,7 @@
     </w:tcPr>
     <w:tblStylePr w:type="firstRow">
       <w:rPr>
+        <w:rFonts w:eastAsia="黑体"/>
         <w:b/>
         <w:bCs/>
       </w:rPr>
@@ -14854,6 +15546,7 @@
     </w:tblStylePr>
     <w:tblStylePr w:type="lastRow">
       <w:rPr>
+        <w:rFonts w:eastAsia="黑体"/>
         <w:b/>
         <w:bCs/>
         <w:color w:themeColor="text1" w:val="000000"/>
@@ -14865,6 +15558,7 @@
     </w:tblStylePr>
     <w:tblStylePr w:type="firstCol">
       <w:rPr>
+        <w:rFonts w:eastAsia="黑体"/>
         <w:color w:themeColor="background1" w:val="FFFFFF"/>
       </w:rPr>
       <w:tblPr/>
@@ -14874,6 +15568,7 @@
     </w:tblStylePr>
     <w:tblStylePr w:type="lastCol">
       <w:rPr>
+        <w:rFonts w:eastAsia="黑体"/>
         <w:color w:themeColor="background1" w:val="FFFFFF"/>
       </w:rPr>
       <w:tblPr/>
@@ -14903,6 +15598,7 @@
       <w:spacing w:after="0" w:line="240" w:lineRule="auto"/>
     </w:pPr>
     <w:rPr>
+      <w:rFonts w:eastAsia="黑体"/>
       <w:color w:themeColor="text1" w:val="000000"/>
     </w:rPr>
     <w:tblPr>
@@ -14924,6 +15620,7 @@
     </w:tcPr>
     <w:tblStylePr w:type="firstRow">
       <w:rPr>
+        <w:rFonts w:eastAsia="黑体"/>
         <w:b/>
         <w:bCs/>
       </w:rPr>
@@ -14934,6 +15631,7 @@
     </w:tblStylePr>
     <w:tblStylePr w:type="lastRow">
       <w:rPr>
+        <w:rFonts w:eastAsia="黑体"/>
         <w:b/>
         <w:bCs/>
         <w:color w:themeColor="text1" w:val="000000"/>
@@ -14945,6 +15643,7 @@
     </w:tblStylePr>
     <w:tblStylePr w:type="firstCol">
       <w:rPr>
+        <w:rFonts w:eastAsia="黑体"/>
         <w:color w:themeColor="background1" w:val="FFFFFF"/>
       </w:rPr>
       <w:tblPr/>
@@ -14954,6 +15653,7 @@
     </w:tblStylePr>
     <w:tblStylePr w:type="lastCol">
       <w:rPr>
+        <w:rFonts w:eastAsia="黑体"/>
         <w:color w:themeColor="background1" w:val="FFFFFF"/>
       </w:rPr>
       <w:tblPr/>
@@ -14983,6 +15683,7 @@
       <w:spacing w:after="0" w:line="240" w:lineRule="auto"/>
     </w:pPr>
     <w:rPr>
+      <w:rFonts w:eastAsia="黑体"/>
       <w:color w:themeColor="text1" w:val="000000"/>
     </w:rPr>
     <w:tblPr>
@@ -15004,6 +15705,7 @@
     </w:tcPr>
     <w:tblStylePr w:type="firstRow">
       <w:rPr>
+        <w:rFonts w:eastAsia="黑体"/>
         <w:b/>
         <w:bCs/>
       </w:rPr>
@@ -15014,6 +15716,7 @@
     </w:tblStylePr>
     <w:tblStylePr w:type="lastRow">
       <w:rPr>
+        <w:rFonts w:eastAsia="黑体"/>
         <w:b/>
         <w:bCs/>
         <w:color w:themeColor="text1" w:val="000000"/>
@@ -15025,6 +15728,7 @@
     </w:tblStylePr>
     <w:tblStylePr w:type="firstCol">
       <w:rPr>
+        <w:rFonts w:eastAsia="黑体"/>
         <w:color w:themeColor="background1" w:val="FFFFFF"/>
       </w:rPr>
       <w:tblPr/>
@@ -15034,6 +15738,7 @@
     </w:tblStylePr>
     <w:tblStylePr w:type="lastCol">
       <w:rPr>
+        <w:rFonts w:eastAsia="黑体"/>
         <w:color w:themeColor="background1" w:val="FFFFFF"/>
       </w:rPr>
       <w:tblPr/>
@@ -15063,6 +15768,7 @@
       <w:spacing w:after="0" w:line="240" w:lineRule="auto"/>
     </w:pPr>
     <w:rPr>
+      <w:rFonts w:eastAsia="黑体"/>
       <w:color w:themeColor="text1" w:val="000000"/>
     </w:rPr>
     <w:tblPr>
@@ -15084,6 +15790,7 @@
     </w:tcPr>
     <w:tblStylePr w:type="firstRow">
       <w:rPr>
+        <w:rFonts w:eastAsia="黑体"/>
         <w:b/>
         <w:bCs/>
       </w:rPr>
@@ -15094,6 +15801,7 @@
     </w:tblStylePr>
     <w:tblStylePr w:type="lastRow">
       <w:rPr>
+        <w:rFonts w:eastAsia="黑体"/>
         <w:b/>
         <w:bCs/>
         <w:color w:themeColor="text1" w:val="000000"/>
@@ -15105,6 +15813,7 @@
     </w:tblStylePr>
     <w:tblStylePr w:type="firstCol">
       <w:rPr>
+        <w:rFonts w:eastAsia="黑体"/>
         <w:color w:themeColor="background1" w:val="FFFFFF"/>
       </w:rPr>
       <w:tblPr/>
@@ -15114,6 +15823,7 @@
     </w:tblStylePr>
     <w:tblStylePr w:type="lastCol">
       <w:rPr>
+        <w:rFonts w:eastAsia="黑体"/>
         <w:color w:themeColor="background1" w:val="FFFFFF"/>
       </w:rPr>
       <w:tblPr/>
@@ -15143,6 +15853,7 @@
       <w:spacing w:after="0" w:line="240" w:lineRule="auto"/>
     </w:pPr>
     <w:rPr>
+      <w:rFonts w:eastAsia="黑体"/>
       <w:color w:themeColor="text1" w:val="000000"/>
     </w:rPr>
     <w:tblPr>
@@ -15164,6 +15875,7 @@
     </w:tcPr>
     <w:tblStylePr w:type="firstRow">
       <w:rPr>
+        <w:rFonts w:eastAsia="黑体"/>
         <w:b/>
         <w:bCs/>
       </w:rPr>
@@ -15174,6 +15886,7 @@
     </w:tblStylePr>
     <w:tblStylePr w:type="lastRow">
       <w:rPr>
+        <w:rFonts w:eastAsia="黑体"/>
         <w:b/>
         <w:bCs/>
         <w:color w:themeColor="text1" w:val="000000"/>
@@ -15185,6 +15898,7 @@
     </w:tblStylePr>
     <w:tblStylePr w:type="firstCol">
       <w:rPr>
+        <w:rFonts w:eastAsia="黑体"/>
         <w:color w:themeColor="background1" w:val="FFFFFF"/>
       </w:rPr>
       <w:tblPr/>
@@ -15194,6 +15908,7 @@
     </w:tblStylePr>
     <w:tblStylePr w:type="lastCol">
       <w:rPr>
+        <w:rFonts w:eastAsia="黑体"/>
         <w:color w:themeColor="background1" w:val="FFFFFF"/>
       </w:rPr>
       <w:tblPr/>
@@ -15223,6 +15938,7 @@
       <w:spacing w:after="0" w:line="240" w:lineRule="auto"/>
     </w:pPr>
     <w:rPr>
+      <w:rFonts w:eastAsia="黑体"/>
       <w:color w:themeColor="text1" w:val="000000"/>
     </w:rPr>
     <w:tblPr>
@@ -15244,6 +15960,7 @@
     </w:tcPr>
     <w:tblStylePr w:type="firstRow">
       <w:rPr>
+        <w:rFonts w:eastAsia="黑体"/>
         <w:b/>
         <w:bCs/>
       </w:rPr>
@@ -15254,6 +15971,7 @@
     </w:tblStylePr>
     <w:tblStylePr w:type="lastRow">
       <w:rPr>
+        <w:rFonts w:eastAsia="黑体"/>
         <w:b/>
         <w:bCs/>
         <w:color w:themeColor="text1" w:val="000000"/>
@@ -15265,6 +15983,7 @@
     </w:tblStylePr>
     <w:tblStylePr w:type="firstCol">
       <w:rPr>
+        <w:rFonts w:eastAsia="黑体"/>
         <w:color w:themeColor="background1" w:val="FFFFFF"/>
       </w:rPr>
       <w:tblPr/>
@@ -15274,6 +15993,7 @@
     </w:tblStylePr>
     <w:tblStylePr w:type="lastCol">
       <w:rPr>
+        <w:rFonts w:eastAsia="黑体"/>
         <w:color w:themeColor="background1" w:val="FFFFFF"/>
       </w:rPr>
       <w:tblPr/>
@@ -15303,6 +16023,7 @@
       <w:spacing w:after="0" w:line="240" w:lineRule="auto"/>
     </w:pPr>
     <w:rPr>
+      <w:rFonts w:eastAsia="黑体"/>
       <w:color w:themeColor="text1" w:val="000000"/>
     </w:rPr>
     <w:tblPr>
@@ -15324,6 +16045,7 @@
     </w:tcPr>
     <w:tblStylePr w:type="firstRow">
       <w:rPr>
+        <w:rFonts w:eastAsia="黑体"/>
         <w:b/>
         <w:bCs/>
       </w:rPr>
@@ -15334,6 +16056,7 @@
     </w:tblStylePr>
     <w:tblStylePr w:type="lastRow">
       <w:rPr>
+        <w:rFonts w:eastAsia="黑体"/>
         <w:b/>
         <w:bCs/>
         <w:color w:themeColor="text1" w:val="000000"/>
@@ -15345,6 +16068,7 @@
     </w:tblStylePr>
     <w:tblStylePr w:type="firstCol">
       <w:rPr>
+        <w:rFonts w:eastAsia="黑体"/>
         <w:color w:themeColor="background1" w:val="FFFFFF"/>
       </w:rPr>
       <w:tblPr/>
@@ -15354,6 +16078,7 @@
     </w:tblStylePr>
     <w:tblStylePr w:type="lastCol">
       <w:rPr>
+        <w:rFonts w:eastAsia="黑体"/>
         <w:color w:themeColor="background1" w:val="FFFFFF"/>
       </w:rPr>
       <w:tblPr/>
@@ -15386,6 +16111,7 @@
     <w:name w:val="KeywordTok"/>
     <w:basedOn w:val="VerbatimChar"/>
     <w:rPr>
+      <w:rFonts w:eastAsia="黑体"/>
       <w:b/>
       <w:color w:val="007020"/>
     </w:rPr>
@@ -15394,6 +16120,7 @@
     <w:name w:val="DataTypeTok"/>
     <w:basedOn w:val="VerbatimChar"/>
     <w:rPr>
+      <w:rFonts w:eastAsia="黑体"/>
       <w:color w:val="902000"/>
     </w:rPr>
   </w:style>
@@ -15401,6 +16128,7 @@
     <w:name w:val="DecValTok"/>
     <w:basedOn w:val="VerbatimChar"/>
     <w:rPr>
+      <w:rFonts w:eastAsia="黑体"/>
       <w:color w:val="40a070"/>
     </w:rPr>
   </w:style>
@@ -15408,6 +16136,7 @@
     <w:name w:val="BaseNTok"/>
     <w:basedOn w:val="VerbatimChar"/>
     <w:rPr>
+      <w:rFonts w:eastAsia="黑体"/>
       <w:color w:val="40a070"/>
     </w:rPr>
   </w:style>
@@ -15415,6 +16144,7 @@
     <w:name w:val="FloatTok"/>
     <w:basedOn w:val="VerbatimChar"/>
     <w:rPr>
+      <w:rFonts w:eastAsia="黑体"/>
       <w:color w:val="40a070"/>
     </w:rPr>
   </w:style>
@@ -15422,6 +16152,7 @@
     <w:name w:val="ConstantTok"/>
     <w:basedOn w:val="VerbatimChar"/>
     <w:rPr>
+      <w:rFonts w:eastAsia="黑体"/>
       <w:color w:val="880000"/>
     </w:rPr>
   </w:style>
@@ -15429,6 +16160,7 @@
     <w:name w:val="CharTok"/>
     <w:basedOn w:val="VerbatimChar"/>
     <w:rPr>
+      <w:rFonts w:eastAsia="黑体"/>
       <w:color w:val="4070a0"/>
     </w:rPr>
   </w:style>
@@ -15436,6 +16168,7 @@
     <w:name w:val="SpecialCharTok"/>
     <w:basedOn w:val="VerbatimChar"/>
     <w:rPr>
+      <w:rFonts w:eastAsia="黑体"/>
       <w:color w:val="4070a0"/>
     </w:rPr>
   </w:style>
@@ -15443,6 +16176,7 @@
     <w:name w:val="StringTok"/>
     <w:basedOn w:val="VerbatimChar"/>
     <w:rPr>
+      <w:rFonts w:eastAsia="黑体"/>
       <w:color w:val="4070a0"/>
     </w:rPr>
   </w:style>
@@ -15450,6 +16184,7 @@
     <w:name w:val="VerbatimStringTok"/>
     <w:basedOn w:val="VerbatimChar"/>
     <w:rPr>
+      <w:rFonts w:eastAsia="黑体"/>
       <w:color w:val="4070a0"/>
     </w:rPr>
   </w:style>
@@ -15457,6 +16192,7 @@
     <w:name w:val="SpecialStringTok"/>
     <w:basedOn w:val="VerbatimChar"/>
     <w:rPr>
+      <w:rFonts w:eastAsia="黑体"/>
       <w:color w:val="bb6688"/>
     </w:rPr>
   </w:style>
@@ -15464,6 +16200,7 @@
     <w:name w:val="ImportTok"/>
     <w:basedOn w:val="VerbatimChar"/>
     <w:rPr>
+      <w:rFonts w:eastAsia="黑体"/>
       <w:b/>
       <w:color w:val="008000"/>
     </w:rPr>
@@ -15472,6 +16209,7 @@
     <w:name w:val="CommentTok"/>
     <w:basedOn w:val="VerbatimChar"/>
     <w:rPr>
+      <w:rFonts w:eastAsia="黑体"/>
       <w:i/>
       <w:color w:val="60a0b0"/>
     </w:rPr>
@@ -15480,6 +16218,7 @@
     <w:name w:val="DocumentationTok"/>
     <w:basedOn w:val="VerbatimChar"/>
     <w:rPr>
+      <w:rFonts w:eastAsia="黑体"/>
       <w:i/>
       <w:color w:val="ba2121"/>
     </w:rPr>
@@ -15488,6 +16227,7 @@
     <w:name w:val="AnnotationTok"/>
     <w:basedOn w:val="VerbatimChar"/>
     <w:rPr>
+      <w:rFonts w:eastAsia="黑体"/>
       <w:b/>
       <w:i/>
       <w:color w:val="60a0b0"/>
@@ -15497,6 +16237,7 @@
     <w:name w:val="CommentVarTok"/>
     <w:basedOn w:val="VerbatimChar"/>
     <w:rPr>
+      <w:rFonts w:eastAsia="黑体"/>
       <w:b/>
       <w:i/>
       <w:color w:val="60a0b0"/>
@@ -15506,6 +16247,7 @@
     <w:name w:val="OtherTok"/>
     <w:basedOn w:val="VerbatimChar"/>
     <w:rPr>
+      <w:rFonts w:eastAsia="黑体"/>
       <w:color w:val="007020"/>
     </w:rPr>
   </w:style>
@@ -15513,6 +16255,7 @@
     <w:name w:val="FunctionTok"/>
     <w:basedOn w:val="VerbatimChar"/>
     <w:rPr>
+      <w:rFonts w:eastAsia="黑体"/>
       <w:color w:val="06287e"/>
     </w:rPr>
   </w:style>
@@ -15520,6 +16263,7 @@
     <w:name w:val="VariableTok"/>
     <w:basedOn w:val="VerbatimChar"/>
     <w:rPr>
+      <w:rFonts w:eastAsia="黑体"/>
       <w:color w:val="19177c"/>
     </w:rPr>
   </w:style>
@@ -15527,6 +16271,7 @@
     <w:name w:val="ControlFlowTok"/>
     <w:basedOn w:val="VerbatimChar"/>
     <w:rPr>
+      <w:rFonts w:eastAsia="黑体"/>
       <w:b/>
       <w:color w:val="007020"/>
     </w:rPr>
@@ -15535,6 +16280,7 @@
     <w:name w:val="OperatorTok"/>
     <w:basedOn w:val="VerbatimChar"/>
     <w:rPr>
+      <w:rFonts w:eastAsia="黑体"/>
       <w:color w:val="666666"/>
     </w:rPr>
   </w:style>
@@ -15542,18 +16288,22 @@
     <w:name w:val="BuiltInTok"/>
     <w:basedOn w:val="VerbatimChar"/>
     <w:rPr>
+      <w:rFonts w:eastAsia="黑体"/>
       <w:color w:val="008000"/>
     </w:rPr>
   </w:style>
   <w:style w:type="character" w:customStyle="1" w:styleId="ExtensionTok">
     <w:name w:val="ExtensionTok"/>
     <w:basedOn w:val="VerbatimChar"/>
-    <w:rPr/>
+    <w:rPr>
+      <w:rFonts w:eastAsia="黑体"/>
+    </w:rPr>
   </w:style>
   <w:style w:type="character" w:customStyle="1" w:styleId="PreprocessorTok">
     <w:name w:val="PreprocessorTok"/>
     <w:basedOn w:val="VerbatimChar"/>
     <w:rPr>
+      <w:rFonts w:eastAsia="黑体"/>
       <w:color w:val="bc7a00"/>
     </w:rPr>
   </w:style>
@@ -15561,18 +16311,22 @@
     <w:name w:val="AttributeTok"/>
     <w:basedOn w:val="VerbatimChar"/>
     <w:rPr>
+      <w:rFonts w:eastAsia="黑体"/>
       <w:color w:val="7d9029"/>
     </w:rPr>
   </w:style>
   <w:style w:type="character" w:customStyle="1" w:styleId="RegionMarkerTok">
     <w:name w:val="RegionMarkerTok"/>
     <w:basedOn w:val="VerbatimChar"/>
-    <w:rPr/>
+    <w:rPr>
+      <w:rFonts w:eastAsia="黑体"/>
+    </w:rPr>
   </w:style>
   <w:style w:type="character" w:customStyle="1" w:styleId="InformationTok">
     <w:name w:val="InformationTok"/>
     <w:basedOn w:val="VerbatimChar"/>
     <w:rPr>
+      <w:rFonts w:eastAsia="黑体"/>
       <w:b/>
       <w:i/>
       <w:color w:val="60a0b0"/>
@@ -15582,6 +16336,7 @@
     <w:name w:val="WarningTok"/>
     <w:basedOn w:val="VerbatimChar"/>
     <w:rPr>
+      <w:rFonts w:eastAsia="黑体"/>
       <w:b/>
       <w:i/>
       <w:color w:val="60a0b0"/>
@@ -15591,6 +16346,7 @@
     <w:name w:val="AlertTok"/>
     <w:basedOn w:val="VerbatimChar"/>
     <w:rPr>
+      <w:rFonts w:eastAsia="黑体"/>
       <w:b/>
       <w:color w:val="ff0000"/>
     </w:rPr>
@@ -15599,6 +16355,7 @@
     <w:name w:val="ErrorTok"/>
     <w:basedOn w:val="VerbatimChar"/>
     <w:rPr>
+      <w:rFonts w:eastAsia="黑体"/>
       <w:b/>
       <w:color w:val="ff0000"/>
     </w:rPr>
@@ -15606,7 +16363,9 @@
   <w:style w:type="character" w:customStyle="1" w:styleId="NormalTok">
     <w:name w:val="NormalTok"/>
     <w:basedOn w:val="VerbatimChar"/>
-    <w:rPr/>
+    <w:rPr>
+      <w:rFonts w:eastAsia="黑体"/>
+    </w:rPr>
   </w:style>
 </w:styles>
 </file>
@@ -15655,12 +16414,12 @@
     <a:fontScheme name="Office">
       <a:majorFont>
         <a:latin typeface="Calibri"/>
-        <a:ea typeface=""/>
+        <a:ea typeface="黑体"/>
         <a:cs typeface=""/>
         <a:font script="Jpan" typeface="ＭＳ ゴシック"/>
         <a:font script="Hang" typeface="맑은 고딕"/>
-        <a:font script="Hans" typeface="宋体"/>
-        <a:font script="Hant" typeface="新細明體"/>
+        <a:font script="Hans" typeface="黑体"/>
+        <a:font script="Hant" typeface="黑体"/>
         <a:font script="Arab" typeface="Times New Roman"/>
         <a:font script="Hebr" typeface="Times New Roman"/>
         <a:font script="Thai" typeface="Angsana New"/>
@@ -15690,12 +16449,12 @@
       </a:majorFont>
       <a:minorFont>
         <a:latin typeface="Cambria"/>
-        <a:ea typeface=""/>
+        <a:ea typeface="黑体"/>
         <a:cs typeface=""/>
         <a:font script="Jpan" typeface="ＭＳ 明朝"/>
         <a:font script="Hang" typeface="맑은 고딕"/>
-        <a:font script="Hans" typeface="宋体"/>
-        <a:font script="Hant" typeface="新細明體"/>
+        <a:font script="Hans" typeface="黑体"/>
+        <a:font script="Hant" typeface="黑体"/>
         <a:font script="Arab" typeface="Arial"/>
         <a:font script="Hebr" typeface="Arial"/>
         <a:font script="Thai" typeface="Cordia New"/>

--- a/08-传感器电路/12-其他传感器电路/称重传感器电路/称重传感器电路.docx
+++ b/08-传感器电路/12-其他传感器电路/称重传感器电路/称重传感器电路.docx
@@ -3343,7 +3343,7 @@
           <w:color w:val="555555"/>
           <w:sz w:val="21"/>
         </w:rPr>
-        <w:t>材料收集者：杜文杰，WX手机：19519196569，QQ:3478827729</w:t>
+        <w:t>材料收集者：杜文杰，微信/手机：19519196569，QQ:3478827729</w:t>
       </w:r>
     </w:p>
     <w:sectPr>
